--- a/Documentacion/Informe_Final_Bunker_Ferreteria_POS.docx
+++ b/Documentacion/Informe_Final_Bunker_Ferreteria_POS.docx
@@ -94,16 +94,16 @@
           <wp:inline distB="0" distT="0" distL="0" distR="0">
             <wp:extent cx="2476500" cy="609600"/>
             <wp:effectExtent b="0" l="0" r="0" t="0"/>
-            <wp:docPr id="1" name="image5.png"/>
+            <wp:docPr id="1" name="image8.png"/>
             <a:graphic>
               <a:graphicData uri="http://schemas.openxmlformats.org/drawingml/2006/picture">
                 <pic:pic>
                   <pic:nvPicPr>
-                    <pic:cNvPr id="0" name="image5.png"/>
+                    <pic:cNvPr id="0" name="image8.png"/>
                     <pic:cNvPicPr preferRelativeResize="0"/>
                   </pic:nvPicPr>
                   <pic:blipFill>
-                    <a:blip r:embed="rId6"/>
+                    <a:blip r:embed="rId7"/>
                     <a:srcRect b="0" l="0" r="0" t="0"/>
                     <a:stretch>
                       <a:fillRect/>
@@ -454,10 +454,10 @@
         <w:jc w:val="center"/>
         <w:rPr/>
         <w:sectPr>
-          <w:headerReference r:id="rId7" w:type="default"/>
-          <w:headerReference r:id="rId8" w:type="first"/>
-          <w:footerReference r:id="rId9" w:type="default"/>
-          <w:footerReference r:id="rId10" w:type="first"/>
+          <w:headerReference r:id="rId8" w:type="default"/>
+          <w:headerReference r:id="rId9" w:type="first"/>
+          <w:footerReference r:id="rId10" w:type="default"/>
+          <w:footerReference r:id="rId11" w:type="first"/>
           <w:pgSz w:h="15840" w:w="12240" w:orient="portrait"/>
           <w:pgMar w:bottom="1440" w:top="1440" w:left="1440" w:right="1440" w:header="708" w:footer="708"/>
           <w:pgNumType w:start="1"/>
@@ -496,7 +496,7 @@
     </w:p>
     <w:sdt>
       <w:sdtPr>
-        <w:id w:val="-1900839552"/>
+        <w:id w:val="-605418109"/>
         <w:docPartObj>
           <w:docPartGallery w:val="Table of Contents"/>
           <w:docPartUnique w:val="1"/>
@@ -505,13 +505,55 @@
       <w:sdtContent>
         <w:p>
           <w:pPr>
-            <w:rPr/>
+            <w:widowControl w:val="0"/>
+            <w:tabs>
+              <w:tab w:val="right" w:leader="none" w:pos="12000"/>
+            </w:tabs>
+            <w:spacing w:before="60" w:lineRule="auto"/>
+            <w:rPr>
+              <w:rFonts w:ascii="Arial" w:cs="Arial" w:eastAsia="Arial" w:hAnsi="Arial"/>
+              <w:b w:val="1"/>
+              <w:bCs w:val="1"/>
+              <w:i w:val="0"/>
+              <w:iCs w:val="0"/>
+              <w:smallCaps w:val="0"/>
+              <w:strike w:val="0"/>
+              <w:color w:val="000000"/>
+              <w:sz w:val="22"/>
+              <w:szCs w:val="22"/>
+              <w:u w:val="none"/>
+              <w:shd w:fill="auto" w:val="clear"/>
+              <w:vertAlign w:val="baseline"/>
+            </w:rPr>
           </w:pPr>
           <w:r>
             <w:fldChar w:fldCharType="begin"/>
             <w:instrText xml:space="preserve"> TOC \h \u \z \t "Heading 1,1,Heading 2,2,Heading 3,3,Heading 4,4,"</w:instrText>
             <w:fldChar w:fldCharType="separate"/>
           </w:r>
+          <w:hyperlink w:anchor="_heading=">
+            <w:r>
+              <w:rPr>
+                <w:rFonts w:ascii="Arial" w:cs="Arial" w:eastAsia="Arial" w:hAnsi="Arial"/>
+                <w:b w:val="1"/>
+                <w:bCs w:val="1"/>
+                <w:i w:val="0"/>
+                <w:iCs w:val="0"/>
+                <w:smallCaps w:val="0"/>
+                <w:strike w:val="0"/>
+                <w:color w:val="000000"/>
+                <w:sz w:val="22"/>
+                <w:szCs w:val="22"/>
+                <w:u w:val="none"/>
+                <w:shd w:fill="auto" w:val="clear"/>
+                <w:vertAlign w:val="baseline"/>
+                <w:rtl w:val="0"/>
+              </w:rPr>
+              <w:t xml:space="preserve">Índice</w:t>
+              <w:tab/>
+              <w:t xml:space="preserve">2</w:t>
+            </w:r>
+          </w:hyperlink>
           <w:r>
             <w:rPr>
               <w:rtl w:val="0"/>
@@ -520,8 +562,3275 @@
         </w:p>
         <w:p>
           <w:pPr>
-            <w:rPr/>
+            <w:widowControl w:val="0"/>
+            <w:tabs>
+              <w:tab w:val="right" w:leader="none" w:pos="12000"/>
+            </w:tabs>
+            <w:spacing w:before="60" w:lineRule="auto"/>
+            <w:rPr>
+              <w:rFonts w:ascii="Arial" w:cs="Arial" w:eastAsia="Arial" w:hAnsi="Arial"/>
+              <w:b w:val="1"/>
+              <w:bCs w:val="1"/>
+              <w:i w:val="0"/>
+              <w:iCs w:val="0"/>
+              <w:smallCaps w:val="0"/>
+              <w:strike w:val="0"/>
+              <w:color w:val="000000"/>
+              <w:sz w:val="22"/>
+              <w:szCs w:val="22"/>
+              <w:u w:val="none"/>
+              <w:shd w:fill="auto" w:val="clear"/>
+              <w:vertAlign w:val="baseline"/>
+            </w:rPr>
           </w:pPr>
+          <w:hyperlink w:anchor="_heading=">
+            <w:r>
+              <w:rPr>
+                <w:rFonts w:ascii="Arial" w:cs="Arial" w:eastAsia="Arial" w:hAnsi="Arial"/>
+                <w:b w:val="1"/>
+                <w:bCs w:val="1"/>
+                <w:i w:val="0"/>
+                <w:iCs w:val="0"/>
+                <w:smallCaps w:val="0"/>
+                <w:strike w:val="0"/>
+                <w:color w:val="000000"/>
+                <w:sz w:val="22"/>
+                <w:szCs w:val="22"/>
+                <w:u w:val="none"/>
+                <w:shd w:fill="auto" w:val="clear"/>
+                <w:vertAlign w:val="baseline"/>
+                <w:rtl w:val="0"/>
+              </w:rPr>
+              <w:t xml:space="preserve">1. Introducción al Proyecto</w:t>
+              <w:tab/>
+              <w:t xml:space="preserve">3</w:t>
+            </w:r>
+          </w:hyperlink>
+          <w:r>
+            <w:rPr>
+              <w:rtl w:val="0"/>
+            </w:rPr>
+          </w:r>
+        </w:p>
+        <w:p>
+          <w:pPr>
+            <w:widowControl w:val="0"/>
+            <w:tabs>
+              <w:tab w:val="right" w:leader="none" w:pos="12000"/>
+            </w:tabs>
+            <w:spacing w:before="60" w:lineRule="auto"/>
+            <w:ind w:left="360" w:firstLine="0"/>
+            <w:rPr>
+              <w:rFonts w:ascii="Arial" w:cs="Arial" w:eastAsia="Arial" w:hAnsi="Arial"/>
+              <w:b w:val="0"/>
+              <w:bCs w:val="0"/>
+              <w:i w:val="0"/>
+              <w:iCs w:val="0"/>
+              <w:smallCaps w:val="0"/>
+              <w:strike w:val="0"/>
+              <w:color w:val="000000"/>
+              <w:sz w:val="22"/>
+              <w:szCs w:val="22"/>
+              <w:u w:val="none"/>
+              <w:shd w:fill="auto" w:val="clear"/>
+              <w:vertAlign w:val="baseline"/>
+            </w:rPr>
+          </w:pPr>
+          <w:hyperlink w:anchor="_heading=">
+            <w:r>
+              <w:rPr>
+                <w:rFonts w:ascii="Arial" w:cs="Arial" w:eastAsia="Arial" w:hAnsi="Arial"/>
+                <w:b w:val="0"/>
+                <w:bCs w:val="0"/>
+                <w:i w:val="0"/>
+                <w:iCs w:val="0"/>
+                <w:smallCaps w:val="0"/>
+                <w:strike w:val="0"/>
+                <w:color w:val="000000"/>
+                <w:sz w:val="22"/>
+                <w:szCs w:val="22"/>
+                <w:u w:val="none"/>
+                <w:shd w:fill="auto" w:val="clear"/>
+                <w:vertAlign w:val="baseline"/>
+                <w:rtl w:val="0"/>
+              </w:rPr>
+              <w:t xml:space="preserve">1.1 Planteamiento del Problema</w:t>
+              <w:tab/>
+              <w:t xml:space="preserve">3</w:t>
+            </w:r>
+          </w:hyperlink>
+          <w:r>
+            <w:rPr>
+              <w:rtl w:val="0"/>
+            </w:rPr>
+          </w:r>
+        </w:p>
+        <w:p>
+          <w:pPr>
+            <w:widowControl w:val="0"/>
+            <w:tabs>
+              <w:tab w:val="right" w:leader="none" w:pos="12000"/>
+            </w:tabs>
+            <w:spacing w:before="60" w:lineRule="auto"/>
+            <w:ind w:left="720" w:firstLine="0"/>
+            <w:rPr>
+              <w:rFonts w:ascii="Arial" w:cs="Arial" w:eastAsia="Arial" w:hAnsi="Arial"/>
+              <w:b w:val="0"/>
+              <w:bCs w:val="0"/>
+              <w:i w:val="0"/>
+              <w:iCs w:val="0"/>
+              <w:smallCaps w:val="0"/>
+              <w:strike w:val="0"/>
+              <w:color w:val="000000"/>
+              <w:sz w:val="22"/>
+              <w:szCs w:val="22"/>
+              <w:u w:val="none"/>
+              <w:shd w:fill="auto" w:val="clear"/>
+              <w:vertAlign w:val="baseline"/>
+            </w:rPr>
+          </w:pPr>
+          <w:hyperlink w:anchor="_heading=">
+            <w:r>
+              <w:rPr>
+                <w:rFonts w:ascii="Arial" w:cs="Arial" w:eastAsia="Arial" w:hAnsi="Arial"/>
+                <w:b w:val="0"/>
+                <w:bCs w:val="0"/>
+                <w:i w:val="0"/>
+                <w:iCs w:val="0"/>
+                <w:smallCaps w:val="0"/>
+                <w:strike w:val="0"/>
+                <w:color w:val="000000"/>
+                <w:sz w:val="22"/>
+                <w:szCs w:val="22"/>
+                <w:u w:val="none"/>
+                <w:shd w:fill="auto" w:val="clear"/>
+                <w:vertAlign w:val="baseline"/>
+                <w:rtl w:val="0"/>
+              </w:rPr>
+              <w:t xml:space="preserve">1.1.1 Análisis de Causas y Efectos</w:t>
+              <w:tab/>
+              <w:t xml:space="preserve">3</w:t>
+            </w:r>
+          </w:hyperlink>
+          <w:r>
+            <w:rPr>
+              <w:rtl w:val="0"/>
+            </w:rPr>
+          </w:r>
+        </w:p>
+        <w:p>
+          <w:pPr>
+            <w:widowControl w:val="0"/>
+            <w:tabs>
+              <w:tab w:val="right" w:leader="none" w:pos="12000"/>
+            </w:tabs>
+            <w:spacing w:before="60" w:lineRule="auto"/>
+            <w:ind w:left="720" w:firstLine="0"/>
+            <w:rPr>
+              <w:rFonts w:ascii="Arial" w:cs="Arial" w:eastAsia="Arial" w:hAnsi="Arial"/>
+              <w:b w:val="0"/>
+              <w:bCs w:val="0"/>
+              <w:i w:val="0"/>
+              <w:iCs w:val="0"/>
+              <w:smallCaps w:val="0"/>
+              <w:strike w:val="0"/>
+              <w:color w:val="000000"/>
+              <w:sz w:val="22"/>
+              <w:szCs w:val="22"/>
+              <w:u w:val="none"/>
+              <w:shd w:fill="auto" w:val="clear"/>
+              <w:vertAlign w:val="baseline"/>
+            </w:rPr>
+          </w:pPr>
+          <w:hyperlink w:anchor="_heading=">
+            <w:r>
+              <w:rPr>
+                <w:rFonts w:ascii="Arial" w:cs="Arial" w:eastAsia="Arial" w:hAnsi="Arial"/>
+                <w:b w:val="0"/>
+                <w:bCs w:val="0"/>
+                <w:i w:val="0"/>
+                <w:iCs w:val="0"/>
+                <w:smallCaps w:val="0"/>
+                <w:strike w:val="0"/>
+                <w:color w:val="000000"/>
+                <w:sz w:val="22"/>
+                <w:szCs w:val="22"/>
+                <w:u w:val="none"/>
+                <w:shd w:fill="auto" w:val="clear"/>
+                <w:vertAlign w:val="baseline"/>
+                <w:rtl w:val="0"/>
+              </w:rPr>
+              <w:t xml:space="preserve">1.1.2 Procesos de Negocio Afectados</w:t>
+              <w:tab/>
+              <w:t xml:space="preserve">4</w:t>
+            </w:r>
+          </w:hyperlink>
+          <w:r>
+            <w:rPr>
+              <w:rtl w:val="0"/>
+            </w:rPr>
+          </w:r>
+        </w:p>
+        <w:p>
+          <w:pPr>
+            <w:widowControl w:val="0"/>
+            <w:tabs>
+              <w:tab w:val="right" w:leader="none" w:pos="12000"/>
+            </w:tabs>
+            <w:spacing w:before="60" w:lineRule="auto"/>
+            <w:ind w:left="360" w:firstLine="0"/>
+            <w:rPr>
+              <w:rFonts w:ascii="Arial" w:cs="Arial" w:eastAsia="Arial" w:hAnsi="Arial"/>
+              <w:b w:val="0"/>
+              <w:bCs w:val="0"/>
+              <w:i w:val="0"/>
+              <w:iCs w:val="0"/>
+              <w:smallCaps w:val="0"/>
+              <w:strike w:val="0"/>
+              <w:color w:val="000000"/>
+              <w:sz w:val="22"/>
+              <w:szCs w:val="22"/>
+              <w:u w:val="none"/>
+              <w:shd w:fill="auto" w:val="clear"/>
+              <w:vertAlign w:val="baseline"/>
+            </w:rPr>
+          </w:pPr>
+          <w:hyperlink w:anchor="_heading=">
+            <w:r>
+              <w:rPr>
+                <w:rFonts w:ascii="Arial" w:cs="Arial" w:eastAsia="Arial" w:hAnsi="Arial"/>
+                <w:b w:val="0"/>
+                <w:bCs w:val="0"/>
+                <w:i w:val="0"/>
+                <w:iCs w:val="0"/>
+                <w:smallCaps w:val="0"/>
+                <w:strike w:val="0"/>
+                <w:color w:val="000000"/>
+                <w:sz w:val="22"/>
+                <w:szCs w:val="22"/>
+                <w:u w:val="none"/>
+                <w:shd w:fill="auto" w:val="clear"/>
+                <w:vertAlign w:val="baseline"/>
+                <w:rtl w:val="0"/>
+              </w:rPr>
+              <w:t xml:space="preserve">1.2 Objetivo del Proyecto</w:t>
+              <w:tab/>
+              <w:t xml:space="preserve">4</w:t>
+            </w:r>
+          </w:hyperlink>
+          <w:r>
+            <w:rPr>
+              <w:rtl w:val="0"/>
+            </w:rPr>
+          </w:r>
+        </w:p>
+        <w:p>
+          <w:pPr>
+            <w:widowControl w:val="0"/>
+            <w:tabs>
+              <w:tab w:val="right" w:leader="none" w:pos="12000"/>
+            </w:tabs>
+            <w:spacing w:before="60" w:lineRule="auto"/>
+            <w:ind w:left="720" w:firstLine="0"/>
+            <w:rPr>
+              <w:rFonts w:ascii="Arial" w:cs="Arial" w:eastAsia="Arial" w:hAnsi="Arial"/>
+              <w:b w:val="0"/>
+              <w:bCs w:val="0"/>
+              <w:i w:val="0"/>
+              <w:iCs w:val="0"/>
+              <w:smallCaps w:val="0"/>
+              <w:strike w:val="0"/>
+              <w:color w:val="000000"/>
+              <w:sz w:val="22"/>
+              <w:szCs w:val="22"/>
+              <w:u w:val="none"/>
+              <w:shd w:fill="auto" w:val="clear"/>
+              <w:vertAlign w:val="baseline"/>
+            </w:rPr>
+          </w:pPr>
+          <w:hyperlink w:anchor="_heading=">
+            <w:r>
+              <w:rPr>
+                <w:rFonts w:ascii="Arial" w:cs="Arial" w:eastAsia="Arial" w:hAnsi="Arial"/>
+                <w:b w:val="0"/>
+                <w:bCs w:val="0"/>
+                <w:i w:val="0"/>
+                <w:iCs w:val="0"/>
+                <w:smallCaps w:val="0"/>
+                <w:strike w:val="0"/>
+                <w:color w:val="000000"/>
+                <w:sz w:val="22"/>
+                <w:szCs w:val="22"/>
+                <w:u w:val="none"/>
+                <w:shd w:fill="auto" w:val="clear"/>
+                <w:vertAlign w:val="baseline"/>
+                <w:rtl w:val="0"/>
+              </w:rPr>
+              <w:t xml:space="preserve">1.2.1 Propuesta de Solución</w:t>
+              <w:tab/>
+              <w:t xml:space="preserve">4</w:t>
+            </w:r>
+          </w:hyperlink>
+          <w:r>
+            <w:rPr>
+              <w:rtl w:val="0"/>
+            </w:rPr>
+          </w:r>
+        </w:p>
+        <w:p>
+          <w:pPr>
+            <w:widowControl w:val="0"/>
+            <w:tabs>
+              <w:tab w:val="right" w:leader="none" w:pos="12000"/>
+            </w:tabs>
+            <w:spacing w:before="60" w:lineRule="auto"/>
+            <w:ind w:left="720" w:firstLine="0"/>
+            <w:rPr>
+              <w:rFonts w:ascii="Arial" w:cs="Arial" w:eastAsia="Arial" w:hAnsi="Arial"/>
+              <w:b w:val="0"/>
+              <w:bCs w:val="0"/>
+              <w:i w:val="0"/>
+              <w:iCs w:val="0"/>
+              <w:smallCaps w:val="0"/>
+              <w:strike w:val="0"/>
+              <w:color w:val="000000"/>
+              <w:sz w:val="22"/>
+              <w:szCs w:val="22"/>
+              <w:u w:val="none"/>
+              <w:shd w:fill="auto" w:val="clear"/>
+              <w:vertAlign w:val="baseline"/>
+            </w:rPr>
+          </w:pPr>
+          <w:hyperlink w:anchor="_heading=">
+            <w:r>
+              <w:rPr>
+                <w:rFonts w:ascii="Arial" w:cs="Arial" w:eastAsia="Arial" w:hAnsi="Arial"/>
+                <w:b w:val="0"/>
+                <w:bCs w:val="0"/>
+                <w:i w:val="0"/>
+                <w:iCs w:val="0"/>
+                <w:smallCaps w:val="0"/>
+                <w:strike w:val="0"/>
+                <w:color w:val="000000"/>
+                <w:sz w:val="22"/>
+                <w:szCs w:val="22"/>
+                <w:u w:val="none"/>
+                <w:shd w:fill="auto" w:val="clear"/>
+                <w:vertAlign w:val="baseline"/>
+                <w:rtl w:val="0"/>
+              </w:rPr>
+              <w:t xml:space="preserve">1.2.2 Objetivo General</w:t>
+              <w:tab/>
+              <w:t xml:space="preserve">4</w:t>
+            </w:r>
+          </w:hyperlink>
+          <w:r>
+            <w:rPr>
+              <w:rtl w:val="0"/>
+            </w:rPr>
+          </w:r>
+        </w:p>
+        <w:p>
+          <w:pPr>
+            <w:widowControl w:val="0"/>
+            <w:tabs>
+              <w:tab w:val="right" w:leader="none" w:pos="12000"/>
+            </w:tabs>
+            <w:spacing w:before="60" w:lineRule="auto"/>
+            <w:ind w:left="720" w:firstLine="0"/>
+            <w:rPr>
+              <w:rFonts w:ascii="Arial" w:cs="Arial" w:eastAsia="Arial" w:hAnsi="Arial"/>
+              <w:b w:val="0"/>
+              <w:bCs w:val="0"/>
+              <w:i w:val="0"/>
+              <w:iCs w:val="0"/>
+              <w:smallCaps w:val="0"/>
+              <w:strike w:val="0"/>
+              <w:color w:val="000000"/>
+              <w:sz w:val="22"/>
+              <w:szCs w:val="22"/>
+              <w:u w:val="none"/>
+              <w:shd w:fill="auto" w:val="clear"/>
+              <w:vertAlign w:val="baseline"/>
+            </w:rPr>
+          </w:pPr>
+          <w:hyperlink w:anchor="_heading=">
+            <w:r>
+              <w:rPr>
+                <w:rFonts w:ascii="Arial" w:cs="Arial" w:eastAsia="Arial" w:hAnsi="Arial"/>
+                <w:b w:val="0"/>
+                <w:bCs w:val="0"/>
+                <w:i w:val="0"/>
+                <w:iCs w:val="0"/>
+                <w:smallCaps w:val="0"/>
+                <w:strike w:val="0"/>
+                <w:color w:val="000000"/>
+                <w:sz w:val="22"/>
+                <w:szCs w:val="22"/>
+                <w:u w:val="none"/>
+                <w:shd w:fill="auto" w:val="clear"/>
+                <w:vertAlign w:val="baseline"/>
+                <w:rtl w:val="0"/>
+              </w:rPr>
+              <w:t xml:space="preserve">1.2.3 Objetivos Específicos</w:t>
+              <w:tab/>
+              <w:t xml:space="preserve">4</w:t>
+            </w:r>
+          </w:hyperlink>
+          <w:r>
+            <w:rPr>
+              <w:rtl w:val="0"/>
+            </w:rPr>
+          </w:r>
+        </w:p>
+        <w:p>
+          <w:pPr>
+            <w:widowControl w:val="0"/>
+            <w:tabs>
+              <w:tab w:val="right" w:leader="none" w:pos="12000"/>
+            </w:tabs>
+            <w:spacing w:before="60" w:lineRule="auto"/>
+            <w:ind w:left="360" w:firstLine="0"/>
+            <w:rPr>
+              <w:rFonts w:ascii="Arial" w:cs="Arial" w:eastAsia="Arial" w:hAnsi="Arial"/>
+              <w:b w:val="0"/>
+              <w:bCs w:val="0"/>
+              <w:i w:val="0"/>
+              <w:iCs w:val="0"/>
+              <w:smallCaps w:val="0"/>
+              <w:strike w:val="0"/>
+              <w:color w:val="000000"/>
+              <w:sz w:val="22"/>
+              <w:szCs w:val="22"/>
+              <w:u w:val="none"/>
+              <w:shd w:fill="auto" w:val="clear"/>
+              <w:vertAlign w:val="baseline"/>
+            </w:rPr>
+          </w:pPr>
+          <w:hyperlink w:anchor="_heading=">
+            <w:r>
+              <w:rPr>
+                <w:rFonts w:ascii="Arial" w:cs="Arial" w:eastAsia="Arial" w:hAnsi="Arial"/>
+                <w:b w:val="0"/>
+                <w:bCs w:val="0"/>
+                <w:i w:val="0"/>
+                <w:iCs w:val="0"/>
+                <w:smallCaps w:val="0"/>
+                <w:strike w:val="0"/>
+                <w:color w:val="000000"/>
+                <w:sz w:val="22"/>
+                <w:szCs w:val="22"/>
+                <w:u w:val="none"/>
+                <w:shd w:fill="auto" w:val="clear"/>
+                <w:vertAlign w:val="baseline"/>
+                <w:rtl w:val="0"/>
+              </w:rPr>
+              <w:t xml:space="preserve">1.3 Alcance del Proyecto</w:t>
+              <w:tab/>
+              <w:t xml:space="preserve">4</w:t>
+            </w:r>
+          </w:hyperlink>
+          <w:r>
+            <w:rPr>
+              <w:rtl w:val="0"/>
+            </w:rPr>
+          </w:r>
+        </w:p>
+        <w:p>
+          <w:pPr>
+            <w:widowControl w:val="0"/>
+            <w:tabs>
+              <w:tab w:val="right" w:leader="none" w:pos="12000"/>
+            </w:tabs>
+            <w:spacing w:before="60" w:lineRule="auto"/>
+            <w:ind w:left="360" w:firstLine="0"/>
+            <w:rPr>
+              <w:rFonts w:ascii="Arial" w:cs="Arial" w:eastAsia="Arial" w:hAnsi="Arial"/>
+              <w:b w:val="0"/>
+              <w:bCs w:val="0"/>
+              <w:i w:val="0"/>
+              <w:iCs w:val="0"/>
+              <w:smallCaps w:val="0"/>
+              <w:strike w:val="0"/>
+              <w:color w:val="000000"/>
+              <w:sz w:val="22"/>
+              <w:szCs w:val="22"/>
+              <w:u w:val="none"/>
+              <w:shd w:fill="auto" w:val="clear"/>
+              <w:vertAlign w:val="baseline"/>
+            </w:rPr>
+          </w:pPr>
+          <w:hyperlink w:anchor="_heading=">
+            <w:r>
+              <w:rPr>
+                <w:rFonts w:ascii="Arial" w:cs="Arial" w:eastAsia="Arial" w:hAnsi="Arial"/>
+                <w:b w:val="0"/>
+                <w:bCs w:val="0"/>
+                <w:i w:val="0"/>
+                <w:iCs w:val="0"/>
+                <w:smallCaps w:val="0"/>
+                <w:strike w:val="0"/>
+                <w:color w:val="000000"/>
+                <w:sz w:val="22"/>
+                <w:szCs w:val="22"/>
+                <w:u w:val="none"/>
+                <w:shd w:fill="auto" w:val="clear"/>
+                <w:vertAlign w:val="baseline"/>
+                <w:rtl w:val="0"/>
+              </w:rPr>
+              <w:t xml:space="preserve">1.4 Requerimientos del Proyecto</w:t>
+              <w:tab/>
+              <w:t xml:space="preserve">5</w:t>
+            </w:r>
+          </w:hyperlink>
+          <w:r>
+            <w:rPr>
+              <w:rtl w:val="0"/>
+            </w:rPr>
+          </w:r>
+        </w:p>
+        <w:p>
+          <w:pPr>
+            <w:widowControl w:val="0"/>
+            <w:tabs>
+              <w:tab w:val="right" w:leader="none" w:pos="12000"/>
+            </w:tabs>
+            <w:spacing w:before="60" w:lineRule="auto"/>
+            <w:ind w:left="720" w:firstLine="0"/>
+            <w:rPr>
+              <w:rFonts w:ascii="Arial" w:cs="Arial" w:eastAsia="Arial" w:hAnsi="Arial"/>
+              <w:b w:val="0"/>
+              <w:bCs w:val="0"/>
+              <w:i w:val="0"/>
+              <w:iCs w:val="0"/>
+              <w:smallCaps w:val="0"/>
+              <w:strike w:val="0"/>
+              <w:color w:val="000000"/>
+              <w:sz w:val="22"/>
+              <w:szCs w:val="22"/>
+              <w:u w:val="none"/>
+              <w:shd w:fill="auto" w:val="clear"/>
+              <w:vertAlign w:val="baseline"/>
+            </w:rPr>
+          </w:pPr>
+          <w:hyperlink w:anchor="_heading=">
+            <w:r>
+              <w:rPr>
+                <w:rFonts w:ascii="Arial" w:cs="Arial" w:eastAsia="Arial" w:hAnsi="Arial"/>
+                <w:b w:val="0"/>
+                <w:bCs w:val="0"/>
+                <w:i w:val="0"/>
+                <w:iCs w:val="0"/>
+                <w:smallCaps w:val="0"/>
+                <w:strike w:val="0"/>
+                <w:color w:val="000000"/>
+                <w:sz w:val="22"/>
+                <w:szCs w:val="22"/>
+                <w:u w:val="none"/>
+                <w:shd w:fill="auto" w:val="clear"/>
+                <w:vertAlign w:val="baseline"/>
+                <w:rtl w:val="0"/>
+              </w:rPr>
+              <w:t xml:space="preserve">Requerimientos No Funcionales</w:t>
+              <w:tab/>
+              <w:t xml:space="preserve">6</w:t>
+            </w:r>
+          </w:hyperlink>
+          <w:r>
+            <w:rPr>
+              <w:rtl w:val="0"/>
+            </w:rPr>
+          </w:r>
+        </w:p>
+        <w:p>
+          <w:pPr>
+            <w:widowControl w:val="0"/>
+            <w:tabs>
+              <w:tab w:val="right" w:leader="none" w:pos="12000"/>
+            </w:tabs>
+            <w:spacing w:before="60" w:lineRule="auto"/>
+            <w:ind w:left="360" w:firstLine="0"/>
+            <w:rPr>
+              <w:rFonts w:ascii="Arial" w:cs="Arial" w:eastAsia="Arial" w:hAnsi="Arial"/>
+              <w:b w:val="0"/>
+              <w:bCs w:val="0"/>
+              <w:i w:val="0"/>
+              <w:iCs w:val="0"/>
+              <w:smallCaps w:val="0"/>
+              <w:strike w:val="0"/>
+              <w:color w:val="000000"/>
+              <w:sz w:val="22"/>
+              <w:szCs w:val="22"/>
+              <w:u w:val="none"/>
+              <w:shd w:fill="auto" w:val="clear"/>
+              <w:vertAlign w:val="baseline"/>
+            </w:rPr>
+          </w:pPr>
+          <w:hyperlink w:anchor="_heading=">
+            <w:r>
+              <w:rPr>
+                <w:rFonts w:ascii="Arial" w:cs="Arial" w:eastAsia="Arial" w:hAnsi="Arial"/>
+                <w:b w:val="0"/>
+                <w:bCs w:val="0"/>
+                <w:i w:val="0"/>
+                <w:iCs w:val="0"/>
+                <w:smallCaps w:val="0"/>
+                <w:strike w:val="0"/>
+                <w:color w:val="000000"/>
+                <w:sz w:val="22"/>
+                <w:szCs w:val="22"/>
+                <w:u w:val="none"/>
+                <w:shd w:fill="auto" w:val="clear"/>
+                <w:vertAlign w:val="baseline"/>
+                <w:rtl w:val="0"/>
+              </w:rPr>
+              <w:t xml:space="preserve">1.5 Marco Metodológico</w:t>
+              <w:tab/>
+              <w:t xml:space="preserve">7</w:t>
+            </w:r>
+          </w:hyperlink>
+          <w:r>
+            <w:rPr>
+              <w:rtl w:val="0"/>
+            </w:rPr>
+          </w:r>
+        </w:p>
+        <w:p>
+          <w:pPr>
+            <w:widowControl w:val="0"/>
+            <w:tabs>
+              <w:tab w:val="right" w:leader="none" w:pos="12000"/>
+            </w:tabs>
+            <w:spacing w:before="60" w:lineRule="auto"/>
+            <w:ind w:left="720" w:firstLine="0"/>
+            <w:rPr>
+              <w:rFonts w:ascii="Arial" w:cs="Arial" w:eastAsia="Arial" w:hAnsi="Arial"/>
+              <w:b w:val="0"/>
+              <w:bCs w:val="0"/>
+              <w:i w:val="0"/>
+              <w:iCs w:val="0"/>
+              <w:smallCaps w:val="0"/>
+              <w:strike w:val="0"/>
+              <w:color w:val="000000"/>
+              <w:sz w:val="22"/>
+              <w:szCs w:val="22"/>
+              <w:u w:val="none"/>
+              <w:shd w:fill="auto" w:val="clear"/>
+              <w:vertAlign w:val="baseline"/>
+            </w:rPr>
+          </w:pPr>
+          <w:hyperlink w:anchor="_heading=">
+            <w:r>
+              <w:rPr>
+                <w:rFonts w:ascii="Arial" w:cs="Arial" w:eastAsia="Arial" w:hAnsi="Arial"/>
+                <w:b w:val="0"/>
+                <w:bCs w:val="0"/>
+                <w:i w:val="0"/>
+                <w:iCs w:val="0"/>
+                <w:smallCaps w:val="0"/>
+                <w:strike w:val="0"/>
+                <w:color w:val="000000"/>
+                <w:sz w:val="22"/>
+                <w:szCs w:val="22"/>
+                <w:u w:val="none"/>
+                <w:shd w:fill="auto" w:val="clear"/>
+                <w:vertAlign w:val="baseline"/>
+                <w:rtl w:val="0"/>
+              </w:rPr>
+              <w:t xml:space="preserve">1.5.1 Identificación del Ciclo de Vida del Software</w:t>
+              <w:tab/>
+              <w:t xml:space="preserve">7</w:t>
+            </w:r>
+          </w:hyperlink>
+          <w:r>
+            <w:rPr>
+              <w:rtl w:val="0"/>
+            </w:rPr>
+          </w:r>
+        </w:p>
+        <w:p>
+          <w:pPr>
+            <w:widowControl w:val="0"/>
+            <w:tabs>
+              <w:tab w:val="right" w:leader="none" w:pos="12000"/>
+            </w:tabs>
+            <w:spacing w:before="60" w:lineRule="auto"/>
+            <w:ind w:left="720" w:firstLine="0"/>
+            <w:rPr>
+              <w:rFonts w:ascii="Arial" w:cs="Arial" w:eastAsia="Arial" w:hAnsi="Arial"/>
+              <w:b w:val="0"/>
+              <w:bCs w:val="0"/>
+              <w:i w:val="0"/>
+              <w:iCs w:val="0"/>
+              <w:smallCaps w:val="0"/>
+              <w:strike w:val="0"/>
+              <w:color w:val="000000"/>
+              <w:sz w:val="22"/>
+              <w:szCs w:val="22"/>
+              <w:u w:val="none"/>
+              <w:shd w:fill="auto" w:val="clear"/>
+              <w:vertAlign w:val="baseline"/>
+            </w:rPr>
+          </w:pPr>
+          <w:hyperlink w:anchor="_heading=">
+            <w:r>
+              <w:rPr>
+                <w:rFonts w:ascii="Arial" w:cs="Arial" w:eastAsia="Arial" w:hAnsi="Arial"/>
+                <w:b w:val="0"/>
+                <w:bCs w:val="0"/>
+                <w:i w:val="0"/>
+                <w:iCs w:val="0"/>
+                <w:smallCaps w:val="0"/>
+                <w:strike w:val="0"/>
+                <w:color w:val="000000"/>
+                <w:sz w:val="22"/>
+                <w:szCs w:val="22"/>
+                <w:u w:val="none"/>
+                <w:shd w:fill="auto" w:val="clear"/>
+                <w:vertAlign w:val="baseline"/>
+                <w:rtl w:val="0"/>
+              </w:rPr>
+              <w:t xml:space="preserve">1.5.2 Patrón de Diseño Adoptado</w:t>
+              <w:tab/>
+              <w:t xml:space="preserve">8</w:t>
+            </w:r>
+          </w:hyperlink>
+          <w:r>
+            <w:rPr>
+              <w:rtl w:val="0"/>
+            </w:rPr>
+          </w:r>
+        </w:p>
+        <w:p>
+          <w:pPr>
+            <w:widowControl w:val="0"/>
+            <w:tabs>
+              <w:tab w:val="right" w:leader="none" w:pos="12000"/>
+            </w:tabs>
+            <w:spacing w:before="60" w:lineRule="auto"/>
+            <w:ind w:left="360" w:firstLine="0"/>
+            <w:rPr>
+              <w:rFonts w:ascii="Arial" w:cs="Arial" w:eastAsia="Arial" w:hAnsi="Arial"/>
+              <w:b w:val="0"/>
+              <w:bCs w:val="0"/>
+              <w:i w:val="0"/>
+              <w:iCs w:val="0"/>
+              <w:smallCaps w:val="0"/>
+              <w:strike w:val="0"/>
+              <w:color w:val="000000"/>
+              <w:sz w:val="22"/>
+              <w:szCs w:val="22"/>
+              <w:u w:val="none"/>
+              <w:shd w:fill="auto" w:val="clear"/>
+              <w:vertAlign w:val="baseline"/>
+            </w:rPr>
+          </w:pPr>
+          <w:hyperlink w:anchor="_heading=">
+            <w:r>
+              <w:rPr>
+                <w:rFonts w:ascii="Arial" w:cs="Arial" w:eastAsia="Arial" w:hAnsi="Arial"/>
+                <w:b w:val="0"/>
+                <w:bCs w:val="0"/>
+                <w:i w:val="0"/>
+                <w:iCs w:val="0"/>
+                <w:smallCaps w:val="0"/>
+                <w:strike w:val="0"/>
+                <w:color w:val="000000"/>
+                <w:sz w:val="22"/>
+                <w:szCs w:val="22"/>
+                <w:u w:val="none"/>
+                <w:shd w:fill="auto" w:val="clear"/>
+                <w:vertAlign w:val="baseline"/>
+                <w:rtl w:val="0"/>
+              </w:rPr>
+              <w:t xml:space="preserve">1.6 Stack Tecnológico</w:t>
+              <w:tab/>
+              <w:t xml:space="preserve">8</w:t>
+            </w:r>
+          </w:hyperlink>
+          <w:r>
+            <w:rPr>
+              <w:rtl w:val="0"/>
+            </w:rPr>
+          </w:r>
+        </w:p>
+        <w:p>
+          <w:pPr>
+            <w:widowControl w:val="0"/>
+            <w:tabs>
+              <w:tab w:val="right" w:leader="none" w:pos="12000"/>
+            </w:tabs>
+            <w:spacing w:before="60" w:lineRule="auto"/>
+            <w:ind w:left="720" w:firstLine="0"/>
+            <w:rPr>
+              <w:rFonts w:ascii="Arial" w:cs="Arial" w:eastAsia="Arial" w:hAnsi="Arial"/>
+              <w:b w:val="0"/>
+              <w:bCs w:val="0"/>
+              <w:i w:val="0"/>
+              <w:iCs w:val="0"/>
+              <w:smallCaps w:val="0"/>
+              <w:strike w:val="0"/>
+              <w:color w:val="000000"/>
+              <w:sz w:val="22"/>
+              <w:szCs w:val="22"/>
+              <w:u w:val="none"/>
+              <w:shd w:fill="auto" w:val="clear"/>
+              <w:vertAlign w:val="baseline"/>
+            </w:rPr>
+          </w:pPr>
+          <w:hyperlink w:anchor="_heading=">
+            <w:r>
+              <w:rPr>
+                <w:rFonts w:ascii="Arial" w:cs="Arial" w:eastAsia="Arial" w:hAnsi="Arial"/>
+                <w:b w:val="0"/>
+                <w:bCs w:val="0"/>
+                <w:i w:val="0"/>
+                <w:iCs w:val="0"/>
+                <w:smallCaps w:val="0"/>
+                <w:strike w:val="0"/>
+                <w:color w:val="000000"/>
+                <w:sz w:val="22"/>
+                <w:szCs w:val="22"/>
+                <w:u w:val="none"/>
+                <w:shd w:fill="auto" w:val="clear"/>
+                <w:vertAlign w:val="baseline"/>
+                <w:rtl w:val="0"/>
+              </w:rPr>
+              <w:t xml:space="preserve">1.6.1 Tabla de Stack Tecnológico del Proyecto</w:t>
+              <w:tab/>
+              <w:t xml:space="preserve">8</w:t>
+            </w:r>
+          </w:hyperlink>
+          <w:r>
+            <w:rPr>
+              <w:rtl w:val="0"/>
+            </w:rPr>
+          </w:r>
+        </w:p>
+        <w:p>
+          <w:pPr>
+            <w:widowControl w:val="0"/>
+            <w:tabs>
+              <w:tab w:val="right" w:leader="none" w:pos="12000"/>
+            </w:tabs>
+            <w:spacing w:before="60" w:lineRule="auto"/>
+            <w:ind w:left="720" w:firstLine="0"/>
+            <w:rPr>
+              <w:rFonts w:ascii="Arial" w:cs="Arial" w:eastAsia="Arial" w:hAnsi="Arial"/>
+              <w:b w:val="0"/>
+              <w:bCs w:val="0"/>
+              <w:i w:val="0"/>
+              <w:iCs w:val="0"/>
+              <w:smallCaps w:val="0"/>
+              <w:strike w:val="0"/>
+              <w:color w:val="000000"/>
+              <w:sz w:val="22"/>
+              <w:szCs w:val="22"/>
+              <w:u w:val="none"/>
+              <w:shd w:fill="auto" w:val="clear"/>
+              <w:vertAlign w:val="baseline"/>
+            </w:rPr>
+          </w:pPr>
+          <w:hyperlink w:anchor="_heading=">
+            <w:r>
+              <w:rPr>
+                <w:rFonts w:ascii="Arial" w:cs="Arial" w:eastAsia="Arial" w:hAnsi="Arial"/>
+                <w:b w:val="0"/>
+                <w:bCs w:val="0"/>
+                <w:i w:val="0"/>
+                <w:iCs w:val="0"/>
+                <w:smallCaps w:val="0"/>
+                <w:strike w:val="0"/>
+                <w:color w:val="000000"/>
+                <w:sz w:val="22"/>
+                <w:szCs w:val="22"/>
+                <w:u w:val="none"/>
+                <w:shd w:fill="auto" w:val="clear"/>
+                <w:vertAlign w:val="baseline"/>
+                <w:rtl w:val="0"/>
+              </w:rPr>
+              <w:t xml:space="preserve">1.6.2 Análisis de Viabilidad Técnica</w:t>
+              <w:tab/>
+              <w:t xml:space="preserve">9</w:t>
+            </w:r>
+          </w:hyperlink>
+          <w:r>
+            <w:rPr>
+              <w:rtl w:val="0"/>
+            </w:rPr>
+          </w:r>
+        </w:p>
+        <w:p>
+          <w:pPr>
+            <w:widowControl w:val="0"/>
+            <w:tabs>
+              <w:tab w:val="right" w:leader="none" w:pos="12000"/>
+            </w:tabs>
+            <w:spacing w:before="60" w:lineRule="auto"/>
+            <w:rPr>
+              <w:rFonts w:ascii="Arial" w:cs="Arial" w:eastAsia="Arial" w:hAnsi="Arial"/>
+              <w:b w:val="1"/>
+              <w:bCs w:val="1"/>
+              <w:i w:val="0"/>
+              <w:iCs w:val="0"/>
+              <w:smallCaps w:val="0"/>
+              <w:strike w:val="0"/>
+              <w:color w:val="000000"/>
+              <w:sz w:val="22"/>
+              <w:szCs w:val="22"/>
+              <w:u w:val="none"/>
+              <w:shd w:fill="auto" w:val="clear"/>
+              <w:vertAlign w:val="baseline"/>
+            </w:rPr>
+          </w:pPr>
+          <w:hyperlink w:anchor="_heading=">
+            <w:r>
+              <w:rPr>
+                <w:rFonts w:ascii="Arial" w:cs="Arial" w:eastAsia="Arial" w:hAnsi="Arial"/>
+                <w:b w:val="1"/>
+                <w:bCs w:val="1"/>
+                <w:i w:val="0"/>
+                <w:iCs w:val="0"/>
+                <w:smallCaps w:val="0"/>
+                <w:strike w:val="0"/>
+                <w:color w:val="000000"/>
+                <w:sz w:val="22"/>
+                <w:szCs w:val="22"/>
+                <w:u w:val="none"/>
+                <w:shd w:fill="auto" w:val="clear"/>
+                <w:vertAlign w:val="baseline"/>
+                <w:rtl w:val="0"/>
+              </w:rPr>
+              <w:t xml:space="preserve">2. Organización y Dirección del Proyecto</w:t>
+              <w:tab/>
+              <w:t xml:space="preserve">11</w:t>
+            </w:r>
+          </w:hyperlink>
+          <w:r>
+            <w:rPr>
+              <w:rtl w:val="0"/>
+            </w:rPr>
+          </w:r>
+        </w:p>
+        <w:p>
+          <w:pPr>
+            <w:widowControl w:val="0"/>
+            <w:tabs>
+              <w:tab w:val="right" w:leader="none" w:pos="12000"/>
+            </w:tabs>
+            <w:spacing w:before="60" w:lineRule="auto"/>
+            <w:ind w:left="360" w:firstLine="0"/>
+            <w:rPr>
+              <w:rFonts w:ascii="Arial" w:cs="Arial" w:eastAsia="Arial" w:hAnsi="Arial"/>
+              <w:b w:val="0"/>
+              <w:bCs w:val="0"/>
+              <w:i w:val="0"/>
+              <w:iCs w:val="0"/>
+              <w:smallCaps w:val="0"/>
+              <w:strike w:val="0"/>
+              <w:color w:val="000000"/>
+              <w:sz w:val="22"/>
+              <w:szCs w:val="22"/>
+              <w:u w:val="none"/>
+              <w:shd w:fill="auto" w:val="clear"/>
+              <w:vertAlign w:val="baseline"/>
+            </w:rPr>
+          </w:pPr>
+          <w:hyperlink w:anchor="_heading=">
+            <w:r>
+              <w:rPr>
+                <w:rFonts w:ascii="Arial" w:cs="Arial" w:eastAsia="Arial" w:hAnsi="Arial"/>
+                <w:b w:val="0"/>
+                <w:bCs w:val="0"/>
+                <w:i w:val="0"/>
+                <w:iCs w:val="0"/>
+                <w:smallCaps w:val="0"/>
+                <w:strike w:val="0"/>
+                <w:color w:val="000000"/>
+                <w:sz w:val="22"/>
+                <w:szCs w:val="22"/>
+                <w:u w:val="none"/>
+                <w:shd w:fill="auto" w:val="clear"/>
+                <w:vertAlign w:val="baseline"/>
+                <w:rtl w:val="0"/>
+              </w:rPr>
+              <w:t xml:space="preserve">2.1 Stakeholders Identificados</w:t>
+              <w:tab/>
+              <w:t xml:space="preserve">11</w:t>
+            </w:r>
+          </w:hyperlink>
+          <w:r>
+            <w:rPr>
+              <w:rtl w:val="0"/>
+            </w:rPr>
+          </w:r>
+        </w:p>
+        <w:p>
+          <w:pPr>
+            <w:widowControl w:val="0"/>
+            <w:tabs>
+              <w:tab w:val="right" w:leader="none" w:pos="12000"/>
+            </w:tabs>
+            <w:spacing w:before="60" w:lineRule="auto"/>
+            <w:ind w:left="360" w:firstLine="0"/>
+            <w:rPr>
+              <w:rFonts w:ascii="Arial" w:cs="Arial" w:eastAsia="Arial" w:hAnsi="Arial"/>
+              <w:b w:val="0"/>
+              <w:bCs w:val="0"/>
+              <w:i w:val="0"/>
+              <w:iCs w:val="0"/>
+              <w:smallCaps w:val="0"/>
+              <w:strike w:val="0"/>
+              <w:color w:val="000000"/>
+              <w:sz w:val="22"/>
+              <w:szCs w:val="22"/>
+              <w:u w:val="none"/>
+              <w:shd w:fill="auto" w:val="clear"/>
+              <w:vertAlign w:val="baseline"/>
+            </w:rPr>
+          </w:pPr>
+          <w:hyperlink w:anchor="_heading=">
+            <w:r>
+              <w:rPr>
+                <w:rFonts w:ascii="Arial" w:cs="Arial" w:eastAsia="Arial" w:hAnsi="Arial"/>
+                <w:b w:val="0"/>
+                <w:bCs w:val="0"/>
+                <w:i w:val="0"/>
+                <w:iCs w:val="0"/>
+                <w:smallCaps w:val="0"/>
+                <w:strike w:val="0"/>
+                <w:color w:val="000000"/>
+                <w:sz w:val="22"/>
+                <w:szCs w:val="22"/>
+                <w:u w:val="none"/>
+                <w:shd w:fill="auto" w:val="clear"/>
+                <w:vertAlign w:val="baseline"/>
+                <w:rtl w:val="0"/>
+              </w:rPr>
+              <w:t xml:space="preserve">2.2 Roles del Proyecto</w:t>
+              <w:tab/>
+              <w:t xml:space="preserve">11</w:t>
+            </w:r>
+          </w:hyperlink>
+          <w:r>
+            <w:rPr>
+              <w:rtl w:val="0"/>
+            </w:rPr>
+          </w:r>
+        </w:p>
+        <w:p>
+          <w:pPr>
+            <w:widowControl w:val="0"/>
+            <w:tabs>
+              <w:tab w:val="right" w:leader="none" w:pos="12000"/>
+            </w:tabs>
+            <w:spacing w:before="60" w:lineRule="auto"/>
+            <w:ind w:left="360" w:firstLine="0"/>
+            <w:rPr>
+              <w:rFonts w:ascii="Arial" w:cs="Arial" w:eastAsia="Arial" w:hAnsi="Arial"/>
+              <w:b w:val="0"/>
+              <w:bCs w:val="0"/>
+              <w:i w:val="0"/>
+              <w:iCs w:val="0"/>
+              <w:smallCaps w:val="0"/>
+              <w:strike w:val="0"/>
+              <w:color w:val="000000"/>
+              <w:sz w:val="22"/>
+              <w:szCs w:val="22"/>
+              <w:u w:val="none"/>
+              <w:shd w:fill="auto" w:val="clear"/>
+              <w:vertAlign w:val="baseline"/>
+            </w:rPr>
+          </w:pPr>
+          <w:hyperlink w:anchor="_heading=">
+            <w:r>
+              <w:rPr>
+                <w:rFonts w:ascii="Arial" w:cs="Arial" w:eastAsia="Arial" w:hAnsi="Arial"/>
+                <w:b w:val="0"/>
+                <w:bCs w:val="0"/>
+                <w:i w:val="0"/>
+                <w:iCs w:val="0"/>
+                <w:smallCaps w:val="0"/>
+                <w:strike w:val="0"/>
+                <w:color w:val="000000"/>
+                <w:sz w:val="22"/>
+                <w:szCs w:val="22"/>
+                <w:u w:val="none"/>
+                <w:shd w:fill="auto" w:val="clear"/>
+                <w:vertAlign w:val="baseline"/>
+                <w:rtl w:val="0"/>
+              </w:rPr>
+              <w:t xml:space="preserve">2.3 Plan de Trabajo</w:t>
+              <w:tab/>
+              <w:t xml:space="preserve">12</w:t>
+            </w:r>
+          </w:hyperlink>
+          <w:r>
+            <w:rPr>
+              <w:rtl w:val="0"/>
+            </w:rPr>
+          </w:r>
+        </w:p>
+        <w:p>
+          <w:pPr>
+            <w:widowControl w:val="0"/>
+            <w:tabs>
+              <w:tab w:val="right" w:leader="none" w:pos="12000"/>
+            </w:tabs>
+            <w:spacing w:before="60" w:lineRule="auto"/>
+            <w:ind w:left="360" w:firstLine="0"/>
+            <w:rPr>
+              <w:rFonts w:ascii="Arial" w:cs="Arial" w:eastAsia="Arial" w:hAnsi="Arial"/>
+              <w:b w:val="0"/>
+              <w:bCs w:val="0"/>
+              <w:i w:val="0"/>
+              <w:iCs w:val="0"/>
+              <w:smallCaps w:val="0"/>
+              <w:strike w:val="0"/>
+              <w:color w:val="000000"/>
+              <w:sz w:val="22"/>
+              <w:szCs w:val="22"/>
+              <w:u w:val="none"/>
+              <w:shd w:fill="auto" w:val="clear"/>
+              <w:vertAlign w:val="baseline"/>
+            </w:rPr>
+          </w:pPr>
+          <w:hyperlink w:anchor="_heading=">
+            <w:r>
+              <w:rPr>
+                <w:rFonts w:ascii="Arial" w:cs="Arial" w:eastAsia="Arial" w:hAnsi="Arial"/>
+                <w:b w:val="0"/>
+                <w:bCs w:val="0"/>
+                <w:i w:val="0"/>
+                <w:iCs w:val="0"/>
+                <w:smallCaps w:val="0"/>
+                <w:strike w:val="0"/>
+                <w:color w:val="000000"/>
+                <w:sz w:val="22"/>
+                <w:szCs w:val="22"/>
+                <w:u w:val="none"/>
+                <w:shd w:fill="auto" w:val="clear"/>
+                <w:vertAlign w:val="baseline"/>
+                <w:rtl w:val="0"/>
+              </w:rPr>
+              <w:t xml:space="preserve">2.4 Indicadores</w:t>
+              <w:tab/>
+              <w:t xml:space="preserve">13</w:t>
+            </w:r>
+          </w:hyperlink>
+          <w:r>
+            <w:rPr>
+              <w:rtl w:val="0"/>
+            </w:rPr>
+          </w:r>
+        </w:p>
+        <w:p>
+          <w:pPr>
+            <w:widowControl w:val="0"/>
+            <w:tabs>
+              <w:tab w:val="right" w:leader="none" w:pos="12000"/>
+            </w:tabs>
+            <w:spacing w:before="60" w:lineRule="auto"/>
+            <w:rPr>
+              <w:rFonts w:ascii="Arial" w:cs="Arial" w:eastAsia="Arial" w:hAnsi="Arial"/>
+              <w:b w:val="1"/>
+              <w:bCs w:val="1"/>
+              <w:i w:val="0"/>
+              <w:iCs w:val="0"/>
+              <w:smallCaps w:val="0"/>
+              <w:strike w:val="0"/>
+              <w:color w:val="000000"/>
+              <w:sz w:val="22"/>
+              <w:szCs w:val="22"/>
+              <w:u w:val="none"/>
+              <w:shd w:fill="auto" w:val="clear"/>
+              <w:vertAlign w:val="baseline"/>
+            </w:rPr>
+          </w:pPr>
+          <w:hyperlink w:anchor="_heading=">
+            <w:r>
+              <w:rPr>
+                <w:rFonts w:ascii="Arial" w:cs="Arial" w:eastAsia="Arial" w:hAnsi="Arial"/>
+                <w:b w:val="1"/>
+                <w:bCs w:val="1"/>
+                <w:i w:val="0"/>
+                <w:iCs w:val="0"/>
+                <w:smallCaps w:val="0"/>
+                <w:strike w:val="0"/>
+                <w:color w:val="000000"/>
+                <w:sz w:val="22"/>
+                <w:szCs w:val="22"/>
+                <w:u w:val="none"/>
+                <w:shd w:fill="auto" w:val="clear"/>
+                <w:vertAlign w:val="baseline"/>
+                <w:rtl w:val="0"/>
+              </w:rPr>
+              <w:t xml:space="preserve">3. Diseño de la Solución</w:t>
+              <w:tab/>
+              <w:t xml:space="preserve">14</w:t>
+            </w:r>
+          </w:hyperlink>
+          <w:r>
+            <w:rPr>
+              <w:rtl w:val="0"/>
+            </w:rPr>
+          </w:r>
+        </w:p>
+        <w:p>
+          <w:pPr>
+            <w:widowControl w:val="0"/>
+            <w:tabs>
+              <w:tab w:val="right" w:leader="none" w:pos="12000"/>
+            </w:tabs>
+            <w:spacing w:before="60" w:lineRule="auto"/>
+            <w:ind w:left="360" w:firstLine="0"/>
+            <w:rPr>
+              <w:rFonts w:ascii="Arial" w:cs="Arial" w:eastAsia="Arial" w:hAnsi="Arial"/>
+              <w:b w:val="0"/>
+              <w:bCs w:val="0"/>
+              <w:i w:val="0"/>
+              <w:iCs w:val="0"/>
+              <w:smallCaps w:val="0"/>
+              <w:strike w:val="0"/>
+              <w:color w:val="000000"/>
+              <w:sz w:val="22"/>
+              <w:szCs w:val="22"/>
+              <w:u w:val="none"/>
+              <w:shd w:fill="auto" w:val="clear"/>
+              <w:vertAlign w:val="baseline"/>
+            </w:rPr>
+          </w:pPr>
+          <w:hyperlink w:anchor="_heading=">
+            <w:r>
+              <w:rPr>
+                <w:rFonts w:ascii="Arial" w:cs="Arial" w:eastAsia="Arial" w:hAnsi="Arial"/>
+                <w:b w:val="0"/>
+                <w:bCs w:val="0"/>
+                <w:i w:val="0"/>
+                <w:iCs w:val="0"/>
+                <w:smallCaps w:val="0"/>
+                <w:strike w:val="0"/>
+                <w:color w:val="000000"/>
+                <w:sz w:val="22"/>
+                <w:szCs w:val="22"/>
+                <w:u w:val="none"/>
+                <w:shd w:fill="auto" w:val="clear"/>
+                <w:vertAlign w:val="baseline"/>
+                <w:rtl w:val="0"/>
+              </w:rPr>
+              <w:t xml:space="preserve">3.1 Visión de la Situación Futura</w:t>
+              <w:tab/>
+              <w:t xml:space="preserve">14</w:t>
+            </w:r>
+          </w:hyperlink>
+          <w:r>
+            <w:rPr>
+              <w:rtl w:val="0"/>
+            </w:rPr>
+          </w:r>
+        </w:p>
+        <w:p>
+          <w:pPr>
+            <w:widowControl w:val="0"/>
+            <w:tabs>
+              <w:tab w:val="right" w:leader="none" w:pos="12000"/>
+            </w:tabs>
+            <w:spacing w:before="60" w:lineRule="auto"/>
+            <w:ind w:left="360" w:firstLine="0"/>
+            <w:rPr>
+              <w:rFonts w:ascii="Arial" w:cs="Arial" w:eastAsia="Arial" w:hAnsi="Arial"/>
+              <w:b w:val="0"/>
+              <w:bCs w:val="0"/>
+              <w:i w:val="0"/>
+              <w:iCs w:val="0"/>
+              <w:smallCaps w:val="0"/>
+              <w:strike w:val="0"/>
+              <w:color w:val="000000"/>
+              <w:sz w:val="22"/>
+              <w:szCs w:val="22"/>
+              <w:u w:val="none"/>
+              <w:shd w:fill="auto" w:val="clear"/>
+              <w:vertAlign w:val="baseline"/>
+            </w:rPr>
+          </w:pPr>
+          <w:hyperlink w:anchor="_heading=">
+            <w:r>
+              <w:rPr>
+                <w:rFonts w:ascii="Arial" w:cs="Arial" w:eastAsia="Arial" w:hAnsi="Arial"/>
+                <w:b w:val="0"/>
+                <w:bCs w:val="0"/>
+                <w:i w:val="0"/>
+                <w:iCs w:val="0"/>
+                <w:smallCaps w:val="0"/>
+                <w:strike w:val="0"/>
+                <w:color w:val="000000"/>
+                <w:sz w:val="22"/>
+                <w:szCs w:val="22"/>
+                <w:u w:val="none"/>
+                <w:shd w:fill="auto" w:val="clear"/>
+                <w:vertAlign w:val="baseline"/>
+                <w:rtl w:val="0"/>
+              </w:rPr>
+              <w:t xml:space="preserve">3.2 Arquitectura de la Solución</w:t>
+              <w:tab/>
+              <w:t xml:space="preserve">14</w:t>
+            </w:r>
+          </w:hyperlink>
+          <w:r>
+            <w:rPr>
+              <w:rtl w:val="0"/>
+            </w:rPr>
+          </w:r>
+        </w:p>
+        <w:p>
+          <w:pPr>
+            <w:widowControl w:val="0"/>
+            <w:tabs>
+              <w:tab w:val="right" w:leader="none" w:pos="12000"/>
+            </w:tabs>
+            <w:spacing w:before="60" w:lineRule="auto"/>
+            <w:ind w:left="360" w:firstLine="0"/>
+            <w:rPr>
+              <w:rFonts w:ascii="Arial" w:cs="Arial" w:eastAsia="Arial" w:hAnsi="Arial"/>
+              <w:b w:val="0"/>
+              <w:bCs w:val="0"/>
+              <w:i w:val="0"/>
+              <w:iCs w:val="0"/>
+              <w:smallCaps w:val="0"/>
+              <w:strike w:val="0"/>
+              <w:color w:val="000000"/>
+              <w:sz w:val="22"/>
+              <w:szCs w:val="22"/>
+              <w:u w:val="none"/>
+              <w:shd w:fill="auto" w:val="clear"/>
+              <w:vertAlign w:val="baseline"/>
+            </w:rPr>
+          </w:pPr>
+          <w:hyperlink w:anchor="_heading=">
+            <w:r>
+              <w:rPr>
+                <w:rFonts w:ascii="Arial" w:cs="Arial" w:eastAsia="Arial" w:hAnsi="Arial"/>
+                <w:b w:val="0"/>
+                <w:bCs w:val="0"/>
+                <w:i w:val="0"/>
+                <w:iCs w:val="0"/>
+                <w:smallCaps w:val="0"/>
+                <w:strike w:val="0"/>
+                <w:color w:val="000000"/>
+                <w:sz w:val="22"/>
+                <w:szCs w:val="22"/>
+                <w:u w:val="none"/>
+                <w:shd w:fill="auto" w:val="clear"/>
+                <w:vertAlign w:val="baseline"/>
+                <w:rtl w:val="0"/>
+              </w:rPr>
+              <w:t xml:space="preserve">3.3 Seguridad de la Solución</w:t>
+              <w:tab/>
+              <w:t xml:space="preserve">15</w:t>
+            </w:r>
+          </w:hyperlink>
+          <w:r>
+            <w:rPr>
+              <w:rtl w:val="0"/>
+            </w:rPr>
+          </w:r>
+        </w:p>
+        <w:p>
+          <w:pPr>
+            <w:widowControl w:val="0"/>
+            <w:tabs>
+              <w:tab w:val="right" w:leader="none" w:pos="12000"/>
+            </w:tabs>
+            <w:spacing w:before="60" w:lineRule="auto"/>
+            <w:ind w:left="360" w:firstLine="0"/>
+            <w:rPr>
+              <w:rFonts w:ascii="Arial" w:cs="Arial" w:eastAsia="Arial" w:hAnsi="Arial"/>
+              <w:b w:val="0"/>
+              <w:bCs w:val="0"/>
+              <w:i w:val="0"/>
+              <w:iCs w:val="0"/>
+              <w:smallCaps w:val="0"/>
+              <w:strike w:val="0"/>
+              <w:color w:val="000000"/>
+              <w:sz w:val="22"/>
+              <w:szCs w:val="22"/>
+              <w:u w:val="none"/>
+              <w:shd w:fill="auto" w:val="clear"/>
+              <w:vertAlign w:val="baseline"/>
+            </w:rPr>
+          </w:pPr>
+          <w:hyperlink w:anchor="_heading=">
+            <w:r>
+              <w:rPr>
+                <w:rFonts w:ascii="Arial" w:cs="Arial" w:eastAsia="Arial" w:hAnsi="Arial"/>
+                <w:b w:val="0"/>
+                <w:bCs w:val="0"/>
+                <w:i w:val="0"/>
+                <w:iCs w:val="0"/>
+                <w:smallCaps w:val="0"/>
+                <w:strike w:val="0"/>
+                <w:color w:val="000000"/>
+                <w:sz w:val="22"/>
+                <w:szCs w:val="22"/>
+                <w:u w:val="none"/>
+                <w:shd w:fill="auto" w:val="clear"/>
+                <w:vertAlign w:val="baseline"/>
+                <w:rtl w:val="0"/>
+              </w:rPr>
+              <w:t xml:space="preserve">3.4 Vistas del Diseño de Solución</w:t>
+              <w:tab/>
+              <w:t xml:space="preserve">15</w:t>
+            </w:r>
+          </w:hyperlink>
+          <w:r>
+            <w:rPr>
+              <w:rtl w:val="0"/>
+            </w:rPr>
+          </w:r>
+        </w:p>
+        <w:p>
+          <w:pPr>
+            <w:widowControl w:val="0"/>
+            <w:tabs>
+              <w:tab w:val="right" w:leader="none" w:pos="12000"/>
+            </w:tabs>
+            <w:spacing w:before="60" w:lineRule="auto"/>
+            <w:ind w:left="720" w:firstLine="0"/>
+            <w:rPr>
+              <w:rFonts w:ascii="Arial" w:cs="Arial" w:eastAsia="Arial" w:hAnsi="Arial"/>
+              <w:b w:val="0"/>
+              <w:bCs w:val="0"/>
+              <w:i w:val="0"/>
+              <w:iCs w:val="0"/>
+              <w:smallCaps w:val="0"/>
+              <w:strike w:val="0"/>
+              <w:color w:val="000000"/>
+              <w:sz w:val="22"/>
+              <w:szCs w:val="22"/>
+              <w:u w:val="none"/>
+              <w:shd w:fill="auto" w:val="clear"/>
+              <w:vertAlign w:val="baseline"/>
+            </w:rPr>
+          </w:pPr>
+          <w:hyperlink w:anchor="_heading=">
+            <w:r>
+              <w:rPr>
+                <w:rFonts w:ascii="Arial" w:cs="Arial" w:eastAsia="Arial" w:hAnsi="Arial"/>
+                <w:b w:val="0"/>
+                <w:bCs w:val="0"/>
+                <w:i w:val="0"/>
+                <w:iCs w:val="0"/>
+                <w:smallCaps w:val="0"/>
+                <w:strike w:val="0"/>
+                <w:color w:val="000000"/>
+                <w:sz w:val="22"/>
+                <w:szCs w:val="22"/>
+                <w:u w:val="none"/>
+                <w:shd w:fill="auto" w:val="clear"/>
+                <w:vertAlign w:val="baseline"/>
+                <w:rtl w:val="0"/>
+              </w:rPr>
+              <w:t xml:space="preserve">3.4.1 Vista de Escenarios</w:t>
+              <w:tab/>
+              <w:t xml:space="preserve">15</w:t>
+            </w:r>
+          </w:hyperlink>
+          <w:r>
+            <w:rPr>
+              <w:rtl w:val="0"/>
+            </w:rPr>
+          </w:r>
+        </w:p>
+        <w:p>
+          <w:pPr>
+            <w:widowControl w:val="0"/>
+            <w:tabs>
+              <w:tab w:val="right" w:leader="none" w:pos="12000"/>
+            </w:tabs>
+            <w:spacing w:before="60" w:lineRule="auto"/>
+            <w:ind w:left="1080" w:firstLine="0"/>
+            <w:rPr>
+              <w:rFonts w:ascii="Arial" w:cs="Arial" w:eastAsia="Arial" w:hAnsi="Arial"/>
+              <w:b w:val="0"/>
+              <w:bCs w:val="0"/>
+              <w:i w:val="0"/>
+              <w:iCs w:val="0"/>
+              <w:smallCaps w:val="0"/>
+              <w:strike w:val="0"/>
+              <w:color w:val="000000"/>
+              <w:sz w:val="22"/>
+              <w:szCs w:val="22"/>
+              <w:u w:val="none"/>
+              <w:shd w:fill="auto" w:val="clear"/>
+              <w:vertAlign w:val="baseline"/>
+            </w:rPr>
+          </w:pPr>
+          <w:hyperlink w:anchor="_heading=">
+            <w:r>
+              <w:rPr>
+                <w:rFonts w:ascii="Arial" w:cs="Arial" w:eastAsia="Arial" w:hAnsi="Arial"/>
+                <w:b w:val="0"/>
+                <w:bCs w:val="0"/>
+                <w:i w:val="0"/>
+                <w:iCs w:val="0"/>
+                <w:smallCaps w:val="0"/>
+                <w:strike w:val="0"/>
+                <w:color w:val="000000"/>
+                <w:sz w:val="22"/>
+                <w:szCs w:val="22"/>
+                <w:u w:val="none"/>
+                <w:shd w:fill="auto" w:val="clear"/>
+                <w:vertAlign w:val="baseline"/>
+                <w:rtl w:val="0"/>
+              </w:rPr>
+              <w:t xml:space="preserve">Descripciones de Casos de Uso</w:t>
+              <w:tab/>
+              <w:t xml:space="preserve">16</w:t>
+            </w:r>
+          </w:hyperlink>
+          <w:r>
+            <w:rPr>
+              <w:rtl w:val="0"/>
+            </w:rPr>
+          </w:r>
+        </w:p>
+        <w:p>
+          <w:pPr>
+            <w:widowControl w:val="0"/>
+            <w:tabs>
+              <w:tab w:val="right" w:leader="none" w:pos="12000"/>
+            </w:tabs>
+            <w:spacing w:before="60" w:lineRule="auto"/>
+            <w:ind w:left="1080" w:firstLine="0"/>
+            <w:rPr>
+              <w:rFonts w:ascii="Arial" w:cs="Arial" w:eastAsia="Arial" w:hAnsi="Arial"/>
+              <w:b w:val="0"/>
+              <w:bCs w:val="0"/>
+              <w:i w:val="0"/>
+              <w:iCs w:val="0"/>
+              <w:smallCaps w:val="0"/>
+              <w:strike w:val="0"/>
+              <w:color w:val="000000"/>
+              <w:sz w:val="22"/>
+              <w:szCs w:val="22"/>
+              <w:u w:val="none"/>
+              <w:shd w:fill="auto" w:val="clear"/>
+              <w:vertAlign w:val="baseline"/>
+            </w:rPr>
+          </w:pPr>
+          <w:hyperlink w:anchor="_heading=">
+            <w:r>
+              <w:rPr>
+                <w:rFonts w:ascii="Arial" w:cs="Arial" w:eastAsia="Arial" w:hAnsi="Arial"/>
+                <w:b w:val="0"/>
+                <w:bCs w:val="0"/>
+                <w:i w:val="0"/>
+                <w:iCs w:val="0"/>
+                <w:smallCaps w:val="0"/>
+                <w:strike w:val="0"/>
+                <w:color w:val="000000"/>
+                <w:sz w:val="22"/>
+                <w:szCs w:val="22"/>
+                <w:u w:val="none"/>
+                <w:shd w:fill="auto" w:val="clear"/>
+                <w:vertAlign w:val="baseline"/>
+                <w:rtl w:val="0"/>
+              </w:rPr>
+              <w:t xml:space="preserve">Mockups o Prototipos de Pantallas</w:t>
+              <w:tab/>
+              <w:t xml:space="preserve">16</w:t>
+            </w:r>
+          </w:hyperlink>
+          <w:r>
+            <w:rPr>
+              <w:rtl w:val="0"/>
+            </w:rPr>
+          </w:r>
+        </w:p>
+        <w:p>
+          <w:pPr>
+            <w:widowControl w:val="0"/>
+            <w:tabs>
+              <w:tab w:val="right" w:leader="none" w:pos="12000"/>
+            </w:tabs>
+            <w:spacing w:before="60" w:lineRule="auto"/>
+            <w:ind w:left="1080" w:firstLine="0"/>
+            <w:rPr>
+              <w:rFonts w:ascii="Arial" w:cs="Arial" w:eastAsia="Arial" w:hAnsi="Arial"/>
+              <w:b w:val="0"/>
+              <w:bCs w:val="0"/>
+              <w:i w:val="0"/>
+              <w:iCs w:val="0"/>
+              <w:smallCaps w:val="0"/>
+              <w:strike w:val="0"/>
+              <w:color w:val="000000"/>
+              <w:sz w:val="22"/>
+              <w:szCs w:val="22"/>
+              <w:u w:val="none"/>
+              <w:shd w:fill="auto" w:val="clear"/>
+              <w:vertAlign w:val="baseline"/>
+            </w:rPr>
+          </w:pPr>
+          <w:hyperlink w:anchor="_heading=">
+            <w:r>
+              <w:rPr>
+                <w:rFonts w:ascii="Arial" w:cs="Arial" w:eastAsia="Arial" w:hAnsi="Arial"/>
+                <w:b w:val="0"/>
+                <w:bCs w:val="0"/>
+                <w:i w:val="0"/>
+                <w:iCs w:val="0"/>
+                <w:smallCaps w:val="0"/>
+                <w:strike w:val="0"/>
+                <w:color w:val="000000"/>
+                <w:sz w:val="22"/>
+                <w:szCs w:val="22"/>
+                <w:u w:val="none"/>
+                <w:shd w:fill="auto" w:val="clear"/>
+                <w:vertAlign w:val="baseline"/>
+                <w:rtl w:val="0"/>
+              </w:rPr>
+              <w:t xml:space="preserve">Diagrama de Navegación</w:t>
+              <w:tab/>
+              <w:t xml:space="preserve">17</w:t>
+            </w:r>
+          </w:hyperlink>
+          <w:r>
+            <w:rPr>
+              <w:rtl w:val="0"/>
+            </w:rPr>
+          </w:r>
+        </w:p>
+        <w:p>
+          <w:pPr>
+            <w:widowControl w:val="0"/>
+            <w:tabs>
+              <w:tab w:val="right" w:leader="none" w:pos="12000"/>
+            </w:tabs>
+            <w:spacing w:before="60" w:lineRule="auto"/>
+            <w:ind w:left="720" w:firstLine="0"/>
+            <w:rPr>
+              <w:rFonts w:ascii="Arial" w:cs="Arial" w:eastAsia="Arial" w:hAnsi="Arial"/>
+              <w:b w:val="0"/>
+              <w:bCs w:val="0"/>
+              <w:i w:val="0"/>
+              <w:iCs w:val="0"/>
+              <w:smallCaps w:val="0"/>
+              <w:strike w:val="0"/>
+              <w:color w:val="000000"/>
+              <w:sz w:val="22"/>
+              <w:szCs w:val="22"/>
+              <w:u w:val="none"/>
+              <w:shd w:fill="auto" w:val="clear"/>
+              <w:vertAlign w:val="baseline"/>
+            </w:rPr>
+          </w:pPr>
+          <w:hyperlink w:anchor="_heading=">
+            <w:r>
+              <w:rPr>
+                <w:rFonts w:ascii="Arial" w:cs="Arial" w:eastAsia="Arial" w:hAnsi="Arial"/>
+                <w:b w:val="0"/>
+                <w:bCs w:val="0"/>
+                <w:i w:val="0"/>
+                <w:iCs w:val="0"/>
+                <w:smallCaps w:val="0"/>
+                <w:strike w:val="0"/>
+                <w:color w:val="000000"/>
+                <w:sz w:val="22"/>
+                <w:szCs w:val="22"/>
+                <w:u w:val="none"/>
+                <w:shd w:fill="auto" w:val="clear"/>
+                <w:vertAlign w:val="baseline"/>
+                <w:rtl w:val="0"/>
+              </w:rPr>
+              <w:t xml:space="preserve">3.4.2 Vista Lógica</w:t>
+              <w:tab/>
+              <w:t xml:space="preserve">17</w:t>
+            </w:r>
+          </w:hyperlink>
+          <w:r>
+            <w:rPr>
+              <w:rtl w:val="0"/>
+            </w:rPr>
+          </w:r>
+        </w:p>
+        <w:p>
+          <w:pPr>
+            <w:widowControl w:val="0"/>
+            <w:tabs>
+              <w:tab w:val="right" w:leader="none" w:pos="12000"/>
+            </w:tabs>
+            <w:spacing w:before="60" w:lineRule="auto"/>
+            <w:ind w:left="720" w:firstLine="0"/>
+            <w:rPr>
+              <w:rFonts w:ascii="Arial" w:cs="Arial" w:eastAsia="Arial" w:hAnsi="Arial"/>
+              <w:b w:val="0"/>
+              <w:bCs w:val="0"/>
+              <w:i w:val="0"/>
+              <w:iCs w:val="0"/>
+              <w:smallCaps w:val="0"/>
+              <w:strike w:val="0"/>
+              <w:color w:val="000000"/>
+              <w:sz w:val="22"/>
+              <w:szCs w:val="22"/>
+              <w:u w:val="none"/>
+              <w:shd w:fill="auto" w:val="clear"/>
+              <w:vertAlign w:val="baseline"/>
+            </w:rPr>
+          </w:pPr>
+          <w:hyperlink w:anchor="_heading=">
+            <w:r>
+              <w:rPr>
+                <w:rFonts w:ascii="Arial" w:cs="Arial" w:eastAsia="Arial" w:hAnsi="Arial"/>
+                <w:b w:val="0"/>
+                <w:bCs w:val="0"/>
+                <w:i w:val="0"/>
+                <w:iCs w:val="0"/>
+                <w:smallCaps w:val="0"/>
+                <w:strike w:val="0"/>
+                <w:color w:val="000000"/>
+                <w:sz w:val="22"/>
+                <w:szCs w:val="22"/>
+                <w:u w:val="none"/>
+                <w:shd w:fill="auto" w:val="clear"/>
+                <w:vertAlign w:val="baseline"/>
+                <w:rtl w:val="0"/>
+              </w:rPr>
+              <w:t xml:space="preserve">3.4.3 Vista de Proceso</w:t>
+              <w:tab/>
+              <w:t xml:space="preserve">18</w:t>
+            </w:r>
+          </w:hyperlink>
+          <w:r>
+            <w:rPr>
+              <w:rtl w:val="0"/>
+            </w:rPr>
+          </w:r>
+        </w:p>
+        <w:p>
+          <w:pPr>
+            <w:widowControl w:val="0"/>
+            <w:tabs>
+              <w:tab w:val="right" w:leader="none" w:pos="12000"/>
+            </w:tabs>
+            <w:spacing w:before="60" w:lineRule="auto"/>
+            <w:ind w:left="720" w:firstLine="0"/>
+            <w:rPr>
+              <w:rFonts w:ascii="Arial" w:cs="Arial" w:eastAsia="Arial" w:hAnsi="Arial"/>
+              <w:b w:val="0"/>
+              <w:bCs w:val="0"/>
+              <w:i w:val="0"/>
+              <w:iCs w:val="0"/>
+              <w:smallCaps w:val="0"/>
+              <w:strike w:val="0"/>
+              <w:color w:val="000000"/>
+              <w:sz w:val="22"/>
+              <w:szCs w:val="22"/>
+              <w:u w:val="none"/>
+              <w:shd w:fill="auto" w:val="clear"/>
+              <w:vertAlign w:val="baseline"/>
+            </w:rPr>
+          </w:pPr>
+          <w:hyperlink w:anchor="_heading=">
+            <w:r>
+              <w:rPr>
+                <w:rFonts w:ascii="Arial" w:cs="Arial" w:eastAsia="Arial" w:hAnsi="Arial"/>
+                <w:b w:val="0"/>
+                <w:bCs w:val="0"/>
+                <w:i w:val="0"/>
+                <w:iCs w:val="0"/>
+                <w:smallCaps w:val="0"/>
+                <w:strike w:val="0"/>
+                <w:color w:val="000000"/>
+                <w:sz w:val="22"/>
+                <w:szCs w:val="22"/>
+                <w:u w:val="none"/>
+                <w:shd w:fill="auto" w:val="clear"/>
+                <w:vertAlign w:val="baseline"/>
+                <w:rtl w:val="0"/>
+              </w:rPr>
+              <w:t xml:space="preserve">3.4.4 Vista de Implementación</w:t>
+              <w:tab/>
+              <w:t xml:space="preserve">19</w:t>
+            </w:r>
+          </w:hyperlink>
+          <w:r>
+            <w:rPr>
+              <w:rtl w:val="0"/>
+            </w:rPr>
+          </w:r>
+        </w:p>
+        <w:p>
+          <w:pPr>
+            <w:widowControl w:val="0"/>
+            <w:tabs>
+              <w:tab w:val="right" w:leader="none" w:pos="12000"/>
+            </w:tabs>
+            <w:spacing w:before="60" w:lineRule="auto"/>
+            <w:ind w:left="720" w:firstLine="0"/>
+            <w:rPr>
+              <w:rFonts w:ascii="Arial" w:cs="Arial" w:eastAsia="Arial" w:hAnsi="Arial"/>
+              <w:b w:val="0"/>
+              <w:bCs w:val="0"/>
+              <w:i w:val="0"/>
+              <w:iCs w:val="0"/>
+              <w:smallCaps w:val="0"/>
+              <w:strike w:val="0"/>
+              <w:color w:val="000000"/>
+              <w:sz w:val="22"/>
+              <w:szCs w:val="22"/>
+              <w:u w:val="none"/>
+              <w:shd w:fill="auto" w:val="clear"/>
+              <w:vertAlign w:val="baseline"/>
+            </w:rPr>
+          </w:pPr>
+          <w:hyperlink w:anchor="_heading=">
+            <w:r>
+              <w:rPr>
+                <w:rFonts w:ascii="Arial" w:cs="Arial" w:eastAsia="Arial" w:hAnsi="Arial"/>
+                <w:b w:val="0"/>
+                <w:bCs w:val="0"/>
+                <w:i w:val="0"/>
+                <w:iCs w:val="0"/>
+                <w:smallCaps w:val="0"/>
+                <w:strike w:val="0"/>
+                <w:color w:val="000000"/>
+                <w:sz w:val="22"/>
+                <w:szCs w:val="22"/>
+                <w:u w:val="none"/>
+                <w:shd w:fill="auto" w:val="clear"/>
+                <w:vertAlign w:val="baseline"/>
+                <w:rtl w:val="0"/>
+              </w:rPr>
+              <w:t xml:space="preserve">3.4.5 Vista de Despliegue</w:t>
+              <w:tab/>
+              <w:t xml:space="preserve">20</w:t>
+            </w:r>
+          </w:hyperlink>
+          <w:r>
+            <w:rPr>
+              <w:rtl w:val="0"/>
+            </w:rPr>
+          </w:r>
+        </w:p>
+        <w:p>
+          <w:pPr>
+            <w:widowControl w:val="0"/>
+            <w:tabs>
+              <w:tab w:val="right" w:leader="none" w:pos="12000"/>
+            </w:tabs>
+            <w:spacing w:before="60" w:lineRule="auto"/>
+            <w:rPr>
+              <w:rFonts w:ascii="Arial" w:cs="Arial" w:eastAsia="Arial" w:hAnsi="Arial"/>
+              <w:b w:val="1"/>
+              <w:bCs w:val="1"/>
+              <w:i w:val="0"/>
+              <w:iCs w:val="0"/>
+              <w:smallCaps w:val="0"/>
+              <w:strike w:val="0"/>
+              <w:color w:val="000000"/>
+              <w:sz w:val="22"/>
+              <w:szCs w:val="22"/>
+              <w:u w:val="none"/>
+              <w:shd w:fill="auto" w:val="clear"/>
+              <w:vertAlign w:val="baseline"/>
+            </w:rPr>
+          </w:pPr>
+          <w:hyperlink w:anchor="_heading=">
+            <w:r>
+              <w:rPr>
+                <w:rFonts w:ascii="Arial" w:cs="Arial" w:eastAsia="Arial" w:hAnsi="Arial"/>
+                <w:b w:val="1"/>
+                <w:bCs w:val="1"/>
+                <w:i w:val="0"/>
+                <w:iCs w:val="0"/>
+                <w:smallCaps w:val="0"/>
+                <w:strike w:val="0"/>
+                <w:color w:val="000000"/>
+                <w:sz w:val="22"/>
+                <w:szCs w:val="22"/>
+                <w:u w:val="none"/>
+                <w:shd w:fill="auto" w:val="clear"/>
+                <w:vertAlign w:val="baseline"/>
+                <w:rtl w:val="0"/>
+              </w:rPr>
+              <w:t xml:space="preserve">4. Configuración de Entornos, Servidores y Continuidad</w:t>
+              <w:tab/>
+              <w:t xml:space="preserve">22</w:t>
+            </w:r>
+          </w:hyperlink>
+          <w:r>
+            <w:rPr>
+              <w:rtl w:val="0"/>
+            </w:rPr>
+          </w:r>
+        </w:p>
+        <w:p>
+          <w:pPr>
+            <w:widowControl w:val="0"/>
+            <w:tabs>
+              <w:tab w:val="right" w:leader="none" w:pos="12000"/>
+            </w:tabs>
+            <w:spacing w:before="60" w:lineRule="auto"/>
+            <w:ind w:left="360" w:firstLine="0"/>
+            <w:rPr>
+              <w:rFonts w:ascii="Arial" w:cs="Arial" w:eastAsia="Arial" w:hAnsi="Arial"/>
+              <w:b w:val="0"/>
+              <w:bCs w:val="0"/>
+              <w:i w:val="0"/>
+              <w:iCs w:val="0"/>
+              <w:smallCaps w:val="0"/>
+              <w:strike w:val="0"/>
+              <w:color w:val="000000"/>
+              <w:sz w:val="22"/>
+              <w:szCs w:val="22"/>
+              <w:u w:val="none"/>
+              <w:shd w:fill="auto" w:val="clear"/>
+              <w:vertAlign w:val="baseline"/>
+            </w:rPr>
+          </w:pPr>
+          <w:hyperlink w:anchor="_heading=">
+            <w:r>
+              <w:rPr>
+                <w:rFonts w:ascii="Arial" w:cs="Arial" w:eastAsia="Arial" w:hAnsi="Arial"/>
+                <w:b w:val="0"/>
+                <w:bCs w:val="0"/>
+                <w:i w:val="0"/>
+                <w:iCs w:val="0"/>
+                <w:smallCaps w:val="0"/>
+                <w:strike w:val="0"/>
+                <w:color w:val="000000"/>
+                <w:sz w:val="22"/>
+                <w:szCs w:val="22"/>
+                <w:u w:val="none"/>
+                <w:shd w:fill="auto" w:val="clear"/>
+                <w:vertAlign w:val="baseline"/>
+                <w:rtl w:val="0"/>
+              </w:rPr>
+              <w:t xml:space="preserve">4.1 Servidores</w:t>
+              <w:tab/>
+              <w:t xml:space="preserve">22</w:t>
+            </w:r>
+          </w:hyperlink>
+          <w:r>
+            <w:rPr>
+              <w:rtl w:val="0"/>
+            </w:rPr>
+          </w:r>
+        </w:p>
+        <w:p>
+          <w:pPr>
+            <w:widowControl w:val="0"/>
+            <w:tabs>
+              <w:tab w:val="right" w:leader="none" w:pos="12000"/>
+            </w:tabs>
+            <w:spacing w:before="60" w:lineRule="auto"/>
+            <w:ind w:left="360" w:firstLine="0"/>
+            <w:rPr>
+              <w:rFonts w:ascii="Arial" w:cs="Arial" w:eastAsia="Arial" w:hAnsi="Arial"/>
+              <w:b w:val="0"/>
+              <w:bCs w:val="0"/>
+              <w:i w:val="0"/>
+              <w:iCs w:val="0"/>
+              <w:smallCaps w:val="0"/>
+              <w:strike w:val="0"/>
+              <w:color w:val="000000"/>
+              <w:sz w:val="22"/>
+              <w:szCs w:val="22"/>
+              <w:u w:val="none"/>
+              <w:shd w:fill="auto" w:val="clear"/>
+              <w:vertAlign w:val="baseline"/>
+            </w:rPr>
+          </w:pPr>
+          <w:hyperlink w:anchor="_heading=">
+            <w:r>
+              <w:rPr>
+                <w:rFonts w:ascii="Arial" w:cs="Arial" w:eastAsia="Arial" w:hAnsi="Arial"/>
+                <w:b w:val="0"/>
+                <w:bCs w:val="0"/>
+                <w:i w:val="0"/>
+                <w:iCs w:val="0"/>
+                <w:smallCaps w:val="0"/>
+                <w:strike w:val="0"/>
+                <w:color w:val="000000"/>
+                <w:sz w:val="22"/>
+                <w:szCs w:val="22"/>
+                <w:u w:val="none"/>
+                <w:shd w:fill="auto" w:val="clear"/>
+                <w:vertAlign w:val="baseline"/>
+                <w:rtl w:val="0"/>
+              </w:rPr>
+              <w:t xml:space="preserve">4.2 Arquitectura Aplicativa del Servidor</w:t>
+              <w:tab/>
+              <w:t xml:space="preserve">22</w:t>
+            </w:r>
+          </w:hyperlink>
+          <w:r>
+            <w:rPr>
+              <w:rtl w:val="0"/>
+            </w:rPr>
+          </w:r>
+        </w:p>
+        <w:p>
+          <w:pPr>
+            <w:widowControl w:val="0"/>
+            <w:tabs>
+              <w:tab w:val="right" w:leader="none" w:pos="12000"/>
+            </w:tabs>
+            <w:spacing w:before="60" w:lineRule="auto"/>
+            <w:ind w:left="360" w:firstLine="0"/>
+            <w:rPr>
+              <w:rFonts w:ascii="Arial" w:cs="Arial" w:eastAsia="Arial" w:hAnsi="Arial"/>
+              <w:b w:val="0"/>
+              <w:bCs w:val="0"/>
+              <w:i w:val="0"/>
+              <w:iCs w:val="0"/>
+              <w:smallCaps w:val="0"/>
+              <w:strike w:val="0"/>
+              <w:color w:val="000000"/>
+              <w:sz w:val="22"/>
+              <w:szCs w:val="22"/>
+              <w:u w:val="none"/>
+              <w:shd w:fill="auto" w:val="clear"/>
+              <w:vertAlign w:val="baseline"/>
+            </w:rPr>
+          </w:pPr>
+          <w:hyperlink w:anchor="_heading=">
+            <w:r>
+              <w:rPr>
+                <w:rFonts w:ascii="Arial" w:cs="Arial" w:eastAsia="Arial" w:hAnsi="Arial"/>
+                <w:b w:val="0"/>
+                <w:bCs w:val="0"/>
+                <w:i w:val="0"/>
+                <w:iCs w:val="0"/>
+                <w:smallCaps w:val="0"/>
+                <w:strike w:val="0"/>
+                <w:color w:val="000000"/>
+                <w:sz w:val="22"/>
+                <w:szCs w:val="22"/>
+                <w:u w:val="none"/>
+                <w:shd w:fill="auto" w:val="clear"/>
+                <w:vertAlign w:val="baseline"/>
+                <w:rtl w:val="0"/>
+              </w:rPr>
+              <w:t xml:space="preserve">4.3 Configuración de Servicios Web y Seguridad Inicial</w:t>
+              <w:tab/>
+              <w:t xml:space="preserve">22</w:t>
+            </w:r>
+          </w:hyperlink>
+          <w:r>
+            <w:rPr>
+              <w:rtl w:val="0"/>
+            </w:rPr>
+          </w:r>
+        </w:p>
+        <w:p>
+          <w:pPr>
+            <w:widowControl w:val="0"/>
+            <w:tabs>
+              <w:tab w:val="right" w:leader="none" w:pos="12000"/>
+            </w:tabs>
+            <w:spacing w:before="60" w:lineRule="auto"/>
+            <w:ind w:left="360" w:firstLine="0"/>
+            <w:rPr>
+              <w:rFonts w:ascii="Arial" w:cs="Arial" w:eastAsia="Arial" w:hAnsi="Arial"/>
+              <w:b w:val="0"/>
+              <w:bCs w:val="0"/>
+              <w:i w:val="0"/>
+              <w:iCs w:val="0"/>
+              <w:smallCaps w:val="0"/>
+              <w:strike w:val="0"/>
+              <w:color w:val="000000"/>
+              <w:sz w:val="22"/>
+              <w:szCs w:val="22"/>
+              <w:u w:val="none"/>
+              <w:shd w:fill="auto" w:val="clear"/>
+              <w:vertAlign w:val="baseline"/>
+            </w:rPr>
+          </w:pPr>
+          <w:hyperlink w:anchor="_heading=">
+            <w:r>
+              <w:rPr>
+                <w:rFonts w:ascii="Arial" w:cs="Arial" w:eastAsia="Arial" w:hAnsi="Arial"/>
+                <w:b w:val="0"/>
+                <w:bCs w:val="0"/>
+                <w:i w:val="0"/>
+                <w:iCs w:val="0"/>
+                <w:smallCaps w:val="0"/>
+                <w:strike w:val="0"/>
+                <w:color w:val="000000"/>
+                <w:sz w:val="22"/>
+                <w:szCs w:val="22"/>
+                <w:u w:val="none"/>
+                <w:shd w:fill="auto" w:val="clear"/>
+                <w:vertAlign w:val="baseline"/>
+                <w:rtl w:val="0"/>
+              </w:rPr>
+              <w:t xml:space="preserve">4.4 Procedimientos de Validación y Verificación del Entorno</w:t>
+              <w:tab/>
+              <w:t xml:space="preserve">23</w:t>
+            </w:r>
+          </w:hyperlink>
+          <w:r>
+            <w:rPr>
+              <w:rtl w:val="0"/>
+            </w:rPr>
+          </w:r>
+        </w:p>
+        <w:p>
+          <w:pPr>
+            <w:widowControl w:val="0"/>
+            <w:tabs>
+              <w:tab w:val="right" w:leader="none" w:pos="12000"/>
+            </w:tabs>
+            <w:spacing w:before="60" w:lineRule="auto"/>
+            <w:rPr>
+              <w:rFonts w:ascii="Arial" w:cs="Arial" w:eastAsia="Arial" w:hAnsi="Arial"/>
+              <w:b w:val="1"/>
+              <w:bCs w:val="1"/>
+              <w:i w:val="0"/>
+              <w:iCs w:val="0"/>
+              <w:smallCaps w:val="0"/>
+              <w:strike w:val="0"/>
+              <w:color w:val="000000"/>
+              <w:sz w:val="22"/>
+              <w:szCs w:val="22"/>
+              <w:u w:val="none"/>
+              <w:shd w:fill="auto" w:val="clear"/>
+              <w:vertAlign w:val="baseline"/>
+            </w:rPr>
+          </w:pPr>
+          <w:hyperlink w:anchor="_heading=">
+            <w:r>
+              <w:rPr>
+                <w:rFonts w:ascii="Arial" w:cs="Arial" w:eastAsia="Arial" w:hAnsi="Arial"/>
+                <w:b w:val="1"/>
+                <w:bCs w:val="1"/>
+                <w:i w:val="0"/>
+                <w:iCs w:val="0"/>
+                <w:smallCaps w:val="0"/>
+                <w:strike w:val="0"/>
+                <w:color w:val="000000"/>
+                <w:sz w:val="22"/>
+                <w:szCs w:val="22"/>
+                <w:u w:val="none"/>
+                <w:shd w:fill="auto" w:val="clear"/>
+                <w:vertAlign w:val="baseline"/>
+                <w:rtl w:val="0"/>
+              </w:rPr>
+              <w:t xml:space="preserve">5. Gestión de Datos y Continuidad</w:t>
+              <w:tab/>
+              <w:t xml:space="preserve">25</w:t>
+            </w:r>
+          </w:hyperlink>
+          <w:r>
+            <w:rPr>
+              <w:rtl w:val="0"/>
+            </w:rPr>
+          </w:r>
+        </w:p>
+        <w:p>
+          <w:pPr>
+            <w:widowControl w:val="0"/>
+            <w:tabs>
+              <w:tab w:val="right" w:leader="none" w:pos="12000"/>
+            </w:tabs>
+            <w:spacing w:before="60" w:lineRule="auto"/>
+            <w:ind w:left="360" w:firstLine="0"/>
+            <w:rPr>
+              <w:rFonts w:ascii="Arial" w:cs="Arial" w:eastAsia="Arial" w:hAnsi="Arial"/>
+              <w:b w:val="0"/>
+              <w:bCs w:val="0"/>
+              <w:i w:val="0"/>
+              <w:iCs w:val="0"/>
+              <w:smallCaps w:val="0"/>
+              <w:strike w:val="0"/>
+              <w:color w:val="000000"/>
+              <w:sz w:val="22"/>
+              <w:szCs w:val="22"/>
+              <w:u w:val="none"/>
+              <w:shd w:fill="auto" w:val="clear"/>
+              <w:vertAlign w:val="baseline"/>
+            </w:rPr>
+          </w:pPr>
+          <w:hyperlink w:anchor="_heading=">
+            <w:r>
+              <w:rPr>
+                <w:rFonts w:ascii="Arial" w:cs="Arial" w:eastAsia="Arial" w:hAnsi="Arial"/>
+                <w:b w:val="0"/>
+                <w:bCs w:val="0"/>
+                <w:i w:val="0"/>
+                <w:iCs w:val="0"/>
+                <w:smallCaps w:val="0"/>
+                <w:strike w:val="0"/>
+                <w:color w:val="000000"/>
+                <w:sz w:val="22"/>
+                <w:szCs w:val="22"/>
+                <w:u w:val="none"/>
+                <w:shd w:fill="auto" w:val="clear"/>
+                <w:vertAlign w:val="baseline"/>
+                <w:rtl w:val="0"/>
+              </w:rPr>
+              <w:t xml:space="preserve">5.1 Definiciones de Protección y Privacidad de los Datos</w:t>
+              <w:tab/>
+              <w:t xml:space="preserve">25</w:t>
+            </w:r>
+          </w:hyperlink>
+          <w:r>
+            <w:rPr>
+              <w:rtl w:val="0"/>
+            </w:rPr>
+          </w:r>
+        </w:p>
+        <w:p>
+          <w:pPr>
+            <w:widowControl w:val="0"/>
+            <w:tabs>
+              <w:tab w:val="right" w:leader="none" w:pos="12000"/>
+            </w:tabs>
+            <w:spacing w:before="60" w:lineRule="auto"/>
+            <w:ind w:left="360" w:firstLine="0"/>
+            <w:rPr>
+              <w:rFonts w:ascii="Arial" w:cs="Arial" w:eastAsia="Arial" w:hAnsi="Arial"/>
+              <w:b w:val="0"/>
+              <w:bCs w:val="0"/>
+              <w:i w:val="0"/>
+              <w:iCs w:val="0"/>
+              <w:smallCaps w:val="0"/>
+              <w:strike w:val="0"/>
+              <w:color w:val="000000"/>
+              <w:sz w:val="22"/>
+              <w:szCs w:val="22"/>
+              <w:u w:val="none"/>
+              <w:shd w:fill="auto" w:val="clear"/>
+              <w:vertAlign w:val="baseline"/>
+            </w:rPr>
+          </w:pPr>
+          <w:hyperlink w:anchor="_heading=">
+            <w:r>
+              <w:rPr>
+                <w:rFonts w:ascii="Arial" w:cs="Arial" w:eastAsia="Arial" w:hAnsi="Arial"/>
+                <w:b w:val="0"/>
+                <w:bCs w:val="0"/>
+                <w:i w:val="0"/>
+                <w:iCs w:val="0"/>
+                <w:smallCaps w:val="0"/>
+                <w:strike w:val="0"/>
+                <w:color w:val="000000"/>
+                <w:sz w:val="22"/>
+                <w:szCs w:val="22"/>
+                <w:u w:val="none"/>
+                <w:shd w:fill="auto" w:val="clear"/>
+                <w:vertAlign w:val="baseline"/>
+                <w:rtl w:val="0"/>
+              </w:rPr>
+              <w:t xml:space="preserve">5.2 Estrategia de Backup</w:t>
+              <w:tab/>
+              <w:t xml:space="preserve">25</w:t>
+            </w:r>
+          </w:hyperlink>
+          <w:r>
+            <w:rPr>
+              <w:rtl w:val="0"/>
+            </w:rPr>
+          </w:r>
+        </w:p>
+        <w:p>
+          <w:pPr>
+            <w:widowControl w:val="0"/>
+            <w:tabs>
+              <w:tab w:val="right" w:leader="none" w:pos="12000"/>
+            </w:tabs>
+            <w:spacing w:before="60" w:lineRule="auto"/>
+            <w:ind w:left="360" w:firstLine="0"/>
+            <w:rPr>
+              <w:rFonts w:ascii="Arial" w:cs="Arial" w:eastAsia="Arial" w:hAnsi="Arial"/>
+              <w:b w:val="0"/>
+              <w:bCs w:val="0"/>
+              <w:i w:val="0"/>
+              <w:iCs w:val="0"/>
+              <w:smallCaps w:val="0"/>
+              <w:strike w:val="0"/>
+              <w:color w:val="000000"/>
+              <w:sz w:val="22"/>
+              <w:szCs w:val="22"/>
+              <w:u w:val="none"/>
+              <w:shd w:fill="auto" w:val="clear"/>
+              <w:vertAlign w:val="baseline"/>
+            </w:rPr>
+          </w:pPr>
+          <w:hyperlink w:anchor="_heading=">
+            <w:r>
+              <w:rPr>
+                <w:rFonts w:ascii="Arial" w:cs="Arial" w:eastAsia="Arial" w:hAnsi="Arial"/>
+                <w:b w:val="0"/>
+                <w:bCs w:val="0"/>
+                <w:i w:val="0"/>
+                <w:iCs w:val="0"/>
+                <w:smallCaps w:val="0"/>
+                <w:strike w:val="0"/>
+                <w:color w:val="000000"/>
+                <w:sz w:val="22"/>
+                <w:szCs w:val="22"/>
+                <w:u w:val="none"/>
+                <w:shd w:fill="auto" w:val="clear"/>
+                <w:vertAlign w:val="baseline"/>
+                <w:rtl w:val="0"/>
+              </w:rPr>
+              <w:t xml:space="preserve">5.3 Carga y/o Migración Producción-Pruebas</w:t>
+              <w:tab/>
+              <w:t xml:space="preserve">25</w:t>
+            </w:r>
+          </w:hyperlink>
+          <w:r>
+            <w:rPr>
+              <w:rtl w:val="0"/>
+            </w:rPr>
+          </w:r>
+        </w:p>
+        <w:p>
+          <w:pPr>
+            <w:widowControl w:val="0"/>
+            <w:tabs>
+              <w:tab w:val="right" w:leader="none" w:pos="12000"/>
+            </w:tabs>
+            <w:spacing w:before="60" w:lineRule="auto"/>
+            <w:rPr>
+              <w:rFonts w:ascii="Arial" w:cs="Arial" w:eastAsia="Arial" w:hAnsi="Arial"/>
+              <w:b w:val="1"/>
+              <w:bCs w:val="1"/>
+              <w:i w:val="0"/>
+              <w:iCs w:val="0"/>
+              <w:smallCaps w:val="0"/>
+              <w:strike w:val="0"/>
+              <w:color w:val="000000"/>
+              <w:sz w:val="22"/>
+              <w:szCs w:val="22"/>
+              <w:u w:val="none"/>
+              <w:shd w:fill="auto" w:val="clear"/>
+              <w:vertAlign w:val="baseline"/>
+            </w:rPr>
+          </w:pPr>
+          <w:hyperlink w:anchor="_heading=">
+            <w:r>
+              <w:rPr>
+                <w:rFonts w:ascii="Arial" w:cs="Arial" w:eastAsia="Arial" w:hAnsi="Arial"/>
+                <w:b w:val="1"/>
+                <w:bCs w:val="1"/>
+                <w:i w:val="0"/>
+                <w:iCs w:val="0"/>
+                <w:smallCaps w:val="0"/>
+                <w:strike w:val="0"/>
+                <w:color w:val="000000"/>
+                <w:sz w:val="22"/>
+                <w:szCs w:val="22"/>
+                <w:u w:val="none"/>
+                <w:shd w:fill="auto" w:val="clear"/>
+                <w:vertAlign w:val="baseline"/>
+                <w:rtl w:val="0"/>
+              </w:rPr>
+              <w:t xml:space="preserve">6. Plan de Calidad</w:t>
+              <w:tab/>
+              <w:t xml:space="preserve">27</w:t>
+            </w:r>
+          </w:hyperlink>
+          <w:r>
+            <w:rPr>
+              <w:rtl w:val="0"/>
+            </w:rPr>
+          </w:r>
+        </w:p>
+        <w:p>
+          <w:pPr>
+            <w:widowControl w:val="0"/>
+            <w:tabs>
+              <w:tab w:val="right" w:leader="none" w:pos="12000"/>
+            </w:tabs>
+            <w:spacing w:before="60" w:lineRule="auto"/>
+            <w:ind w:left="360" w:firstLine="0"/>
+            <w:rPr>
+              <w:rFonts w:ascii="Arial" w:cs="Arial" w:eastAsia="Arial" w:hAnsi="Arial"/>
+              <w:b w:val="0"/>
+              <w:bCs w:val="0"/>
+              <w:i w:val="0"/>
+              <w:iCs w:val="0"/>
+              <w:smallCaps w:val="0"/>
+              <w:strike w:val="0"/>
+              <w:color w:val="000000"/>
+              <w:sz w:val="22"/>
+              <w:szCs w:val="22"/>
+              <w:u w:val="none"/>
+              <w:shd w:fill="auto" w:val="clear"/>
+              <w:vertAlign w:val="baseline"/>
+            </w:rPr>
+          </w:pPr>
+          <w:hyperlink w:anchor="_heading=">
+            <w:r>
+              <w:rPr>
+                <w:rFonts w:ascii="Arial" w:cs="Arial" w:eastAsia="Arial" w:hAnsi="Arial"/>
+                <w:b w:val="0"/>
+                <w:bCs w:val="0"/>
+                <w:i w:val="0"/>
+                <w:iCs w:val="0"/>
+                <w:smallCaps w:val="0"/>
+                <w:strike w:val="0"/>
+                <w:color w:val="000000"/>
+                <w:sz w:val="22"/>
+                <w:szCs w:val="22"/>
+                <w:u w:val="none"/>
+                <w:shd w:fill="auto" w:val="clear"/>
+                <w:vertAlign w:val="baseline"/>
+                <w:rtl w:val="0"/>
+              </w:rPr>
+              <w:t xml:space="preserve">6.1 Definiciones de Calidad del Proyecto</w:t>
+              <w:tab/>
+              <w:t xml:space="preserve">27</w:t>
+            </w:r>
+          </w:hyperlink>
+          <w:r>
+            <w:rPr>
+              <w:rtl w:val="0"/>
+            </w:rPr>
+          </w:r>
+        </w:p>
+        <w:p>
+          <w:pPr>
+            <w:widowControl w:val="0"/>
+            <w:tabs>
+              <w:tab w:val="right" w:leader="none" w:pos="12000"/>
+            </w:tabs>
+            <w:spacing w:before="60" w:lineRule="auto"/>
+            <w:ind w:left="360" w:firstLine="0"/>
+            <w:rPr>
+              <w:rFonts w:ascii="Arial" w:cs="Arial" w:eastAsia="Arial" w:hAnsi="Arial"/>
+              <w:b w:val="0"/>
+              <w:bCs w:val="0"/>
+              <w:i w:val="0"/>
+              <w:iCs w:val="0"/>
+              <w:smallCaps w:val="0"/>
+              <w:strike w:val="0"/>
+              <w:color w:val="000000"/>
+              <w:sz w:val="22"/>
+              <w:szCs w:val="22"/>
+              <w:u w:val="none"/>
+              <w:shd w:fill="auto" w:val="clear"/>
+              <w:vertAlign w:val="baseline"/>
+            </w:rPr>
+          </w:pPr>
+          <w:hyperlink w:anchor="_heading=">
+            <w:r>
+              <w:rPr>
+                <w:rFonts w:ascii="Arial" w:cs="Arial" w:eastAsia="Arial" w:hAnsi="Arial"/>
+                <w:b w:val="0"/>
+                <w:bCs w:val="0"/>
+                <w:i w:val="0"/>
+                <w:iCs w:val="0"/>
+                <w:smallCaps w:val="0"/>
+                <w:strike w:val="0"/>
+                <w:color w:val="000000"/>
+                <w:sz w:val="22"/>
+                <w:szCs w:val="22"/>
+                <w:u w:val="none"/>
+                <w:shd w:fill="auto" w:val="clear"/>
+                <w:vertAlign w:val="baseline"/>
+                <w:rtl w:val="0"/>
+              </w:rPr>
+              <w:t xml:space="preserve">6.2 Plan de Pruebas</w:t>
+              <w:tab/>
+              <w:t xml:space="preserve">27</w:t>
+            </w:r>
+          </w:hyperlink>
+          <w:r>
+            <w:rPr>
+              <w:rtl w:val="0"/>
+            </w:rPr>
+          </w:r>
+        </w:p>
+        <w:p>
+          <w:pPr>
+            <w:widowControl w:val="0"/>
+            <w:tabs>
+              <w:tab w:val="right" w:leader="none" w:pos="12000"/>
+            </w:tabs>
+            <w:spacing w:before="60" w:lineRule="auto"/>
+            <w:ind w:left="1080" w:firstLine="0"/>
+            <w:rPr>
+              <w:rFonts w:ascii="Arial" w:cs="Arial" w:eastAsia="Arial" w:hAnsi="Arial"/>
+              <w:b w:val="0"/>
+              <w:bCs w:val="0"/>
+              <w:i w:val="0"/>
+              <w:iCs w:val="0"/>
+              <w:smallCaps w:val="0"/>
+              <w:strike w:val="0"/>
+              <w:color w:val="000000"/>
+              <w:sz w:val="22"/>
+              <w:szCs w:val="22"/>
+              <w:u w:val="none"/>
+              <w:shd w:fill="auto" w:val="clear"/>
+              <w:vertAlign w:val="baseline"/>
+            </w:rPr>
+          </w:pPr>
+          <w:hyperlink w:anchor="_heading=">
+            <w:r>
+              <w:rPr>
+                <w:rFonts w:ascii="Arial" w:cs="Arial" w:eastAsia="Arial" w:hAnsi="Arial"/>
+                <w:b w:val="0"/>
+                <w:bCs w:val="0"/>
+                <w:i w:val="0"/>
+                <w:iCs w:val="0"/>
+                <w:smallCaps w:val="0"/>
+                <w:strike w:val="0"/>
+                <w:color w:val="000000"/>
+                <w:sz w:val="22"/>
+                <w:szCs w:val="22"/>
+                <w:u w:val="none"/>
+                <w:shd w:fill="auto" w:val="clear"/>
+                <w:vertAlign w:val="baseline"/>
+                <w:rtl w:val="0"/>
+              </w:rPr>
+              <w:t xml:space="preserve">6.2.1 Pruebas Unitarias</w:t>
+              <w:tab/>
+              <w:t xml:space="preserve">27</w:t>
+            </w:r>
+          </w:hyperlink>
+          <w:r>
+            <w:rPr>
+              <w:rtl w:val="0"/>
+            </w:rPr>
+          </w:r>
+        </w:p>
+        <w:p>
+          <w:pPr>
+            <w:widowControl w:val="0"/>
+            <w:tabs>
+              <w:tab w:val="right" w:leader="none" w:pos="12000"/>
+            </w:tabs>
+            <w:spacing w:before="60" w:lineRule="auto"/>
+            <w:ind w:left="1080" w:firstLine="0"/>
+            <w:rPr>
+              <w:rFonts w:ascii="Arial" w:cs="Arial" w:eastAsia="Arial" w:hAnsi="Arial"/>
+              <w:b w:val="0"/>
+              <w:bCs w:val="0"/>
+              <w:i w:val="0"/>
+              <w:iCs w:val="0"/>
+              <w:smallCaps w:val="0"/>
+              <w:strike w:val="0"/>
+              <w:color w:val="000000"/>
+              <w:sz w:val="22"/>
+              <w:szCs w:val="22"/>
+              <w:u w:val="none"/>
+              <w:shd w:fill="auto" w:val="clear"/>
+              <w:vertAlign w:val="baseline"/>
+            </w:rPr>
+          </w:pPr>
+          <w:hyperlink w:anchor="_heading=">
+            <w:r>
+              <w:rPr>
+                <w:rFonts w:ascii="Arial" w:cs="Arial" w:eastAsia="Arial" w:hAnsi="Arial"/>
+                <w:b w:val="0"/>
+                <w:bCs w:val="0"/>
+                <w:i w:val="0"/>
+                <w:iCs w:val="0"/>
+                <w:smallCaps w:val="0"/>
+                <w:strike w:val="0"/>
+                <w:color w:val="000000"/>
+                <w:sz w:val="22"/>
+                <w:szCs w:val="22"/>
+                <w:u w:val="none"/>
+                <w:shd w:fill="auto" w:val="clear"/>
+                <w:vertAlign w:val="baseline"/>
+                <w:rtl w:val="0"/>
+              </w:rPr>
+              <w:t xml:space="preserve">6.2.2 Pruebas de Integración y Regresión</w:t>
+              <w:tab/>
+              <w:t xml:space="preserve">27</w:t>
+            </w:r>
+          </w:hyperlink>
+          <w:r>
+            <w:rPr>
+              <w:rtl w:val="0"/>
+            </w:rPr>
+          </w:r>
+        </w:p>
+        <w:p>
+          <w:pPr>
+            <w:widowControl w:val="0"/>
+            <w:tabs>
+              <w:tab w:val="right" w:leader="none" w:pos="12000"/>
+            </w:tabs>
+            <w:spacing w:before="60" w:lineRule="auto"/>
+            <w:ind w:left="1080" w:firstLine="0"/>
+            <w:rPr>
+              <w:rFonts w:ascii="Arial" w:cs="Arial" w:eastAsia="Arial" w:hAnsi="Arial"/>
+              <w:b w:val="0"/>
+              <w:bCs w:val="0"/>
+              <w:i w:val="0"/>
+              <w:iCs w:val="0"/>
+              <w:smallCaps w:val="0"/>
+              <w:strike w:val="0"/>
+              <w:color w:val="000000"/>
+              <w:sz w:val="22"/>
+              <w:szCs w:val="22"/>
+              <w:u w:val="none"/>
+              <w:shd w:fill="auto" w:val="clear"/>
+              <w:vertAlign w:val="baseline"/>
+            </w:rPr>
+          </w:pPr>
+          <w:hyperlink w:anchor="_heading=">
+            <w:r>
+              <w:rPr>
+                <w:rFonts w:ascii="Arial" w:cs="Arial" w:eastAsia="Arial" w:hAnsi="Arial"/>
+                <w:b w:val="0"/>
+                <w:bCs w:val="0"/>
+                <w:i w:val="0"/>
+                <w:iCs w:val="0"/>
+                <w:smallCaps w:val="0"/>
+                <w:strike w:val="0"/>
+                <w:color w:val="000000"/>
+                <w:sz w:val="22"/>
+                <w:szCs w:val="22"/>
+                <w:u w:val="none"/>
+                <w:shd w:fill="auto" w:val="clear"/>
+                <w:vertAlign w:val="baseline"/>
+                <w:rtl w:val="0"/>
+              </w:rPr>
+              <w:t xml:space="preserve">6.2.3 Pruebas de Sistema y Aceptación (UAT)</w:t>
+              <w:tab/>
+              <w:t xml:space="preserve">27</w:t>
+            </w:r>
+          </w:hyperlink>
+          <w:r>
+            <w:rPr>
+              <w:rtl w:val="0"/>
+            </w:rPr>
+          </w:r>
+        </w:p>
+        <w:p>
+          <w:pPr>
+            <w:widowControl w:val="0"/>
+            <w:tabs>
+              <w:tab w:val="right" w:leader="none" w:pos="12000"/>
+            </w:tabs>
+            <w:spacing w:before="60" w:lineRule="auto"/>
+            <w:ind w:left="1080" w:firstLine="0"/>
+            <w:rPr>
+              <w:rFonts w:ascii="Arial" w:cs="Arial" w:eastAsia="Arial" w:hAnsi="Arial"/>
+              <w:b w:val="0"/>
+              <w:bCs w:val="0"/>
+              <w:i w:val="0"/>
+              <w:iCs w:val="0"/>
+              <w:smallCaps w:val="0"/>
+              <w:strike w:val="0"/>
+              <w:color w:val="000000"/>
+              <w:sz w:val="22"/>
+              <w:szCs w:val="22"/>
+              <w:u w:val="none"/>
+              <w:shd w:fill="auto" w:val="clear"/>
+              <w:vertAlign w:val="baseline"/>
+            </w:rPr>
+          </w:pPr>
+          <w:hyperlink w:anchor="_heading=">
+            <w:r>
+              <w:rPr>
+                <w:rFonts w:ascii="Arial" w:cs="Arial" w:eastAsia="Arial" w:hAnsi="Arial"/>
+                <w:b w:val="0"/>
+                <w:bCs w:val="0"/>
+                <w:i w:val="0"/>
+                <w:iCs w:val="0"/>
+                <w:smallCaps w:val="0"/>
+                <w:strike w:val="0"/>
+                <w:color w:val="000000"/>
+                <w:sz w:val="22"/>
+                <w:szCs w:val="22"/>
+                <w:u w:val="none"/>
+                <w:shd w:fill="auto" w:val="clear"/>
+                <w:vertAlign w:val="baseline"/>
+                <w:rtl w:val="0"/>
+              </w:rPr>
+              <w:t xml:space="preserve">6.2.4 Pruebas de Estrés y Rendimiento</w:t>
+              <w:tab/>
+              <w:t xml:space="preserve">28</w:t>
+            </w:r>
+          </w:hyperlink>
+          <w:r>
+            <w:rPr>
+              <w:rtl w:val="0"/>
+            </w:rPr>
+          </w:r>
+        </w:p>
+        <w:p>
+          <w:pPr>
+            <w:widowControl w:val="0"/>
+            <w:tabs>
+              <w:tab w:val="right" w:leader="none" w:pos="12000"/>
+            </w:tabs>
+            <w:spacing w:before="60" w:lineRule="auto"/>
+            <w:ind w:left="1080" w:firstLine="0"/>
+            <w:rPr>
+              <w:rFonts w:ascii="Arial" w:cs="Arial" w:eastAsia="Arial" w:hAnsi="Arial"/>
+              <w:b w:val="0"/>
+              <w:bCs w:val="0"/>
+              <w:i w:val="0"/>
+              <w:iCs w:val="0"/>
+              <w:smallCaps w:val="0"/>
+              <w:strike w:val="0"/>
+              <w:color w:val="000000"/>
+              <w:sz w:val="22"/>
+              <w:szCs w:val="22"/>
+              <w:u w:val="none"/>
+              <w:shd w:fill="auto" w:val="clear"/>
+              <w:vertAlign w:val="baseline"/>
+            </w:rPr>
+          </w:pPr>
+          <w:hyperlink w:anchor="_heading=">
+            <w:r>
+              <w:rPr>
+                <w:rFonts w:ascii="Arial" w:cs="Arial" w:eastAsia="Arial" w:hAnsi="Arial"/>
+                <w:b w:val="0"/>
+                <w:bCs w:val="0"/>
+                <w:i w:val="0"/>
+                <w:iCs w:val="0"/>
+                <w:smallCaps w:val="0"/>
+                <w:strike w:val="0"/>
+                <w:color w:val="000000"/>
+                <w:sz w:val="22"/>
+                <w:szCs w:val="22"/>
+                <w:u w:val="none"/>
+                <w:shd w:fill="auto" w:val="clear"/>
+                <w:vertAlign w:val="baseline"/>
+                <w:rtl w:val="0"/>
+              </w:rPr>
+              <w:t xml:space="preserve">6.2.5 Casos de Prueba de Conectividad y Ambiente</w:t>
+              <w:tab/>
+              <w:t xml:space="preserve">28</w:t>
+            </w:r>
+          </w:hyperlink>
+          <w:r>
+            <w:rPr>
+              <w:rtl w:val="0"/>
+            </w:rPr>
+          </w:r>
+        </w:p>
+        <w:p>
+          <w:pPr>
+            <w:widowControl w:val="0"/>
+            <w:tabs>
+              <w:tab w:val="right" w:leader="none" w:pos="12000"/>
+            </w:tabs>
+            <w:spacing w:before="60" w:lineRule="auto"/>
+            <w:ind w:left="360" w:firstLine="0"/>
+            <w:rPr>
+              <w:rFonts w:ascii="Arial" w:cs="Arial" w:eastAsia="Arial" w:hAnsi="Arial"/>
+              <w:b w:val="0"/>
+              <w:bCs w:val="0"/>
+              <w:i w:val="0"/>
+              <w:iCs w:val="0"/>
+              <w:smallCaps w:val="0"/>
+              <w:strike w:val="0"/>
+              <w:color w:val="000000"/>
+              <w:sz w:val="22"/>
+              <w:szCs w:val="22"/>
+              <w:u w:val="none"/>
+              <w:shd w:fill="auto" w:val="clear"/>
+              <w:vertAlign w:val="baseline"/>
+            </w:rPr>
+          </w:pPr>
+          <w:hyperlink w:anchor="_heading=">
+            <w:r>
+              <w:rPr>
+                <w:rFonts w:ascii="Arial" w:cs="Arial" w:eastAsia="Arial" w:hAnsi="Arial"/>
+                <w:b w:val="0"/>
+                <w:bCs w:val="0"/>
+                <w:i w:val="0"/>
+                <w:iCs w:val="0"/>
+                <w:smallCaps w:val="0"/>
+                <w:strike w:val="0"/>
+                <w:color w:val="000000"/>
+                <w:sz w:val="22"/>
+                <w:szCs w:val="22"/>
+                <w:u w:val="none"/>
+                <w:shd w:fill="auto" w:val="clear"/>
+                <w:vertAlign w:val="baseline"/>
+                <w:rtl w:val="0"/>
+              </w:rPr>
+              <w:t xml:space="preserve">6.3 Informe de Resultados QA</w:t>
+              <w:tab/>
+              <w:t xml:space="preserve">28</w:t>
+            </w:r>
+          </w:hyperlink>
+          <w:r>
+            <w:rPr>
+              <w:rtl w:val="0"/>
+            </w:rPr>
+          </w:r>
+        </w:p>
+        <w:p>
+          <w:pPr>
+            <w:widowControl w:val="0"/>
+            <w:tabs>
+              <w:tab w:val="right" w:leader="none" w:pos="12000"/>
+            </w:tabs>
+            <w:spacing w:before="60" w:lineRule="auto"/>
+            <w:ind w:left="360" w:firstLine="0"/>
+            <w:rPr>
+              <w:rFonts w:ascii="Arial" w:cs="Arial" w:eastAsia="Arial" w:hAnsi="Arial"/>
+              <w:b w:val="0"/>
+              <w:bCs w:val="0"/>
+              <w:i w:val="0"/>
+              <w:iCs w:val="0"/>
+              <w:smallCaps w:val="0"/>
+              <w:strike w:val="0"/>
+              <w:color w:val="000000"/>
+              <w:sz w:val="22"/>
+              <w:szCs w:val="22"/>
+              <w:u w:val="none"/>
+              <w:shd w:fill="auto" w:val="clear"/>
+              <w:vertAlign w:val="baseline"/>
+            </w:rPr>
+          </w:pPr>
+          <w:hyperlink w:anchor="_heading=">
+            <w:r>
+              <w:rPr>
+                <w:rFonts w:ascii="Arial" w:cs="Arial" w:eastAsia="Arial" w:hAnsi="Arial"/>
+                <w:b w:val="0"/>
+                <w:bCs w:val="0"/>
+                <w:i w:val="0"/>
+                <w:iCs w:val="0"/>
+                <w:smallCaps w:val="0"/>
+                <w:strike w:val="0"/>
+                <w:color w:val="000000"/>
+                <w:sz w:val="22"/>
+                <w:szCs w:val="22"/>
+                <w:u w:val="none"/>
+                <w:shd w:fill="auto" w:val="clear"/>
+                <w:vertAlign w:val="baseline"/>
+                <w:rtl w:val="0"/>
+              </w:rPr>
+              <w:t xml:space="preserve">6.4 Correcciones y Mejoras</w:t>
+              <w:tab/>
+              <w:t xml:space="preserve">29</w:t>
+            </w:r>
+          </w:hyperlink>
+          <w:r>
+            <w:rPr>
+              <w:rtl w:val="0"/>
+            </w:rPr>
+          </w:r>
+        </w:p>
+        <w:p>
+          <w:pPr>
+            <w:widowControl w:val="0"/>
+            <w:tabs>
+              <w:tab w:val="right" w:leader="none" w:pos="12000"/>
+            </w:tabs>
+            <w:spacing w:before="60" w:lineRule="auto"/>
+            <w:ind w:left="720" w:firstLine="0"/>
+            <w:rPr>
+              <w:rFonts w:ascii="Arial" w:cs="Arial" w:eastAsia="Arial" w:hAnsi="Arial"/>
+              <w:b w:val="0"/>
+              <w:bCs w:val="0"/>
+              <w:i w:val="0"/>
+              <w:iCs w:val="0"/>
+              <w:smallCaps w:val="0"/>
+              <w:strike w:val="0"/>
+              <w:color w:val="000000"/>
+              <w:sz w:val="22"/>
+              <w:szCs w:val="22"/>
+              <w:u w:val="none"/>
+              <w:shd w:fill="auto" w:val="clear"/>
+              <w:vertAlign w:val="baseline"/>
+            </w:rPr>
+          </w:pPr>
+          <w:hyperlink w:anchor="_heading=">
+            <w:r>
+              <w:rPr>
+                <w:rFonts w:ascii="Arial" w:cs="Arial" w:eastAsia="Arial" w:hAnsi="Arial"/>
+                <w:b w:val="0"/>
+                <w:bCs w:val="0"/>
+                <w:i w:val="0"/>
+                <w:iCs w:val="0"/>
+                <w:smallCaps w:val="0"/>
+                <w:strike w:val="0"/>
+                <w:color w:val="000000"/>
+                <w:sz w:val="22"/>
+                <w:szCs w:val="22"/>
+                <w:u w:val="none"/>
+                <w:shd w:fill="auto" w:val="clear"/>
+                <w:vertAlign w:val="baseline"/>
+                <w:rtl w:val="0"/>
+              </w:rPr>
+              <w:t xml:space="preserve">Mejoras aplicadas tras la ejecucion de pruebas</w:t>
+              <w:tab/>
+              <w:t xml:space="preserve">29</w:t>
+            </w:r>
+          </w:hyperlink>
+          <w:r>
+            <w:rPr>
+              <w:rtl w:val="0"/>
+            </w:rPr>
+          </w:r>
+        </w:p>
+        <w:p>
+          <w:pPr>
+            <w:widowControl w:val="0"/>
+            <w:tabs>
+              <w:tab w:val="right" w:leader="none" w:pos="12000"/>
+            </w:tabs>
+            <w:spacing w:before="60" w:lineRule="auto"/>
+            <w:ind w:left="720" w:firstLine="0"/>
+            <w:rPr>
+              <w:rFonts w:ascii="Arial" w:cs="Arial" w:eastAsia="Arial" w:hAnsi="Arial"/>
+              <w:b w:val="0"/>
+              <w:bCs w:val="0"/>
+              <w:i w:val="0"/>
+              <w:iCs w:val="0"/>
+              <w:smallCaps w:val="0"/>
+              <w:strike w:val="0"/>
+              <w:color w:val="000000"/>
+              <w:sz w:val="22"/>
+              <w:szCs w:val="22"/>
+              <w:u w:val="none"/>
+              <w:shd w:fill="auto" w:val="clear"/>
+              <w:vertAlign w:val="baseline"/>
+            </w:rPr>
+          </w:pPr>
+          <w:hyperlink w:anchor="_heading=">
+            <w:r>
+              <w:rPr>
+                <w:rFonts w:ascii="Arial" w:cs="Arial" w:eastAsia="Arial" w:hAnsi="Arial"/>
+                <w:b w:val="0"/>
+                <w:bCs w:val="0"/>
+                <w:i w:val="0"/>
+                <w:iCs w:val="0"/>
+                <w:smallCaps w:val="0"/>
+                <w:strike w:val="0"/>
+                <w:color w:val="000000"/>
+                <w:sz w:val="22"/>
+                <w:szCs w:val="22"/>
+                <w:u w:val="none"/>
+                <w:shd w:fill="auto" w:val="clear"/>
+                <w:vertAlign w:val="baseline"/>
+                <w:rtl w:val="0"/>
+              </w:rPr>
+              <w:t xml:space="preserve">Mejoras pendientes del backlog para cierre del proyecto</w:t>
+              <w:tab/>
+              <w:t xml:space="preserve">30</w:t>
+            </w:r>
+          </w:hyperlink>
+          <w:r>
+            <w:rPr>
+              <w:rtl w:val="0"/>
+            </w:rPr>
+          </w:r>
+        </w:p>
+        <w:p>
+          <w:pPr>
+            <w:widowControl w:val="0"/>
+            <w:tabs>
+              <w:tab w:val="right" w:leader="none" w:pos="12000"/>
+            </w:tabs>
+            <w:spacing w:before="60" w:lineRule="auto"/>
+            <w:rPr>
+              <w:rFonts w:ascii="Arial" w:cs="Arial" w:eastAsia="Arial" w:hAnsi="Arial"/>
+              <w:b w:val="1"/>
+              <w:bCs w:val="1"/>
+              <w:i w:val="0"/>
+              <w:iCs w:val="0"/>
+              <w:smallCaps w:val="0"/>
+              <w:strike w:val="0"/>
+              <w:color w:val="000000"/>
+              <w:sz w:val="22"/>
+              <w:szCs w:val="22"/>
+              <w:u w:val="none"/>
+              <w:shd w:fill="auto" w:val="clear"/>
+              <w:vertAlign w:val="baseline"/>
+            </w:rPr>
+          </w:pPr>
+          <w:hyperlink w:anchor="_heading=">
+            <w:r>
+              <w:rPr>
+                <w:rFonts w:ascii="Arial" w:cs="Arial" w:eastAsia="Arial" w:hAnsi="Arial"/>
+                <w:b w:val="1"/>
+                <w:bCs w:val="1"/>
+                <w:i w:val="0"/>
+                <w:iCs w:val="0"/>
+                <w:smallCaps w:val="0"/>
+                <w:strike w:val="0"/>
+                <w:color w:val="000000"/>
+                <w:sz w:val="22"/>
+                <w:szCs w:val="22"/>
+                <w:u w:val="none"/>
+                <w:shd w:fill="auto" w:val="clear"/>
+                <w:vertAlign w:val="baseline"/>
+                <w:rtl w:val="0"/>
+              </w:rPr>
+              <w:t xml:space="preserve">7. Conclusion</w:t>
+              <w:tab/>
+              <w:t xml:space="preserve">31</w:t>
+            </w:r>
+          </w:hyperlink>
+          <w:r>
+            <w:rPr>
+              <w:rtl w:val="0"/>
+            </w:rPr>
+          </w:r>
+        </w:p>
+        <w:p>
+          <w:pPr>
+            <w:widowControl w:val="0"/>
+            <w:tabs>
+              <w:tab w:val="right" w:leader="none" w:pos="12000"/>
+            </w:tabs>
+            <w:spacing w:before="60" w:lineRule="auto"/>
+            <w:rPr>
+              <w:rFonts w:ascii="Arial" w:cs="Arial" w:eastAsia="Arial" w:hAnsi="Arial"/>
+              <w:b w:val="1"/>
+              <w:bCs w:val="1"/>
+              <w:i w:val="0"/>
+              <w:iCs w:val="0"/>
+              <w:smallCaps w:val="0"/>
+              <w:strike w:val="0"/>
+              <w:color w:val="000000"/>
+              <w:sz w:val="22"/>
+              <w:szCs w:val="22"/>
+              <w:u w:val="none"/>
+              <w:shd w:fill="auto" w:val="clear"/>
+              <w:vertAlign w:val="baseline"/>
+            </w:rPr>
+          </w:pPr>
+          <w:hyperlink w:anchor="_heading=">
+            <w:r>
+              <w:rPr>
+                <w:rFonts w:ascii="Arial" w:cs="Arial" w:eastAsia="Arial" w:hAnsi="Arial"/>
+                <w:b w:val="1"/>
+                <w:bCs w:val="1"/>
+                <w:i w:val="0"/>
+                <w:iCs w:val="0"/>
+                <w:smallCaps w:val="0"/>
+                <w:strike w:val="0"/>
+                <w:color w:val="000000"/>
+                <w:sz w:val="22"/>
+                <w:szCs w:val="22"/>
+                <w:u w:val="none"/>
+                <w:shd w:fill="auto" w:val="clear"/>
+                <w:vertAlign w:val="baseline"/>
+                <w:rtl w:val="0"/>
+              </w:rPr>
+              <w:t xml:space="preserve">8. Lecciones Aprendidas</w:t>
+              <w:tab/>
+              <w:t xml:space="preserve">31</w:t>
+            </w:r>
+          </w:hyperlink>
+          <w:r>
+            <w:rPr>
+              <w:rtl w:val="0"/>
+            </w:rPr>
+          </w:r>
+        </w:p>
+        <w:p>
+          <w:pPr>
+            <w:widowControl w:val="0"/>
+            <w:tabs>
+              <w:tab w:val="right" w:leader="none" w:pos="12000"/>
+            </w:tabs>
+            <w:spacing w:before="60" w:lineRule="auto"/>
+            <w:rPr>
+              <w:rFonts w:ascii="Arial" w:cs="Arial" w:eastAsia="Arial" w:hAnsi="Arial"/>
+              <w:b w:val="1"/>
+              <w:bCs w:val="1"/>
+              <w:i w:val="0"/>
+              <w:iCs w:val="0"/>
+              <w:smallCaps w:val="0"/>
+              <w:strike w:val="0"/>
+              <w:color w:val="000000"/>
+              <w:sz w:val="22"/>
+              <w:szCs w:val="22"/>
+              <w:u w:val="none"/>
+              <w:shd w:fill="auto" w:val="clear"/>
+              <w:vertAlign w:val="baseline"/>
+            </w:rPr>
+          </w:pPr>
+          <w:hyperlink w:anchor="_heading=">
+            <w:r>
+              <w:rPr>
+                <w:rFonts w:ascii="Arial" w:cs="Arial" w:eastAsia="Arial" w:hAnsi="Arial"/>
+                <w:b w:val="1"/>
+                <w:bCs w:val="1"/>
+                <w:i w:val="0"/>
+                <w:iCs w:val="0"/>
+                <w:smallCaps w:val="0"/>
+                <w:strike w:val="0"/>
+                <w:color w:val="000000"/>
+                <w:sz w:val="22"/>
+                <w:szCs w:val="22"/>
+                <w:u w:val="none"/>
+                <w:shd w:fill="auto" w:val="clear"/>
+                <w:vertAlign w:val="baseline"/>
+                <w:rtl w:val="0"/>
+              </w:rPr>
+              <w:t xml:space="preserve">9. Anexos</w:t>
+              <w:tab/>
+              <w:t xml:space="preserve">33</w:t>
+            </w:r>
+          </w:hyperlink>
+          <w:r>
+            <w:rPr>
+              <w:rtl w:val="0"/>
+            </w:rPr>
+          </w:r>
+        </w:p>
+        <w:p>
+          <w:pPr>
+            <w:widowControl w:val="0"/>
+            <w:tabs>
+              <w:tab w:val="right" w:leader="none" w:pos="12000"/>
+            </w:tabs>
+            <w:spacing w:before="60" w:lineRule="auto"/>
+            <w:ind w:left="360" w:firstLine="0"/>
+            <w:rPr>
+              <w:rFonts w:ascii="Arial" w:cs="Arial" w:eastAsia="Arial" w:hAnsi="Arial"/>
+              <w:b w:val="0"/>
+              <w:bCs w:val="0"/>
+              <w:i w:val="0"/>
+              <w:iCs w:val="0"/>
+              <w:smallCaps w:val="0"/>
+              <w:strike w:val="0"/>
+              <w:color w:val="000000"/>
+              <w:sz w:val="22"/>
+              <w:szCs w:val="22"/>
+              <w:u w:val="none"/>
+              <w:shd w:fill="auto" w:val="clear"/>
+              <w:vertAlign w:val="baseline"/>
+            </w:rPr>
+          </w:pPr>
+          <w:hyperlink w:anchor="_heading=">
+            <w:r>
+              <w:rPr>
+                <w:rFonts w:ascii="Arial" w:cs="Arial" w:eastAsia="Arial" w:hAnsi="Arial"/>
+                <w:b w:val="0"/>
+                <w:bCs w:val="0"/>
+                <w:i w:val="0"/>
+                <w:iCs w:val="0"/>
+                <w:smallCaps w:val="0"/>
+                <w:strike w:val="0"/>
+                <w:color w:val="000000"/>
+                <w:sz w:val="22"/>
+                <w:szCs w:val="22"/>
+                <w:u w:val="none"/>
+                <w:shd w:fill="auto" w:val="clear"/>
+                <w:vertAlign w:val="baseline"/>
+                <w:rtl w:val="0"/>
+              </w:rPr>
+              <w:t xml:space="preserve">9.1 Enlaces de Referencia del Proyecto</w:t>
+              <w:tab/>
+              <w:t xml:space="preserve">33</w:t>
+            </w:r>
+          </w:hyperlink>
+          <w:r>
+            <w:rPr>
+              <w:rtl w:val="0"/>
+            </w:rPr>
+          </w:r>
+        </w:p>
+        <w:p>
+          <w:pPr>
+            <w:widowControl w:val="0"/>
+            <w:tabs>
+              <w:tab w:val="right" w:leader="none" w:pos="12000"/>
+            </w:tabs>
+            <w:spacing w:before="60" w:lineRule="auto"/>
+            <w:ind w:left="360" w:firstLine="0"/>
+            <w:rPr>
+              <w:rFonts w:ascii="Arial" w:cs="Arial" w:eastAsia="Arial" w:hAnsi="Arial"/>
+              <w:b w:val="0"/>
+              <w:bCs w:val="0"/>
+              <w:i w:val="0"/>
+              <w:iCs w:val="0"/>
+              <w:smallCaps w:val="0"/>
+              <w:strike w:val="0"/>
+              <w:color w:val="000000"/>
+              <w:sz w:val="22"/>
+              <w:szCs w:val="22"/>
+              <w:u w:val="none"/>
+              <w:shd w:fill="auto" w:val="clear"/>
+              <w:vertAlign w:val="baseline"/>
+            </w:rPr>
+          </w:pPr>
+          <w:hyperlink w:anchor="_heading=">
+            <w:r>
+              <w:rPr>
+                <w:rFonts w:ascii="Arial" w:cs="Arial" w:eastAsia="Arial" w:hAnsi="Arial"/>
+                <w:b w:val="0"/>
+                <w:bCs w:val="0"/>
+                <w:i w:val="0"/>
+                <w:iCs w:val="0"/>
+                <w:smallCaps w:val="0"/>
+                <w:strike w:val="0"/>
+                <w:color w:val="000000"/>
+                <w:sz w:val="22"/>
+                <w:szCs w:val="22"/>
+                <w:u w:val="none"/>
+                <w:shd w:fill="auto" w:val="clear"/>
+                <w:vertAlign w:val="baseline"/>
+                <w:rtl w:val="0"/>
+              </w:rPr>
+              <w:t xml:space="preserve">9.2 Integrantes del Equipo</w:t>
+              <w:tab/>
+              <w:t xml:space="preserve">33</w:t>
+            </w:r>
+          </w:hyperlink>
+          <w:r>
+            <w:rPr>
+              <w:rtl w:val="0"/>
+            </w:rPr>
+          </w:r>
+        </w:p>
+        <w:p>
+          <w:pPr>
+            <w:widowControl w:val="0"/>
+            <w:tabs>
+              <w:tab w:val="right" w:leader="none" w:pos="12000"/>
+            </w:tabs>
+            <w:spacing w:before="60" w:lineRule="auto"/>
+            <w:ind w:left="360" w:firstLine="0"/>
+            <w:rPr>
+              <w:rFonts w:ascii="Arial" w:cs="Arial" w:eastAsia="Arial" w:hAnsi="Arial"/>
+              <w:b w:val="0"/>
+              <w:bCs w:val="0"/>
+              <w:i w:val="0"/>
+              <w:iCs w:val="0"/>
+              <w:smallCaps w:val="0"/>
+              <w:strike w:val="0"/>
+              <w:color w:val="000000"/>
+              <w:sz w:val="22"/>
+              <w:szCs w:val="22"/>
+              <w:u w:val="none"/>
+              <w:shd w:fill="auto" w:val="clear"/>
+              <w:vertAlign w:val="baseline"/>
+            </w:rPr>
+          </w:pPr>
+          <w:hyperlink w:anchor="_heading=">
+            <w:r>
+              <w:rPr>
+                <w:rFonts w:ascii="Arial" w:cs="Arial" w:eastAsia="Arial" w:hAnsi="Arial"/>
+                <w:b w:val="0"/>
+                <w:bCs w:val="0"/>
+                <w:i w:val="0"/>
+                <w:iCs w:val="0"/>
+                <w:smallCaps w:val="0"/>
+                <w:strike w:val="0"/>
+                <w:color w:val="000000"/>
+                <w:sz w:val="22"/>
+                <w:szCs w:val="22"/>
+                <w:u w:val="none"/>
+                <w:shd w:fill="auto" w:val="clear"/>
+                <w:vertAlign w:val="baseline"/>
+                <w:rtl w:val="0"/>
+              </w:rPr>
+              <w:t xml:space="preserve">9.3 Glosario de Terminos</w:t>
+              <w:tab/>
+              <w:t xml:space="preserve">33</w:t>
+            </w:r>
+          </w:hyperlink>
           <w:r>
             <w:rPr>
               <w:rtl w:val="0"/>
@@ -1211,6 +4520,11 @@
         </w:rPr>
         <w:t xml:space="preserve">hoy depende de la búsqueda manual de precios y del cálculo mental o en papel del total a cobrar, lo que genera filas de espera y errores de cobro, especialmente en productos fraccionados.</w:t>
       </w:r>
+      <w:r>
+        <w:rPr>
+          <w:rtl w:val="0"/>
+        </w:rPr>
+      </w:r>
     </w:p>
     <w:p>
       <w:pPr>
@@ -1273,6 +4587,11 @@
         </w:rPr>
         <w:t xml:space="preserve">no existe trazabilidad de los movimientos de stock (ventas, compras, ajustes y mermas), por lo que la decisión de reponer mercadería se basa en la percepción visual del encargado y no en datos concretos.</w:t>
       </w:r>
+      <w:r>
+        <w:rPr>
+          <w:rtl w:val="0"/>
+        </w:rPr>
+      </w:r>
     </w:p>
     <w:p>
       <w:pPr>
@@ -1335,6 +4654,11 @@
         </w:rPr>
         <w:t xml:space="preserve">el resumen de ventas del día, la separación por método de pago y el cálculo de utilidades se realizan de forma manual y posterior a la atención, retrasando la toma de decisiones del dueño del negocio.</w:t>
       </w:r>
+      <w:r>
+        <w:rPr>
+          <w:rtl w:val="0"/>
+        </w:rPr>
+      </w:r>
     </w:p>
     <w:p>
       <w:pPr>
@@ -1452,6 +4776,11 @@
         </w:rPr>
         <w:t xml:space="preserve">Implementar un módulo de inventario y punto de venta que automatice el descuento de stock y el cálculo del precio de venta según costo y margen de ganancia, soportando múltiples unidades de medida (unidad, metro, kilo, caja, paquete) para reflejar con precisión la venta fraccionada propia del rubro.</w:t>
       </w:r>
+      <w:r>
+        <w:rPr>
+          <w:rtl w:val="0"/>
+        </w:rPr>
+      </w:r>
     </w:p>
     <w:p>
       <w:pPr>
@@ -1494,6 +4823,11 @@
           <w:rtl w:val="0"/>
         </w:rPr>
         <w:t xml:space="preserve">Incorporar mecanismos de alerta visual ante stock crítico y de tolerancia a interrupciones —pausa y recuperación de ventas en curso— que reduzcan los quiebres de stock no detectados y la pérdida de información durante la atención al cliente en el mostrador.</w:t>
+      </w:r>
+      <w:r>
+        <w:rPr>
+          <w:rtl w:val="0"/>
+        </w:rPr>
       </w:r>
     </w:p>
     <w:p>
@@ -7370,6 +10704,11 @@
         </w:rPr>
         <w:t xml:space="preserve">lista priorizada de funcionalidades expresadas como Historias de Usuario, gestionada en Jira.</w:t>
       </w:r>
+      <w:r>
+        <w:rPr>
+          <w:rtl w:val="0"/>
+        </w:rPr>
+      </w:r>
     </w:p>
     <w:p>
       <w:pPr>
@@ -7432,6 +10771,11 @@
         </w:rPr>
         <w:t xml:space="preserve">reunión al inicio de cada iteración para definir las tareas a realizar, materializada en las Épicas de Sprint 1, 2 y 3 del tablero del proyecto.</w:t>
       </w:r>
+      <w:r>
+        <w:rPr>
+          <w:rtl w:val="0"/>
+        </w:rPr>
+      </w:r>
     </w:p>
     <w:p>
       <w:pPr>
@@ -7494,6 +10838,11 @@
         </w:rPr>
         <w:t xml:space="preserve">sincronización breve y diaria del equipo, enfocada en avances del día anterior, objetivos del día y bloqueos técnicos (por ejemplo, integración con la base de datos o lógica de decimales).</w:t>
       </w:r>
+      <w:r>
+        <w:rPr>
+          <w:rtl w:val="0"/>
+        </w:rPr>
+      </w:r>
     </w:p>
     <w:p>
       <w:pPr>
@@ -7556,6 +10905,11 @@
         </w:rPr>
         <w:t xml:space="preserve">revisión del incremento entregado junto con el cliente y evaluación de mejoras del equipo al cierre de cada sprint.</w:t>
       </w:r>
+      <w:r>
+        <w:rPr>
+          <w:rtl w:val="0"/>
+        </w:rPr>
+      </w:r>
     </w:p>
     <w:p>
       <w:pPr>
@@ -7668,6 +11022,11 @@
         </w:rPr>
         <w:t xml:space="preserve">el frontend en React opera como capa de presentación/cliente, Supabase actúa como capa de aplicación/servicios (API y autenticación) y PostgreSQL constituye la capa de datos.</w:t>
       </w:r>
+      <w:r>
+        <w:rPr>
+          <w:rtl w:val="0"/>
+        </w:rPr>
+      </w:r>
     </w:p>
     <w:p>
       <w:pPr>
@@ -7730,6 +11089,11 @@
         </w:rPr>
         <w:t xml:space="preserve">la interfaz se descompone en componentes reutilizables y aislados (CartPanel, ProductGrid, HeldSalesModal, entre otros), aplicando el principio de separación de responsabilidades mediante Hooks para la lógica de estado y componentes de presentación para el renderizado.</w:t>
       </w:r>
+      <w:r>
+        <w:rPr>
+          <w:rtl w:val="0"/>
+        </w:rPr>
+      </w:r>
     </w:p>
     <w:p>
       <w:pPr>
@@ -7792,6 +11156,11 @@
         </w:rPr>
         <w:t xml:space="preserve">el estado crítico de una venta se persiste primero en almacenamiento local (IndexedDB mediante Dexie.js) y se sincroniza con la nube de forma asíncrona, garantizando que el mostrador nunca deje de operar por una caída de conexión.</w:t>
       </w:r>
+      <w:r>
+        <w:rPr>
+          <w:rtl w:val="0"/>
+        </w:rPr>
+      </w:r>
     </w:p>
     <w:p>
       <w:pPr>
@@ -7853,6 +11222,11 @@
           <w:rtl w:val="0"/>
         </w:rPr>
         <w:t xml:space="preserve">las reglas críticas —descuento de stock, recálculo de totales, bloqueo de edición de compras confirmadas— se implementan como triggers y funciones PL/pgSQL en PostgreSQL, garantizando consistencia transaccional independientemente del cliente que origine la operación.</w:t>
+      </w:r>
+      <w:r>
+        <w:rPr>
+          <w:rtl w:val="0"/>
+        </w:rPr>
       </w:r>
     </w:p>
     <w:p>
@@ -15151,16 +18525,16 @@
           <wp:inline distB="0" distT="0" distL="0" distR="0">
             <wp:extent cx="4476750" cy="3324225"/>
             <wp:effectExtent b="0" l="0" r="0" t="0"/>
-            <wp:docPr id="3" name="image2.png"/>
+            <wp:docPr id="3" name="image6.png"/>
             <a:graphic>
               <a:graphicData uri="http://schemas.openxmlformats.org/drawingml/2006/picture">
                 <pic:pic>
                   <pic:nvPicPr>
-                    <pic:cNvPr id="0" name="image2.png"/>
+                    <pic:cNvPr id="0" name="image6.png"/>
                     <pic:cNvPicPr preferRelativeResize="0"/>
                   </pic:nvPicPr>
                   <pic:blipFill>
-                    <a:blip r:embed="rId11"/>
+                    <a:blip r:embed="rId12"/>
                     <a:srcRect b="0" l="0" r="0" t="0"/>
                     <a:stretch>
                       <a:fillRect/>
@@ -15308,6 +18682,11 @@
         </w:rPr>
         <w:t xml:space="preserve">el acceso se gestiona mediante Supabase Auth, con perfiles de usuario almacenados en la tabla usuarios_perfiles y un campo rol restringido por restricción de base de datos a los valores admin, cajero o bodega.</w:t>
       </w:r>
+      <w:r>
+        <w:rPr>
+          <w:rtl w:val="0"/>
+        </w:rPr>
+      </w:r>
     </w:p>
     <w:p>
       <w:pPr>
@@ -15370,6 +18749,11 @@
         </w:rPr>
         <w:t xml:space="preserve">se encuentra habilitado sobre la totalidad de las tablas del esquema público (categorías, compras, configuración, detalle_compras, detalle_ventas, movimientos_inventario, producto_variantes, productos, proveedores, usuarios_perfiles, ventas y ventas_en_espera), evitando que una consulta desde el frontend pueda manipular el catálogo o el stock sin la autorización correspondiente.</w:t>
       </w:r>
+      <w:r>
+        <w:rPr>
+          <w:rtl w:val="0"/>
+        </w:rPr>
+      </w:r>
     </w:p>
     <w:p>
       <w:pPr>
@@ -15413,24 +18797,37 @@
         </w:rPr>
         <w:t xml:space="preserve">Integridad referencial y transaccional: </w:t>
       </w:r>
-      <w:r>
-        <w:rPr>
-          <w:rFonts w:ascii="Arial Unicode MS" w:cs="Arial Unicode MS" w:eastAsia="Arial Unicode MS" w:hAnsi="Arial Unicode MS"/>
-          <w:b w:val="0"/>
-          <w:bCs w:val="0"/>
-          <w:i w:val="0"/>
-          <w:iCs w:val="0"/>
-          <w:smallCaps w:val="0"/>
-          <w:strike w:val="0"/>
-          <w:color w:val="000000"/>
-          <w:sz w:val="22"/>
-          <w:szCs w:val="22"/>
-          <w:u w:val="none"/>
-          <w:shd w:fill="auto" w:val="clear"/>
-          <w:vertAlign w:val="baseline"/>
-          <w:rtl w:val="0"/>
-        </w:rPr>
-        <w:t xml:space="preserve">las claves foráneas entre tablas (por ejemplo, detalle_ventas → producto_variantes, compras → proveedores) impiden registros huérfanos, mientras que validaciones a nivel de columna (CHECK) impiden valores negativos de stock, precio o cantidad.</w:t>
+      <w:sdt>
+        <w:sdtPr>
+          <w:id w:val="2144009352"/>
+          <w:tag w:val="goog_rdk_0"/>
+        </w:sdtPr>
+        <w:sdtContent>
+          <w:r>
+            <w:rPr>
+              <w:rFonts w:ascii="Arial Unicode MS" w:cs="Arial Unicode MS" w:eastAsia="Arial Unicode MS" w:hAnsi="Arial Unicode MS"/>
+              <w:b w:val="0"/>
+              <w:bCs w:val="0"/>
+              <w:i w:val="0"/>
+              <w:iCs w:val="0"/>
+              <w:smallCaps w:val="0"/>
+              <w:strike w:val="0"/>
+              <w:color w:val="000000"/>
+              <w:sz w:val="22"/>
+              <w:szCs w:val="22"/>
+              <w:u w:val="none"/>
+              <w:shd w:fill="auto" w:val="clear"/>
+              <w:vertAlign w:val="baseline"/>
+              <w:rtl w:val="0"/>
+            </w:rPr>
+            <w:t xml:space="preserve">las claves foráneas entre tablas (por ejemplo, detalle_ventas → producto_variantes, compras → proveedores) impiden registros huérfanos, mientras que validaciones a nivel de columna (CHECK) impiden valores negativos de stock, precio o cantidad.</w:t>
+          </w:r>
+        </w:sdtContent>
+      </w:sdt>
+      <w:r>
+        <w:rPr>
+          <w:rtl w:val="0"/>
+        </w:rPr>
       </w:r>
     </w:p>
     <w:p>
@@ -15494,6 +18891,11 @@
         </w:rPr>
         <w:t xml:space="preserve">funciones como procesar_resta_stock_por_venta, procesar_ingreso_stock_por_compra, recalcular_total_venta, recalcular_total_compra e impedir_edicion_compra_confirmada se ejecutan automáticamente en la base de datos ante cada inserción o actualización relevante, garantizando que el stock y los totales nunca queden inconsistentes, incluso si la operación se origina desde un cliente con errores o manipulado.</w:t>
       </w:r>
+      <w:r>
+        <w:rPr>
+          <w:rtl w:val="0"/>
+        </w:rPr>
+      </w:r>
     </w:p>
     <w:p>
       <w:pPr>
@@ -15556,6 +18958,11 @@
         </w:rPr>
         <w:t xml:space="preserve">el frontend únicamente utiliza la clave pública anónima (VITE_SUPABASE_ANON_KEY); la clave de servicio (service_role), que otorga privilegios administrativos completos, nunca se expone en el cliente.</w:t>
       </w:r>
+      <w:r>
+        <w:rPr>
+          <w:rtl w:val="0"/>
+        </w:rPr>
+      </w:r>
     </w:p>
     <w:p>
       <w:pPr>
@@ -15606,16 +19013,16 @@
           <wp:inline distB="0" distT="0" distL="0" distR="0">
             <wp:extent cx="4762500" cy="3076575"/>
             <wp:effectExtent b="0" l="0" r="0" t="0"/>
-            <wp:docPr id="2" name="image8.png"/>
+            <wp:docPr id="2" name="image9.png"/>
             <a:graphic>
               <a:graphicData uri="http://schemas.openxmlformats.org/drawingml/2006/picture">
                 <pic:pic>
                   <pic:nvPicPr>
-                    <pic:cNvPr id="0" name="image8.png"/>
+                    <pic:cNvPr id="0" name="image9.png"/>
                     <pic:cNvPicPr preferRelativeResize="0"/>
                   </pic:nvPicPr>
                   <pic:blipFill>
-                    <a:blip r:embed="rId12"/>
+                    <a:blip r:embed="rId13"/>
                     <a:srcRect b="0" l="0" r="0" t="0"/>
                     <a:stretch>
                       <a:fillRect/>
@@ -16579,16 +19986,16 @@
           <wp:inline distB="0" distT="0" distL="0" distR="0">
             <wp:extent cx="5715000" cy="1390650"/>
             <wp:effectExtent b="0" l="0" r="0" t="0"/>
-            <wp:docPr id="5" name="image7.png"/>
+            <wp:docPr id="5" name="image5.png"/>
             <a:graphic>
               <a:graphicData uri="http://schemas.openxmlformats.org/drawingml/2006/picture">
                 <pic:pic>
                   <pic:nvPicPr>
-                    <pic:cNvPr id="0" name="image7.png"/>
+                    <pic:cNvPr id="0" name="image5.png"/>
                     <pic:cNvPicPr preferRelativeResize="0"/>
                   </pic:nvPicPr>
                   <pic:blipFill>
-                    <a:blip r:embed="rId13"/>
+                    <a:blip r:embed="rId14"/>
                     <a:srcRect b="0" l="0" r="0" t="0"/>
                     <a:stretch>
                       <a:fillRect/>
@@ -16683,7 +20090,7 @@
                     <pic:cNvPicPr preferRelativeResize="0"/>
                   </pic:nvPicPr>
                   <pic:blipFill>
-                    <a:blip r:embed="rId14"/>
+                    <a:blip r:embed="rId15"/>
                     <a:srcRect b="0" l="0" r="0" t="0"/>
                     <a:stretch>
                       <a:fillRect/>
@@ -17563,16 +20970,16 @@
           <wp:inline distB="0" distT="0" distL="0" distR="0">
             <wp:extent cx="5334000" cy="2276475"/>
             <wp:effectExtent b="0" l="0" r="0" t="0"/>
-            <wp:docPr id="7" name="image9.png"/>
+            <wp:docPr id="7" name="image2.png"/>
             <a:graphic>
               <a:graphicData uri="http://schemas.openxmlformats.org/drawingml/2006/picture">
                 <pic:pic>
                   <pic:nvPicPr>
-                    <pic:cNvPr id="0" name="image9.png"/>
+                    <pic:cNvPr id="0" name="image2.png"/>
                     <pic:cNvPicPr preferRelativeResize="0"/>
                   </pic:nvPicPr>
                   <pic:blipFill>
-                    <a:blip r:embed="rId15"/>
+                    <a:blip r:embed="rId16"/>
                     <a:srcRect b="0" l="0" r="0" t="0"/>
                     <a:stretch>
                       <a:fillRect/>
@@ -17671,16 +21078,16 @@
           <wp:inline distB="0" distT="0" distL="0" distR="0">
             <wp:extent cx="4381500" cy="5505450"/>
             <wp:effectExtent b="0" l="0" r="0" t="0"/>
-            <wp:docPr id="6" name="image6.png"/>
+            <wp:docPr id="6" name="image3.png"/>
             <a:graphic>
               <a:graphicData uri="http://schemas.openxmlformats.org/drawingml/2006/picture">
                 <pic:pic>
                   <pic:nvPicPr>
-                    <pic:cNvPr id="0" name="image6.png"/>
+                    <pic:cNvPr id="0" name="image3.png"/>
                     <pic:cNvPicPr preferRelativeResize="0"/>
                   </pic:nvPicPr>
                   <pic:blipFill>
-                    <a:blip r:embed="rId16"/>
+                    <a:blip r:embed="rId17"/>
                     <a:srcRect b="0" l="0" r="0" t="0"/>
                     <a:stretch>
                       <a:fillRect/>
@@ -17779,16 +21186,16 @@
           <wp:inline distB="0" distT="0" distL="0" distR="0">
             <wp:extent cx="5715000" cy="2190750"/>
             <wp:effectExtent b="0" l="0" r="0" t="0"/>
-            <wp:docPr id="9" name="image3.png"/>
+            <wp:docPr id="9" name="image7.png"/>
             <a:graphic>
               <a:graphicData uri="http://schemas.openxmlformats.org/drawingml/2006/picture">
                 <pic:pic>
                   <pic:nvPicPr>
-                    <pic:cNvPr id="0" name="image3.png"/>
+                    <pic:cNvPr id="0" name="image7.png"/>
                     <pic:cNvPicPr preferRelativeResize="0"/>
                   </pic:nvPicPr>
                   <pic:blipFill>
-                    <a:blip r:embed="rId17"/>
+                    <a:blip r:embed="rId18"/>
                     <a:srcRect b="0" l="0" r="0" t="0"/>
                     <a:stretch>
                       <a:fillRect/>
@@ -18633,6 +22040,11 @@
         </w:rPr>
         <w:t xml:space="preserve">Vercel (hosting del frontend estático y CDN), Supabase (base de datos PostgreSQL, autenticación, API REST autogenerada y Realtime), GitHub (repositorio y disparador de CI/CD).</w:t>
       </w:r>
+      <w:r>
+        <w:rPr>
+          <w:rtl w:val="0"/>
+        </w:rPr>
+      </w:r>
     </w:p>
     <w:p>
       <w:pPr>
@@ -18695,6 +22107,11 @@
         </w:rPr>
         <w:t xml:space="preserve">no aplica. El único componente físico en el local del cliente es el equipo de mostrador (PC o notebook básico) con navegador web y, opcionalmente, un lector de código de barras USB.</w:t>
       </w:r>
+      <w:r>
+        <w:rPr>
+          <w:rtl w:val="0"/>
+        </w:rPr>
+      </w:r>
     </w:p>
     <w:p>
       <w:pPr>
@@ -18763,6 +22180,11 @@
         </w:rPr>
         <w:t xml:space="preserve">Cuenta en vercel.com (el plan gratuito «Hobby» es suficiente para el volumen del proyecto).</w:t>
       </w:r>
+      <w:r>
+        <w:rPr>
+          <w:rtl w:val="0"/>
+        </w:rPr>
+      </w:r>
     </w:p>
     <w:p>
       <w:pPr>
@@ -18806,6 +22228,11 @@
         </w:rPr>
         <w:t xml:space="preserve">Cuenta en supabase.com con el proyecto de producción ya creado.</w:t>
       </w:r>
+      <w:r>
+        <w:rPr>
+          <w:rtl w:val="0"/>
+        </w:rPr>
+      </w:r>
     </w:p>
     <w:p>
       <w:pPr>
@@ -18849,6 +22276,11 @@
         </w:rPr>
         <w:t xml:space="preserve">Repositorio en GitHub con el código fuente del producto.</w:t>
       </w:r>
+      <w:r>
+        <w:rPr>
+          <w:rtl w:val="0"/>
+        </w:rPr>
+      </w:r>
     </w:p>
     <w:p>
       <w:pPr>
@@ -18891,6 +22323,11 @@
           <w:rtl w:val="0"/>
         </w:rPr>
         <w:t xml:space="preserve">Node.js &gt;= 18.x instalado localmente para pruebas previas al despliegue.</w:t>
+      </w:r>
+      <w:r>
+        <w:rPr>
+          <w:rtl w:val="0"/>
+        </w:rPr>
       </w:r>
     </w:p>
     <w:p>
@@ -19329,6 +22766,11 @@
         </w:rPr>
         <w:t xml:space="preserve">Iniciar sesión en vercel.com con la cuenta de GitHub del equipo.</w:t>
       </w:r>
+      <w:r>
+        <w:rPr>
+          <w:rtl w:val="0"/>
+        </w:rPr>
+      </w:r>
     </w:p>
     <w:p>
       <w:pPr>
@@ -19372,6 +22814,11 @@
         </w:rPr>
         <w:t xml:space="preserve">Seleccionar «Add New &gt; Project» y elegir el repositorio del producto.</w:t>
       </w:r>
+      <w:r>
+        <w:rPr>
+          <w:rtl w:val="0"/>
+        </w:rPr>
+      </w:r>
     </w:p>
     <w:p>
       <w:pPr>
@@ -19415,6 +22862,11 @@
         </w:rPr>
         <w:t xml:space="preserve">En «Framework Preset» seleccionar Vite (detectado automáticamente).</w:t>
       </w:r>
+      <w:r>
+        <w:rPr>
+          <w:rtl w:val="0"/>
+        </w:rPr>
+      </w:r>
     </w:p>
     <w:p>
       <w:pPr>
@@ -19458,6 +22910,11 @@
         </w:rPr>
         <w:t xml:space="preserve">Verificar que «Build Command» esté configurado como npm run build.</w:t>
       </w:r>
+      <w:r>
+        <w:rPr>
+          <w:rtl w:val="0"/>
+        </w:rPr>
+      </w:r>
     </w:p>
     <w:p>
       <w:pPr>
@@ -19501,6 +22958,11 @@
         </w:rPr>
         <w:t xml:space="preserve">Verificar que «Output Directory» esté configurado como dist.</w:t>
       </w:r>
+      <w:r>
+        <w:rPr>
+          <w:rtl w:val="0"/>
+        </w:rPr>
+      </w:r>
     </w:p>
     <w:p>
       <w:pPr>
@@ -19544,6 +23006,11 @@
         </w:rPr>
         <w:t xml:space="preserve">Agregar las variables de entorno VITE_SUPABASE_URL y VITE_SUPABASE_ANON_KEY con los valores del proyecto de producción.</w:t>
       </w:r>
+      <w:r>
+        <w:rPr>
+          <w:rtl w:val="0"/>
+        </w:rPr>
+      </w:r>
     </w:p>
     <w:p>
       <w:pPr>
@@ -19587,6 +23054,11 @@
         </w:rPr>
         <w:t xml:space="preserve">Ejecutar «Deploy» y esperar a que finalice la compilación (aproximadamente 2 a 3 minutos).</w:t>
       </w:r>
+      <w:r>
+        <w:rPr>
+          <w:rtl w:val="0"/>
+        </w:rPr>
+      </w:r>
     </w:p>
     <w:p>
       <w:pPr>
@@ -19630,6 +23102,11 @@
         </w:rPr>
         <w:t xml:space="preserve">Verificar que la URL asignada por Vercel cargue correctamente la aplicación.</w:t>
       </w:r>
+      <w:r>
+        <w:rPr>
+          <w:rtl w:val="0"/>
+        </w:rPr>
+      </w:r>
     </w:p>
     <w:p>
       <w:pPr>
@@ -19717,6 +23194,11 @@
         </w:rPr>
         <w:t xml:space="preserve">comparar el listado de tablas de information_schema.tables entre el proyecto de pruebas y el de producción.</w:t>
       </w:r>
+      <w:r>
+        <w:rPr>
+          <w:rtl w:val="0"/>
+        </w:rPr>
+      </w:r>
     </w:p>
     <w:p>
       <w:pPr>
@@ -19779,6 +23261,11 @@
         </w:rPr>
         <w:t xml:space="preserve">verificar en information_schema.triggers que existan, como mínimo, los triggers de descuento de stock, recálculo de totales y bloqueo de edición de compras confirmadas.</w:t>
       </w:r>
+      <w:r>
+        <w:rPr>
+          <w:rtl w:val="0"/>
+        </w:rPr>
+      </w:r>
     </w:p>
     <w:p>
       <w:pPr>
@@ -19841,6 +23328,11 @@
         </w:rPr>
         <w:t xml:space="preserve">confirmar en pg_tables que la columna rowsecurity sea verdadera para todas las tablas con datos sensibles.</w:t>
       </w:r>
+      <w:r>
+        <w:rPr>
+          <w:rtl w:val="0"/>
+        </w:rPr>
+      </w:r>
     </w:p>
     <w:p>
       <w:pPr>
@@ -19903,6 +23395,11 @@
         </w:rPr>
         <w:t xml:space="preserve">validar que VITE_SUPABASE_URL y VITE_SUPABASE_ANON_KEY correspondan efectivamente al proyecto de pruebas y no al de producción.</w:t>
       </w:r>
+      <w:r>
+        <w:rPr>
+          <w:rtl w:val="0"/>
+        </w:rPr>
+      </w:r>
     </w:p>
     <w:p>
       <w:pPr>
@@ -20003,6 +23500,11 @@
         </w:rPr>
         <w:t xml:space="preserve">los datos reales de producción nunca se exponen en el entorno de pruebas sin un proceso de control (ver sección 5.3); el entorno de pruebas trabaja sobre copias controladas o datos ficticios.</w:t>
       </w:r>
+      <w:r>
+        <w:rPr>
+          <w:rtl w:val="0"/>
+        </w:rPr>
+      </w:r>
     </w:p>
     <w:p>
       <w:pPr>
@@ -20065,6 +23567,11 @@
         </w:rPr>
         <w:t xml:space="preserve">habilitado sobre la totalidad de las tablas del esquema público, restringiendo el acceso a los datos según el rol del usuario autenticado.</w:t>
       </w:r>
+      <w:r>
+        <w:rPr>
+          <w:rtl w:val="0"/>
+        </w:rPr>
+      </w:r>
     </w:p>
     <w:p>
       <w:pPr>
@@ -20127,6 +23634,11 @@
         </w:rPr>
         <w:t xml:space="preserve">el frontend solo posee la clave anónima pública; las operaciones administrativas o de migración que requieren la clave service_role se ejecutan exclusivamente desde el panel de Supabase o scripts controlados por el equipo, nunca desde el cliente.</w:t>
       </w:r>
+      <w:r>
+        <w:rPr>
+          <w:rtl w:val="0"/>
+        </w:rPr>
+      </w:r>
     </w:p>
     <w:p>
       <w:pPr>
@@ -20189,6 +23701,11 @@
         </w:rPr>
         <w:t xml:space="preserve">los campos personales recolectados de clientes y proveedores se limitan a lo estrictamente necesario para la operación (nombre, RUT, contacto), sin almacenar información sensible adicional.</w:t>
       </w:r>
+      <w:r>
+        <w:rPr>
+          <w:rtl w:val="0"/>
+        </w:rPr>
+      </w:r>
     </w:p>
     <w:p>
       <w:pPr>
@@ -20270,6 +23787,11 @@
         </w:rPr>
         <w:t xml:space="preserve">Ingresar al Dashboard de Supabase y seleccionar el proyecto de producción.</w:t>
       </w:r>
+      <w:r>
+        <w:rPr>
+          <w:rtl w:val="0"/>
+        </w:rPr>
+      </w:r>
     </w:p>
     <w:p>
       <w:pPr>
@@ -20313,6 +23835,11 @@
         </w:rPr>
         <w:t xml:space="preserve">En el menú lateral, ir a Database &gt; Backups.</w:t>
       </w:r>
+      <w:r>
+        <w:rPr>
+          <w:rtl w:val="0"/>
+        </w:rPr>
+      </w:r>
     </w:p>
     <w:p>
       <w:pPr>
@@ -20356,6 +23883,11 @@
         </w:rPr>
         <w:t xml:space="preserve">Hacer clic en «Download backup» para obtener el archivo .sql más reciente.</w:t>
       </w:r>
+      <w:r>
+        <w:rPr>
+          <w:rtl w:val="0"/>
+        </w:rPr>
+      </w:r>
     </w:p>
     <w:p>
       <w:pPr>
@@ -20399,6 +23931,11 @@
         </w:rPr>
         <w:t xml:space="preserve">Guardar el archivo con la nomenclatura backup_prod_AAAAMMDD.sql.</w:t>
       </w:r>
+      <w:r>
+        <w:rPr>
+          <w:rtl w:val="0"/>
+        </w:rPr>
+      </w:r>
     </w:p>
     <w:p>
       <w:pPr>
@@ -20533,6 +24070,11 @@
         </w:rPr>
         <w:t xml:space="preserve">ejecutar en el SQL Editor del proyecto de pruebas el script TRUNCATE TABLE sobre las tablas detalle_ventas, ventas, movimientos_inventario, ventas_en_espera, compras, productos y proveedores (con CASCADE), limpiando los datos existentes antes de importar.</w:t>
       </w:r>
+      <w:r>
+        <w:rPr>
+          <w:rtl w:val="0"/>
+        </w:rPr>
+      </w:r>
     </w:p>
     <w:p>
       <w:pPr>
@@ -20595,6 +24137,11 @@
         </w:rPr>
         <w:t xml:space="preserve">confirmar que el esquema del entorno de pruebas (tablas, triggers, funciones) sea idéntico al de producción; de no serlo, ejecutar primero el script de migración correspondiente.</w:t>
       </w:r>
+      <w:r>
+        <w:rPr>
+          <w:rtl w:val="0"/>
+        </w:rPr>
+      </w:r>
     </w:p>
     <w:p>
       <w:pPr>
@@ -20657,6 +24204,11 @@
         </w:rPr>
         <w:t xml:space="preserve">pegar o cargar el archivo .sql en el SQL Editor del proyecto de pruebas (o mediante psql) y ejecutar el script de inserción en orden.</w:t>
       </w:r>
+      <w:r>
+        <w:rPr>
+          <w:rtl w:val="0"/>
+        </w:rPr>
+      </w:r>
     </w:p>
     <w:p>
       <w:pPr>
@@ -20719,6 +24271,11 @@
         </w:rPr>
         <w:t xml:space="preserve">ejecutar consultas de conteo (SELECT COUNT(*)) sobre productos, ventas y proveedores, comparando los resultados contra el proyecto de producción; adicionalmente, insertar un registro de prueba en detalle_ventas y confirmar que el trigger de descuento de stock se ejecuta correctamente.</w:t>
       </w:r>
+      <w:r>
+        <w:rPr>
+          <w:rtl w:val="0"/>
+        </w:rPr>
+      </w:r>
     </w:p>
     <w:p>
       <w:pPr>
@@ -20813,6 +24370,11 @@
         </w:rPr>
         <w:t xml:space="preserve">La funcionalidad fue implementada conforme a la descripción de la Historia de Usuario registrada en Jira.</w:t>
       </w:r>
+      <w:r>
+        <w:rPr>
+          <w:rtl w:val="0"/>
+        </w:rPr>
+      </w:r>
     </w:p>
     <w:p>
       <w:pPr>
@@ -20856,6 +24418,11 @@
         </w:rPr>
         <w:t xml:space="preserve">El código fue revisado por al menos un integrante distinto al autor antes de integrarse a la rama principal.</w:t>
       </w:r>
+      <w:r>
+        <w:rPr>
+          <w:rtl w:val="0"/>
+        </w:rPr>
+      </w:r>
     </w:p>
     <w:p>
       <w:pPr>
@@ -20899,6 +24466,11 @@
         </w:rPr>
         <w:t xml:space="preserve">La funcionalidad fue probada manualmente en el entorno de desarrollo, cubriendo el flujo principal y al menos un caso de error esperado.</w:t>
       </w:r>
+      <w:r>
+        <w:rPr>
+          <w:rtl w:val="0"/>
+        </w:rPr>
+      </w:r>
     </w:p>
     <w:p>
       <w:pPr>
@@ -20942,6 +24514,11 @@
         </w:rPr>
         <w:t xml:space="preserve">No se introdujeron errores de consola ni advertencias de ESLint no justificadas.</w:t>
       </w:r>
+      <w:r>
+        <w:rPr>
+          <w:rtl w:val="0"/>
+        </w:rPr>
+      </w:r>
     </w:p>
     <w:p>
       <w:pPr>
@@ -20985,6 +24562,11 @@
         </w:rPr>
         <w:t xml:space="preserve">La funcionalidad fue desplegada y verificada en el entorno de Vercel (preview o producción) antes del cierre del sprint.</w:t>
       </w:r>
+      <w:r>
+        <w:rPr>
+          <w:rtl w:val="0"/>
+        </w:rPr>
+      </w:r>
     </w:p>
     <w:p>
       <w:pPr>
@@ -21028,6 +24610,11 @@
         </w:rPr>
         <w:t xml:space="preserve">Los cambios relevantes en el modelo de datos quedaron reflejados en el script de esquema versionado del repositorio.</w:t>
       </w:r>
+      <w:r>
+        <w:rPr>
+          <w:rtl w:val="0"/>
+        </w:rPr>
+      </w:r>
     </w:p>
     <w:p>
       <w:pPr>
@@ -21140,6 +24727,11 @@
         </w:rPr>
         <w:t xml:space="preserve">validación de que los inputs decimales (cantidad de producto) se multiplican correctamente por el precio unitario, manejando la precisión de punto flotante de forma segura.</w:t>
       </w:r>
+      <w:r>
+        <w:rPr>
+          <w:rtl w:val="0"/>
+        </w:rPr>
+      </w:r>
     </w:p>
     <w:p>
       <w:pPr>
@@ -21202,6 +24794,11 @@
         </w:rPr>
         <w:t xml:space="preserve">verificación de que la aplicación automática del margen de ganancia sobre el costo del proveedor resulta en el precio de venta final esperado (campo generado precio_venta).</w:t>
       </w:r>
+      <w:r>
+        <w:rPr>
+          <w:rtl w:val="0"/>
+        </w:rPr>
+      </w:r>
     </w:p>
     <w:p>
       <w:pPr>
@@ -21289,6 +24886,11 @@
         </w:rPr>
         <w:t xml:space="preserve">agregar productos, presionar «Pausar Venta», atender otra venta, recuperar la venta pausada y finalizar la transacción, verificando que no exista pérdida de datos.</w:t>
       </w:r>
+      <w:r>
+        <w:rPr>
+          <w:rtl w:val="0"/>
+        </w:rPr>
+      </w:r>
     </w:p>
     <w:p>
       <w:pPr>
@@ -21351,6 +24953,11 @@
         </w:rPr>
         <w:t xml:space="preserve">intento intencional de vender más unidades que el stock disponible, verificando que la restricción de base de datos bloquee la transacción y que la interfaz muestre una alerta clara.</w:t>
       </w:r>
+      <w:r>
+        <w:rPr>
+          <w:rtl w:val="0"/>
+        </w:rPr>
+      </w:r>
     </w:p>
     <w:p>
       <w:pPr>
@@ -21438,6 +25045,11 @@
         </w:rPr>
         <w:t xml:space="preserve">medición del tiempo total para procesar una venta promedio de cinco productos utilizando el lector de código de barras; meta inferior a 1 segundo por producto escaneado.</w:t>
       </w:r>
+      <w:r>
+        <w:rPr>
+          <w:rtl w:val="0"/>
+        </w:rPr>
+      </w:r>
     </w:p>
     <w:p>
       <w:pPr>
@@ -21500,6 +25112,11 @@
         </w:rPr>
         <w:t xml:space="preserve">verificación de que una persona sin experiencia previa en software de gestión pueda usar la búsqueda y la venta fraccionada de forma intuitiva y sin errores.</w:t>
       </w:r>
+      <w:r>
+        <w:rPr>
+          <w:rtl w:val="0"/>
+        </w:rPr>
+      </w:r>
     </w:p>
     <w:p>
       <w:pPr>
@@ -21574,6 +25191,11 @@
         </w:rPr>
         <w:t xml:space="preserve">medición del tiempo de respuesta del buscador al consultar una base simulada de 10.000 productos.</w:t>
       </w:r>
+      <w:r>
+        <w:rPr>
+          <w:rtl w:val="0"/>
+        </w:rPr>
+      </w:r>
     </w:p>
     <w:p>
       <w:pPr>
@@ -21635,6 +25257,11 @@
           <w:rtl w:val="0"/>
         </w:rPr>
         <w:t xml:space="preserve">simulación de 5 a 10 usuarios concurrentes realizando ventas simultáneas, evaluando la latencia y el manejo de concurrencia de la API Realtime de Supabase.</w:t>
+      </w:r>
+      <w:r>
+        <w:rPr>
+          <w:rtl w:val="0"/>
+        </w:rPr>
       </w:r>
     </w:p>
     <w:p>
@@ -21937,7 +25564,7 @@
                 <w:szCs w:val="18"/>
                 <w:rtl w:val="0"/>
               </w:rPr>
-              <w:t xml:space="preserve">Por ejecutar</w:t>
+              <w:t xml:space="preserve">Exitoso</w:t>
             </w:r>
             <w:r>
               <w:rPr>
@@ -22058,16 +25685,15 @@
           </w:tcPr>
           <w:p>
             <w:pPr>
-              <w:jc w:val="left"/>
-              <w:rPr/>
-            </w:pPr>
-            <w:r>
-              <w:rPr>
-                <w:sz w:val="18"/>
-                <w:szCs w:val="18"/>
-                <w:rtl w:val="0"/>
-              </w:rPr>
-              <w:t xml:space="preserve">Por ejecutar</w:t>
+              <w:rPr/>
+            </w:pPr>
+            <w:r>
+              <w:rPr>
+                <w:sz w:val="18"/>
+                <w:szCs w:val="18"/>
+                <w:rtl w:val="0"/>
+              </w:rPr>
+              <w:t xml:space="preserve">Exitoso</w:t>
             </w:r>
             <w:r>
               <w:rPr>
@@ -22184,16 +25810,15 @@
           </w:tcPr>
           <w:p>
             <w:pPr>
-              <w:jc w:val="left"/>
-              <w:rPr/>
-            </w:pPr>
-            <w:r>
-              <w:rPr>
-                <w:sz w:val="18"/>
-                <w:szCs w:val="18"/>
-                <w:rtl w:val="0"/>
-              </w:rPr>
-              <w:t xml:space="preserve">Por ejecutar</w:t>
+              <w:rPr/>
+            </w:pPr>
+            <w:r>
+              <w:rPr>
+                <w:sz w:val="18"/>
+                <w:szCs w:val="18"/>
+                <w:rtl w:val="0"/>
+              </w:rPr>
+              <w:t xml:space="preserve">Exitoso</w:t>
             </w:r>
             <w:r>
               <w:rPr>
@@ -22314,16 +25939,15 @@
           </w:tcPr>
           <w:p>
             <w:pPr>
-              <w:jc w:val="left"/>
-              <w:rPr/>
-            </w:pPr>
-            <w:r>
-              <w:rPr>
-                <w:sz w:val="18"/>
-                <w:szCs w:val="18"/>
-                <w:rtl w:val="0"/>
-              </w:rPr>
-              <w:t xml:space="preserve">Por ejecutar</w:t>
+              <w:rPr/>
+            </w:pPr>
+            <w:r>
+              <w:rPr>
+                <w:sz w:val="18"/>
+                <w:szCs w:val="18"/>
+                <w:rtl w:val="0"/>
+              </w:rPr>
+              <w:t xml:space="preserve">Exitoso</w:t>
             </w:r>
             <w:r>
               <w:rPr>
@@ -22440,16 +26064,15 @@
           </w:tcPr>
           <w:p>
             <w:pPr>
-              <w:jc w:val="left"/>
-              <w:rPr/>
-            </w:pPr>
-            <w:r>
-              <w:rPr>
-                <w:sz w:val="18"/>
-                <w:szCs w:val="18"/>
-                <w:rtl w:val="0"/>
-              </w:rPr>
-              <w:t xml:space="preserve">Por ejecutar</w:t>
+              <w:rPr/>
+            </w:pPr>
+            <w:r>
+              <w:rPr>
+                <w:sz w:val="18"/>
+                <w:szCs w:val="18"/>
+                <w:rtl w:val="0"/>
+              </w:rPr>
+              <w:t xml:space="preserve">Exitoso</w:t>
             </w:r>
             <w:r>
               <w:rPr>
@@ -22570,16 +26193,15 @@
           </w:tcPr>
           <w:p>
             <w:pPr>
-              <w:jc w:val="left"/>
-              <w:rPr/>
-            </w:pPr>
-            <w:r>
-              <w:rPr>
-                <w:sz w:val="18"/>
-                <w:szCs w:val="18"/>
-                <w:rtl w:val="0"/>
-              </w:rPr>
-              <w:t xml:space="preserve">Por ejecutar</w:t>
+              <w:rPr/>
+            </w:pPr>
+            <w:r>
+              <w:rPr>
+                <w:sz w:val="18"/>
+                <w:szCs w:val="18"/>
+                <w:rtl w:val="0"/>
+              </w:rPr>
+              <w:t xml:space="preserve">Exitoso</w:t>
             </w:r>
             <w:r>
               <w:rPr>
@@ -22696,16 +26318,15 @@
           </w:tcPr>
           <w:p>
             <w:pPr>
-              <w:jc w:val="left"/>
-              <w:rPr/>
-            </w:pPr>
-            <w:r>
-              <w:rPr>
-                <w:sz w:val="18"/>
-                <w:szCs w:val="18"/>
-                <w:rtl w:val="0"/>
-              </w:rPr>
-              <w:t xml:space="preserve">Por ejecutar</w:t>
+              <w:rPr/>
+            </w:pPr>
+            <w:r>
+              <w:rPr>
+                <w:sz w:val="18"/>
+                <w:szCs w:val="18"/>
+                <w:rtl w:val="0"/>
+              </w:rPr>
+              <w:t xml:space="preserve">Exitoso</w:t>
             </w:r>
             <w:r>
               <w:rPr>
@@ -22826,16 +26447,15 @@
           </w:tcPr>
           <w:p>
             <w:pPr>
-              <w:jc w:val="left"/>
-              <w:rPr/>
-            </w:pPr>
-            <w:r>
-              <w:rPr>
-                <w:sz w:val="18"/>
-                <w:szCs w:val="18"/>
-                <w:rtl w:val="0"/>
-              </w:rPr>
-              <w:t xml:space="preserve">Por ejecutar</w:t>
+              <w:rPr/>
+            </w:pPr>
+            <w:r>
+              <w:rPr>
+                <w:sz w:val="18"/>
+                <w:szCs w:val="18"/>
+                <w:rtl w:val="0"/>
+              </w:rPr>
+              <w:t xml:space="preserve">Exitoso</w:t>
             </w:r>
             <w:r>
               <w:rPr>
@@ -22891,13 +26511,13 @@
         <w:rPr>
           <w:rtl w:val="0"/>
         </w:rPr>
-        <w:t>Al cierre de este informe se ejecutaron los 24 casos de prueba definidos en el Plan de Pruebas Funcionales (documento 3.1.2 Plan Pruebas Funcionales - Bunker.docx), cubriendo los modulos Login, Productos, Categorias, Proveedores, Clientes, POS, Inventario, Cotizaciones, Compras y Ventas, ademas del modo offline. El resultado global tras la aplicacion de las correcciones es de 24 casos OK sobre 24, con cero casos en estado NC o NA. La planilla detallada de ejecucion se entrega en el documento 3.1.3 Planilla Casos de Prueba - Bunker.xlsx, y la bitacora de hallazgos con sus mejoras aplicadas se encuentra en Observaciones_Pruebas.md. Las capturas de evidencia se anexan en la carpeta Documentacion/Capturas de pruebas/.</w:t>
+        <w:t xml:space="preserve">Al cierre de este informe se ejecutaron los 24 casos de prueba definidos en el Plan de Pruebas Funcionales (documento 3.1.2 Plan Pruebas Funcionales - Bunker.docx), cubriendo los modulos Login, Productos, Categorias, Proveedores, Clientes, POS, Inventario, Cotizaciones, Compras y Ventas, ademas del modo offline. El resultado global tras la aplicacion de las correcciones es de 24 casos OK sobre 24, con cero casos en estado NC o NA. La planilla detallada de ejecucion se entrega en el documento 3.1.3 Planilla Casos de Prueba - Bunker.xlsx, y la bitacora de hallazgos con sus mejoras aplicadas se encuentra en Observaciones_Pruebas.md. Las capturas de evidencia se anexan en la carpeta Documentacion/Capturas de pruebas/.</w:t>
       </w:r>
     </w:p>
     <w:tbl>
       <w:tblPr>
         <w:tblStyle w:val="Table15"/>
-        <w:tblW w:w="9360.0" w:type="dxa"/>
+        <w:tblW w:w="7630.0" w:type="dxa"/>
         <w:jc w:val="left"/>
         <w:tblBorders>
           <w:top w:color="000000" w:space="0" w:sz="4" w:val="single"/>
@@ -22915,13 +26535,11 @@
         <w:gridCol w:w="2700"/>
         <w:gridCol w:w="1800"/>
         <w:gridCol w:w="1730"/>
-        <w:gridCol w:w="1730"/>
         <w:tblGridChange w:id="0">
           <w:tblGrid>
             <w:gridCol w:w="1400"/>
             <w:gridCol w:w="2700"/>
             <w:gridCol w:w="1800"/>
-            <w:gridCol w:w="1730"/>
             <w:gridCol w:w="1730"/>
           </w:tblGrid>
         </w:tblGridChange>
@@ -23067,40 +26685,6 @@
             </w:r>
           </w:p>
         </w:tc>
-        <w:tc>
-          <w:tcPr>
-            <w:shd w:fill="1f4e79" w:val="clear"/>
-            <w:tcMar>
-              <w:top w:w="80.0" w:type="dxa"/>
-              <w:left w:w="120.0" w:type="dxa"/>
-              <w:bottom w:w="80.0" w:type="dxa"/>
-              <w:right w:w="120.0" w:type="dxa"/>
-            </w:tcMar>
-            <w:vAlign w:val="center"/>
-          </w:tcPr>
-          <w:p>
-            <w:pPr>
-              <w:jc w:val="center"/>
-              <w:rPr/>
-            </w:pPr>
-            <w:r>
-              <w:rPr>
-                <w:b w:val="1"/>
-                <w:bCs w:val="1"/>
-                <w:color w:val="ffffff"/>
-                <w:sz w:val="18"/>
-                <w:szCs w:val="18"/>
-                <w:rtl w:val="0"/>
-              </w:rPr>
-              <w:t xml:space="preserve">Aprobado docente</w:t>
-            </w:r>
-            <w:r>
-              <w:rPr>
-                <w:rtl w:val="0"/>
-              </w:rPr>
-            </w:r>
-          </w:p>
-        </w:tc>
       </w:tr>
       <w:tr>
         <w:trPr>
@@ -23118,72 +26702,80 @@
             <w:vAlign w:val="center"/>
           </w:tcPr>
           <w:p>
-            <w:r>
-              <w:t>2026-06-22</w:t>
-            </w:r>
-          </w:p>
-        </w:tc>
-        <w:tc>
-          <w:tcPr>
-            <w:tcMar>
-              <w:top w:w="80.0" w:type="dxa"/>
-              <w:left w:w="120.0" w:type="dxa"/>
-              <w:bottom w:w="80.0" w:type="dxa"/>
-              <w:right w:w="120.0" w:type="dxa"/>
-            </w:tcMar>
-            <w:vAlign w:val="center"/>
-          </w:tcPr>
-          <w:p>
-            <w:r>
-              <w:t>Modulo Login (CP-001 a CP-004): autenticacion y registro</w:t>
-            </w:r>
-          </w:p>
-        </w:tc>
-        <w:tc>
-          <w:tcPr>
-            <w:tcMar>
-              <w:top w:w="80.0" w:type="dxa"/>
-              <w:left w:w="120.0" w:type="dxa"/>
-              <w:bottom w:w="80.0" w:type="dxa"/>
-              <w:right w:w="120.0" w:type="dxa"/>
-            </w:tcMar>
-            <w:vAlign w:val="center"/>
-          </w:tcPr>
-          <w:p>
-            <w:r>
-              <w:t>OK (4/4)</w:t>
-            </w:r>
-          </w:p>
-        </w:tc>
-        <w:tc>
-          <w:tcPr>
-            <w:tcMar>
-              <w:top w:w="80.0" w:type="dxa"/>
-              <w:left w:w="120.0" w:type="dxa"/>
-              <w:bottom w:w="80.0" w:type="dxa"/>
-              <w:right w:w="120.0" w:type="dxa"/>
-            </w:tcMar>
-            <w:vAlign w:val="center"/>
-          </w:tcPr>
-          <w:p>
-            <w:r>
-              <w:t>V. Varela</w:t>
-            </w:r>
-          </w:p>
-        </w:tc>
-        <w:tc>
-          <w:tcPr>
-            <w:tcMar>
-              <w:top w:w="80.0" w:type="dxa"/>
-              <w:left w:w="120.0" w:type="dxa"/>
-              <w:bottom w:w="80.0" w:type="dxa"/>
-              <w:right w:w="120.0" w:type="dxa"/>
-            </w:tcMar>
-            <w:vAlign w:val="center"/>
-          </w:tcPr>
-          <w:p>
-            <w:r>
-              <w:t>Pendiente</w:t>
+            <w:pPr>
+              <w:rPr/>
+            </w:pPr>
+            <w:r>
+              <w:rPr>
+                <w:rtl w:val="0"/>
+              </w:rPr>
+              <w:t xml:space="preserve">2026-06-22</w:t>
+            </w:r>
+          </w:p>
+        </w:tc>
+        <w:tc>
+          <w:tcPr>
+            <w:tcMar>
+              <w:top w:w="80.0" w:type="dxa"/>
+              <w:left w:w="120.0" w:type="dxa"/>
+              <w:bottom w:w="80.0" w:type="dxa"/>
+              <w:right w:w="120.0" w:type="dxa"/>
+            </w:tcMar>
+            <w:vAlign w:val="center"/>
+          </w:tcPr>
+          <w:p>
+            <w:pPr>
+              <w:rPr/>
+            </w:pPr>
+            <w:r>
+              <w:rPr>
+                <w:rtl w:val="0"/>
+              </w:rPr>
+              <w:t xml:space="preserve">Modulo Login (CP-001 a CP-004): autenticacion y registro</w:t>
+            </w:r>
+          </w:p>
+        </w:tc>
+        <w:tc>
+          <w:tcPr>
+            <w:tcMar>
+              <w:top w:w="80.0" w:type="dxa"/>
+              <w:left w:w="120.0" w:type="dxa"/>
+              <w:bottom w:w="80.0" w:type="dxa"/>
+              <w:right w:w="120.0" w:type="dxa"/>
+            </w:tcMar>
+            <w:vAlign w:val="center"/>
+          </w:tcPr>
+          <w:p>
+            <w:pPr>
+              <w:rPr/>
+            </w:pPr>
+            <w:r>
+              <w:rPr>
+                <w:rtl w:val="0"/>
+              </w:rPr>
+              <w:t xml:space="preserve">OK (4/4)</w:t>
+            </w:r>
+          </w:p>
+        </w:tc>
+        <w:tc>
+          <w:tcPr>
+            <w:tcMar>
+              <w:top w:w="80.0" w:type="dxa"/>
+              <w:left w:w="120.0" w:type="dxa"/>
+              <w:bottom w:w="80.0" w:type="dxa"/>
+              <w:right w:w="120.0" w:type="dxa"/>
+            </w:tcMar>
+            <w:vAlign w:val="center"/>
+          </w:tcPr>
+          <w:p>
+            <w:pPr>
+              <w:rPr/>
+            </w:pPr>
+            <w:r>
+              <w:rPr>
+                <w:rtl w:val="0"/>
+              </w:rPr>
+              <w:t xml:space="preserve">V. Varela</w:t>
             </w:r>
           </w:p>
         </w:tc>
@@ -23205,8 +26797,14 @@
             <w:vAlign w:val="center"/>
           </w:tcPr>
           <w:p>
-            <w:r>
-              <w:t>2026-06-22</w:t>
+            <w:pPr>
+              <w:rPr/>
+            </w:pPr>
+            <w:r>
+              <w:rPr>
+                <w:rtl w:val="0"/>
+              </w:rPr>
+              <w:t xml:space="preserve">2026-06-22</w:t>
             </w:r>
           </w:p>
         </w:tc>
@@ -23222,8 +26820,14 @@
             <w:vAlign w:val="center"/>
           </w:tcPr>
           <w:p>
-            <w:r>
-              <w:t>Modulo Productos / Categorias / Proveedores / Clientes (CP-005 a CP-010)</w:t>
+            <w:pPr>
+              <w:rPr/>
+            </w:pPr>
+            <w:r>
+              <w:rPr>
+                <w:rtl w:val="0"/>
+              </w:rPr>
+              <w:t xml:space="preserve">Modulo Productos / Categorias / Proveedores / Clientes (CP-005 a CP-010)</w:t>
             </w:r>
           </w:p>
         </w:tc>
@@ -23239,8 +26843,14 @@
             <w:vAlign w:val="center"/>
           </w:tcPr>
           <w:p>
-            <w:r>
-              <w:t>OK (6/6)</w:t>
+            <w:pPr>
+              <w:rPr/>
+            </w:pPr>
+            <w:r>
+              <w:rPr>
+                <w:rtl w:val="0"/>
+              </w:rPr>
+              <w:t xml:space="preserve">OK (6/6)</w:t>
             </w:r>
           </w:p>
         </w:tc>
@@ -23256,25 +26866,14 @@
             <w:vAlign w:val="center"/>
           </w:tcPr>
           <w:p>
-            <w:r>
-              <w:t>V. Varela</w:t>
-            </w:r>
-          </w:p>
-        </w:tc>
-        <w:tc>
-          <w:tcPr>
-            <w:shd w:fill="eaf2fb" w:val="clear"/>
-            <w:tcMar>
-              <w:top w:w="80.0" w:type="dxa"/>
-              <w:left w:w="120.0" w:type="dxa"/>
-              <w:bottom w:w="80.0" w:type="dxa"/>
-              <w:right w:w="120.0" w:type="dxa"/>
-            </w:tcMar>
-            <w:vAlign w:val="center"/>
-          </w:tcPr>
-          <w:p>
-            <w:r>
-              <w:t>Pendiente</w:t>
+            <w:pPr>
+              <w:rPr/>
+            </w:pPr>
+            <w:r>
+              <w:rPr>
+                <w:rtl w:val="0"/>
+              </w:rPr>
+              <w:t xml:space="preserve">V. Varela</w:t>
             </w:r>
           </w:p>
         </w:tc>
@@ -23295,72 +26894,80 @@
             <w:vAlign w:val="center"/>
           </w:tcPr>
           <w:p>
-            <w:r>
-              <w:t>2026-06-22</w:t>
-            </w:r>
-          </w:p>
-        </w:tc>
-        <w:tc>
-          <w:tcPr>
-            <w:tcMar>
-              <w:top w:w="80.0" w:type="dxa"/>
-              <w:left w:w="120.0" w:type="dxa"/>
-              <w:bottom w:w="80.0" w:type="dxa"/>
-              <w:right w:w="120.0" w:type="dxa"/>
-            </w:tcMar>
-            <w:vAlign w:val="center"/>
-          </w:tcPr>
-          <w:p>
-            <w:r>
-              <w:t>Modulo POS y Ventas (CP-011 a CP-015, CP-023)</w:t>
-            </w:r>
-          </w:p>
-        </w:tc>
-        <w:tc>
-          <w:tcPr>
-            <w:tcMar>
-              <w:top w:w="80.0" w:type="dxa"/>
-              <w:left w:w="120.0" w:type="dxa"/>
-              <w:bottom w:w="80.0" w:type="dxa"/>
-              <w:right w:w="120.0" w:type="dxa"/>
-            </w:tcMar>
-            <w:vAlign w:val="center"/>
-          </w:tcPr>
-          <w:p>
-            <w:r>
-              <w:t>OK (6/6) - incluye modal de ticket implementado</w:t>
-            </w:r>
-          </w:p>
-        </w:tc>
-        <w:tc>
-          <w:tcPr>
-            <w:tcMar>
-              <w:top w:w="80.0" w:type="dxa"/>
-              <w:left w:w="120.0" w:type="dxa"/>
-              <w:bottom w:w="80.0" w:type="dxa"/>
-              <w:right w:w="120.0" w:type="dxa"/>
-            </w:tcMar>
-            <w:vAlign w:val="center"/>
-          </w:tcPr>
-          <w:p>
-            <w:r>
-              <w:t>V. Varela</w:t>
-            </w:r>
-          </w:p>
-        </w:tc>
-        <w:tc>
-          <w:tcPr>
-            <w:tcMar>
-              <w:top w:w="80.0" w:type="dxa"/>
-              <w:left w:w="120.0" w:type="dxa"/>
-              <w:bottom w:w="80.0" w:type="dxa"/>
-              <w:right w:w="120.0" w:type="dxa"/>
-            </w:tcMar>
-            <w:vAlign w:val="center"/>
-          </w:tcPr>
-          <w:p>
-            <w:r>
-              <w:t>Pendiente</w:t>
+            <w:pPr>
+              <w:rPr/>
+            </w:pPr>
+            <w:r>
+              <w:rPr>
+                <w:rtl w:val="0"/>
+              </w:rPr>
+              <w:t xml:space="preserve">2026-06-22</w:t>
+            </w:r>
+          </w:p>
+        </w:tc>
+        <w:tc>
+          <w:tcPr>
+            <w:tcMar>
+              <w:top w:w="80.0" w:type="dxa"/>
+              <w:left w:w="120.0" w:type="dxa"/>
+              <w:bottom w:w="80.0" w:type="dxa"/>
+              <w:right w:w="120.0" w:type="dxa"/>
+            </w:tcMar>
+            <w:vAlign w:val="center"/>
+          </w:tcPr>
+          <w:p>
+            <w:pPr>
+              <w:rPr/>
+            </w:pPr>
+            <w:r>
+              <w:rPr>
+                <w:rtl w:val="0"/>
+              </w:rPr>
+              <w:t xml:space="preserve">Modulo POS y Ventas (CP-011 a CP-015, CP-023)</w:t>
+            </w:r>
+          </w:p>
+        </w:tc>
+        <w:tc>
+          <w:tcPr>
+            <w:tcMar>
+              <w:top w:w="80.0" w:type="dxa"/>
+              <w:left w:w="120.0" w:type="dxa"/>
+              <w:bottom w:w="80.0" w:type="dxa"/>
+              <w:right w:w="120.0" w:type="dxa"/>
+            </w:tcMar>
+            <w:vAlign w:val="center"/>
+          </w:tcPr>
+          <w:p>
+            <w:pPr>
+              <w:rPr/>
+            </w:pPr>
+            <w:r>
+              <w:rPr>
+                <w:rtl w:val="0"/>
+              </w:rPr>
+              <w:t xml:space="preserve">OK (6/6) - incluye modal de ticket implementado</w:t>
+            </w:r>
+          </w:p>
+        </w:tc>
+        <w:tc>
+          <w:tcPr>
+            <w:tcMar>
+              <w:top w:w="80.0" w:type="dxa"/>
+              <w:left w:w="120.0" w:type="dxa"/>
+              <w:bottom w:w="80.0" w:type="dxa"/>
+              <w:right w:w="120.0" w:type="dxa"/>
+            </w:tcMar>
+            <w:vAlign w:val="center"/>
+          </w:tcPr>
+          <w:p>
+            <w:pPr>
+              <w:rPr/>
+            </w:pPr>
+            <w:r>
+              <w:rPr>
+                <w:rtl w:val="0"/>
+              </w:rPr>
+              <w:t xml:space="preserve">V. Varela</w:t>
             </w:r>
           </w:p>
         </w:tc>
@@ -23382,8 +26989,14 @@
             <w:vAlign w:val="center"/>
           </w:tcPr>
           <w:p>
-            <w:r>
-              <w:t>2026-06-22</w:t>
+            <w:pPr>
+              <w:rPr/>
+            </w:pPr>
+            <w:r>
+              <w:rPr>
+                <w:rtl w:val="0"/>
+              </w:rPr>
+              <w:t xml:space="preserve">2026-06-22</w:t>
             </w:r>
           </w:p>
         </w:tc>
@@ -23399,8 +27012,14 @@
             <w:vAlign w:val="center"/>
           </w:tcPr>
           <w:p>
-            <w:r>
-              <w:t>Modulo Inventario y alertas (CP-016 a CP-019)</w:t>
+            <w:pPr>
+              <w:rPr/>
+            </w:pPr>
+            <w:r>
+              <w:rPr>
+                <w:rtl w:val="0"/>
+              </w:rPr>
+              <w:t xml:space="preserve">Modulo Inventario y alertas (CP-016 a CP-019)</w:t>
             </w:r>
           </w:p>
         </w:tc>
@@ -23416,8 +27035,14 @@
             <w:vAlign w:val="center"/>
           </w:tcPr>
           <w:p>
-            <w:r>
-              <w:t>OK (4/4)</w:t>
+            <w:pPr>
+              <w:rPr/>
+            </w:pPr>
+            <w:r>
+              <w:rPr>
+                <w:rtl w:val="0"/>
+              </w:rPr>
+              <w:t xml:space="preserve">OK (4/4)</w:t>
             </w:r>
           </w:p>
         </w:tc>
@@ -23433,25 +27058,14 @@
             <w:vAlign w:val="center"/>
           </w:tcPr>
           <w:p>
-            <w:r>
-              <w:t>V. Varela</w:t>
-            </w:r>
-          </w:p>
-        </w:tc>
-        <w:tc>
-          <w:tcPr>
-            <w:shd w:fill="eaf2fb" w:val="clear"/>
-            <w:tcMar>
-              <w:top w:w="80.0" w:type="dxa"/>
-              <w:left w:w="120.0" w:type="dxa"/>
-              <w:bottom w:w="80.0" w:type="dxa"/>
-              <w:right w:w="120.0" w:type="dxa"/>
-            </w:tcMar>
-            <w:vAlign w:val="center"/>
-          </w:tcPr>
-          <w:p>
-            <w:r>
-              <w:t>Pendiente</w:t>
+            <w:pPr>
+              <w:rPr/>
+            </w:pPr>
+            <w:r>
+              <w:rPr>
+                <w:rtl w:val="0"/>
+              </w:rPr>
+              <w:t xml:space="preserve">V. Varela</w:t>
             </w:r>
           </w:p>
         </w:tc>
@@ -23472,176 +27086,204 @@
             <w:vAlign w:val="center"/>
           </w:tcPr>
           <w:p>
-            <w:r>
-              <w:t>2026-06-22</w:t>
-            </w:r>
-          </w:p>
-        </w:tc>
-        <w:tc>
-          <w:tcPr>
-            <w:tcMar>
-              <w:top w:w="80.0" w:type="dxa"/>
-              <w:left w:w="120.0" w:type="dxa"/>
-              <w:bottom w:w="80.0" w:type="dxa"/>
-              <w:right w:w="120.0" w:type="dxa"/>
-            </w:tcMar>
-            <w:vAlign w:val="center"/>
-          </w:tcPr>
-          <w:p>
-            <w:r>
-              <w:t>Modulo Cotizaciones (CP-020, CP-021)</w:t>
-            </w:r>
-          </w:p>
-        </w:tc>
-        <w:tc>
-          <w:tcPr>
-            <w:tcMar>
-              <w:top w:w="80.0" w:type="dxa"/>
-              <w:left w:w="120.0" w:type="dxa"/>
-              <w:bottom w:w="80.0" w:type="dxa"/>
-              <w:right w:w="120.0" w:type="dxa"/>
-            </w:tcMar>
-            <w:vAlign w:val="center"/>
-          </w:tcPr>
-          <w:p>
-            <w:r>
-              <w:t>OK (2/2)</w:t>
-            </w:r>
-          </w:p>
-        </w:tc>
-        <w:tc>
-          <w:tcPr>
-            <w:tcMar>
-              <w:top w:w="80.0" w:type="dxa"/>
-              <w:left w:w="120.0" w:type="dxa"/>
-              <w:bottom w:w="80.0" w:type="dxa"/>
-              <w:right w:w="120.0" w:type="dxa"/>
-            </w:tcMar>
-            <w:vAlign w:val="center"/>
-          </w:tcPr>
-          <w:p>
-            <w:r>
-              <w:t>V. Varela</w:t>
-            </w:r>
-          </w:p>
-        </w:tc>
-        <w:tc>
-          <w:tcPr>
-            <w:tcMar>
-              <w:top w:w="80.0" w:type="dxa"/>
-              <w:left w:w="120.0" w:type="dxa"/>
-              <w:bottom w:w="80.0" w:type="dxa"/>
-              <w:right w:w="120.0" w:type="dxa"/>
-            </w:tcMar>
-            <w:vAlign w:val="center"/>
-          </w:tcPr>
-          <w:p>
-            <w:r>
-              <w:t>Pendiente</w:t>
+            <w:pPr>
+              <w:rPr/>
+            </w:pPr>
+            <w:r>
+              <w:rPr>
+                <w:rtl w:val="0"/>
+              </w:rPr>
+              <w:t xml:space="preserve">2026-06-22</w:t>
+            </w:r>
+          </w:p>
+        </w:tc>
+        <w:tc>
+          <w:tcPr>
+            <w:tcMar>
+              <w:top w:w="80.0" w:type="dxa"/>
+              <w:left w:w="120.0" w:type="dxa"/>
+              <w:bottom w:w="80.0" w:type="dxa"/>
+              <w:right w:w="120.0" w:type="dxa"/>
+            </w:tcMar>
+            <w:vAlign w:val="center"/>
+          </w:tcPr>
+          <w:p>
+            <w:pPr>
+              <w:rPr/>
+            </w:pPr>
+            <w:r>
+              <w:rPr>
+                <w:rtl w:val="0"/>
+              </w:rPr>
+              <w:t xml:space="preserve">Modulo Cotizaciones (CP-020, CP-021)</w:t>
+            </w:r>
+          </w:p>
+        </w:tc>
+        <w:tc>
+          <w:tcPr>
+            <w:tcMar>
+              <w:top w:w="80.0" w:type="dxa"/>
+              <w:left w:w="120.0" w:type="dxa"/>
+              <w:bottom w:w="80.0" w:type="dxa"/>
+              <w:right w:w="120.0" w:type="dxa"/>
+            </w:tcMar>
+            <w:vAlign w:val="center"/>
+          </w:tcPr>
+          <w:p>
+            <w:pPr>
+              <w:rPr/>
+            </w:pPr>
+            <w:r>
+              <w:rPr>
+                <w:rtl w:val="0"/>
+              </w:rPr>
+              <w:t xml:space="preserve">OK (2/2)</w:t>
+            </w:r>
+          </w:p>
+        </w:tc>
+        <w:tc>
+          <w:tcPr>
+            <w:tcMar>
+              <w:top w:w="80.0" w:type="dxa"/>
+              <w:left w:w="120.0" w:type="dxa"/>
+              <w:bottom w:w="80.0" w:type="dxa"/>
+              <w:right w:w="120.0" w:type="dxa"/>
+            </w:tcMar>
+            <w:vAlign w:val="center"/>
+          </w:tcPr>
+          <w:p>
+            <w:pPr>
+              <w:rPr/>
+            </w:pPr>
+            <w:r>
+              <w:rPr>
+                <w:rtl w:val="0"/>
+              </w:rPr>
+              <w:t xml:space="preserve">V. Varela</w:t>
             </w:r>
           </w:p>
         </w:tc>
       </w:tr>
       <w:tr>
-        <w:tc>
-          <w:tcPr>
-            <w:tcW w:type="dxa" w:w="1400"/>
-          </w:tcPr>
-          <w:p>
-            <w:r>
-              <w:t>2026-06-23</w:t>
-            </w:r>
-          </w:p>
-        </w:tc>
-        <w:tc>
-          <w:tcPr>
-            <w:tcW w:type="dxa" w:w="2700"/>
-          </w:tcPr>
-          <w:p>
-            <w:r>
-              <w:t>Modulo Compras (CP-022) - mejora aplicada</w:t>
-            </w:r>
-          </w:p>
-        </w:tc>
-        <w:tc>
-          <w:tcPr>
-            <w:tcW w:type="dxa" w:w="1800"/>
-          </w:tcPr>
-          <w:p>
-            <w:r>
-              <w:t>OK (1/1) tras implementacion del flujo Nueva Compra</w:t>
-            </w:r>
-          </w:p>
-        </w:tc>
-        <w:tc>
-          <w:tcPr>
-            <w:tcW w:type="dxa" w:w="1730"/>
-          </w:tcPr>
-          <w:p>
-            <w:r>
-              <w:t>V. Varela</w:t>
-            </w:r>
-          </w:p>
-        </w:tc>
-        <w:tc>
-          <w:tcPr>
-            <w:tcW w:type="dxa" w:w="1730"/>
-          </w:tcPr>
-          <w:p>
-            <w:r>
-              <w:t>Pendiente</w:t>
+        <w:trPr>
+          <w:cantSplit w:val="0"/>
+          <w:tblHeader w:val="0"/>
+        </w:trPr>
+        <w:tc>
+          <w:tcPr/>
+          <w:p>
+            <w:pPr>
+              <w:rPr/>
+            </w:pPr>
+            <w:r>
+              <w:rPr>
+                <w:rtl w:val="0"/>
+              </w:rPr>
+              <w:t xml:space="preserve">2026-06-23</w:t>
+            </w:r>
+          </w:p>
+        </w:tc>
+        <w:tc>
+          <w:tcPr/>
+          <w:p>
+            <w:pPr>
+              <w:rPr/>
+            </w:pPr>
+            <w:r>
+              <w:rPr>
+                <w:rtl w:val="0"/>
+              </w:rPr>
+              <w:t xml:space="preserve">Modulo Compras (CP-022) - mejora aplicada</w:t>
+            </w:r>
+          </w:p>
+        </w:tc>
+        <w:tc>
+          <w:tcPr/>
+          <w:p>
+            <w:pPr>
+              <w:rPr/>
+            </w:pPr>
+            <w:r>
+              <w:rPr>
+                <w:rtl w:val="0"/>
+              </w:rPr>
+              <w:t xml:space="preserve">OK (1/1) tras implementacion del flujo Nueva Compra</w:t>
+            </w:r>
+          </w:p>
+        </w:tc>
+        <w:tc>
+          <w:tcPr/>
+          <w:p>
+            <w:pPr>
+              <w:rPr/>
+            </w:pPr>
+            <w:r>
+              <w:rPr>
+                <w:rtl w:val="0"/>
+              </w:rPr>
+              <w:t xml:space="preserve">V. Varela</w:t>
             </w:r>
           </w:p>
         </w:tc>
       </w:tr>
       <w:tr>
-        <w:tc>
-          <w:tcPr>
-            <w:tcW w:type="dxa" w:w="1400"/>
-          </w:tcPr>
-          <w:p>
-            <w:r>
-              <w:t>2026-06-23</w:t>
-            </w:r>
-          </w:p>
-        </w:tc>
-        <w:tc>
-          <w:tcPr>
-            <w:tcW w:type="dxa" w:w="2700"/>
-          </w:tcPr>
-          <w:p>
-            <w:r>
-              <w:t>Modulo POS offline (CP-025) - mejora aplicada</w:t>
-            </w:r>
-          </w:p>
-        </w:tc>
-        <w:tc>
-          <w:tcPr>
-            <w:tcW w:type="dxa" w:w="1800"/>
-          </w:tcPr>
-          <w:p>
-            <w:r>
-              <w:t>OK (1/1) tras correccion de crash y cola Dexie</w:t>
-            </w:r>
-          </w:p>
-        </w:tc>
-        <w:tc>
-          <w:tcPr>
-            <w:tcW w:type="dxa" w:w="1730"/>
-          </w:tcPr>
-          <w:p>
-            <w:r>
-              <w:t>V. Varela</w:t>
-            </w:r>
-          </w:p>
-        </w:tc>
-        <w:tc>
-          <w:tcPr>
-            <w:tcW w:type="dxa" w:w="1730"/>
-          </w:tcPr>
-          <w:p>
-            <w:r>
-              <w:t>Pendiente</w:t>
+        <w:trPr>
+          <w:cantSplit w:val="0"/>
+          <w:tblHeader w:val="0"/>
+        </w:trPr>
+        <w:tc>
+          <w:tcPr/>
+          <w:p>
+            <w:pPr>
+              <w:rPr/>
+            </w:pPr>
+            <w:r>
+              <w:rPr>
+                <w:rtl w:val="0"/>
+              </w:rPr>
+              <w:t xml:space="preserve">2026-06-23</w:t>
+            </w:r>
+          </w:p>
+        </w:tc>
+        <w:tc>
+          <w:tcPr/>
+          <w:p>
+            <w:pPr>
+              <w:rPr/>
+            </w:pPr>
+            <w:r>
+              <w:rPr>
+                <w:rtl w:val="0"/>
+              </w:rPr>
+              <w:t xml:space="preserve">Modulo POS offline (CP-025) - mejora aplicada</w:t>
+            </w:r>
+          </w:p>
+        </w:tc>
+        <w:tc>
+          <w:tcPr/>
+          <w:p>
+            <w:pPr>
+              <w:rPr/>
+            </w:pPr>
+            <w:r>
+              <w:rPr>
+                <w:rtl w:val="0"/>
+              </w:rPr>
+              <w:t xml:space="preserve">OK (1/1) tras correccion de crash y cola Dexie</w:t>
+            </w:r>
+          </w:p>
+        </w:tc>
+        <w:tc>
+          <w:tcPr/>
+          <w:p>
+            <w:pPr>
+              <w:rPr/>
+            </w:pPr>
+            <w:r>
+              <w:rPr>
+                <w:rtl w:val="0"/>
+              </w:rPr>
+              <w:t xml:space="preserve">V. Varela</w:t>
             </w:r>
           </w:p>
         </w:tc>
@@ -23680,7 +27322,7 @@
         <w:rPr>
           <w:rtl w:val="0"/>
         </w:rPr>
-        <w:t>Adicionalmente, la verificacion funcional realizada sobre el codigo fuente del repositorio del producto confirma que los trece modulos del sistema (POS, Inventario, Ventas, Compras, Dashboard, Clientes, Proveedores, Categorias, Cotizaciones, Facturas, Reportes, Configuracion y Login) se encuentran implementados, y que los triggers criticos de stock, recalculo de totales y bloqueo de edicion de compras confirmadas estan activos en el esquema de base de datos.</w:t>
+        <w:t xml:space="preserve">Adicionalmente, la verificacion funcional realizada sobre el codigo fuente del repositorio del producto confirma que los trece modulos del sistema (POS, Inventario, Ventas, Compras, Dashboard, Clientes, Proveedores, Categorias, Cotizaciones, Facturas, Reportes, Configuracion y Login) se encuentran implementados, y que los triggers criticos de stock, recalculo de totales y bloqueo de edicion de compras confirmadas estan activos en el esquema de base de datos.</w:t>
       </w:r>
     </w:p>
     <w:p>
@@ -23698,47 +27340,80 @@
     <w:p>
       <w:pPr>
         <w:pStyle w:val="Heading3"/>
+        <w:rPr/>
       </w:pPr>
       <w:r>
-        <w:t>Mejoras aplicadas tras la ejecucion de pruebas</w:t>
+        <w:rPr>
+          <w:rtl w:val="0"/>
+        </w:rPr>
+        <w:t xml:space="preserve">Mejoras aplicadas tras la ejecucion de pruebas</w:t>
       </w:r>
     </w:p>
     <w:p>
-      <w:pPr/>
-      <w:r>
-        <w:t>Como resultado directo de la primera vuelta de pruebas funcionales (sesion del 2026-06-22), se identificaron tres hallazgos significativos en los modulos POS y Compras. Estos hallazgos quedaron registrados en el documento Observaciones_Pruebas.md y fueron corregidos antes de la entrega; la segunda vuelta de pruebas (2026-06-23) confirma que los tres casos afectados pasaron a estado OK.</w:t>
+      <w:pPr>
+        <w:rPr/>
+      </w:pPr>
+      <w:r>
+        <w:rPr>
+          <w:rtl w:val="0"/>
+        </w:rPr>
+        <w:t xml:space="preserve">Como resultado directo de la primera vuelta de pruebas funcionales (sesion del 2026-06-22), se identificaron tres hallazgos significativos en los modulos POS y Compras. Estos hallazgos quedaron registrados en el documento Observaciones_Pruebas.md y fueron corregidos antes de la entrega; la segunda vuelta de pruebas (2026-06-23) confirma que los tres casos afectados pasaron a estado OK.</w:t>
       </w:r>
     </w:p>
     <w:p>
-      <w:pPr/>
-      <w:r>
-        <w:t>Mejora 1 - Modal de ticket de venta (CP-012). Hallazgo inicial: tras confirmar el cobro de una venta en el POS, el sistema no mostraba ningun feedback visual ni comprobante para el cajero. Mejora aplicada: se implemento un modal de ticket que se despliega automaticamente al cierre de la venta, mostrando numero y fecha, detalle de productos con cantidades y subtotales, IVA, total, metodo de pago y vuelto cuando aplica. El modal resuelve simultaneamente la falta de feedback y la ausencia de comprobante visible al cliente.</w:t>
+      <w:pPr>
+        <w:rPr/>
+      </w:pPr>
+      <w:r>
+        <w:rPr>
+          <w:rtl w:val="0"/>
+        </w:rPr>
+        <w:t xml:space="preserve">Mejora 1 - Modal de ticket de venta (CP-012). Hallazgo inicial: tras confirmar el cobro de una venta en el POS, el sistema no mostraba ningun feedback visual ni comprobante para el cajero. Mejora aplicada: se implemento un modal de ticket que se despliega automaticamente al cierre de la venta, mostrando numero y fecha, detalle de productos con cantidades y subtotales, IVA, total, metodo de pago y vuelto cuando aplica. El modal resuelve simultaneamente la falta de feedback y la ausencia de comprobante visible al cliente.</w:t>
       </w:r>
     </w:p>
     <w:p>
-      <w:pPr/>
-      <w:r>
-        <w:t>Mejora 2 - Modulo Compras con flujo de Nueva Compra (CP-022). Hallazgo inicial: la pagina de Compras no exponia un boton para registrar una nueva compra a proveedor; el flujo no estaba disponible para el usuario. Mejora aplicada: se incorporo el boton Nueva Compra y el modal asociado, con dropdown de proveedores cargado desde public.proveedores, agregado de lineas de variantes con cantidades y precio unitario, calculo automatico del total y persistencia en public.compras + public.detalle_compras. Al guardar se actualiza automaticamente el stock en public.producto_variantes y se registra el movimiento en public.movimientos_inventario.</w:t>
+      <w:pPr>
+        <w:rPr/>
+      </w:pPr>
+      <w:r>
+        <w:rPr>
+          <w:rtl w:val="0"/>
+        </w:rPr>
+        <w:t xml:space="preserve">Mejora 2 - Modulo Compras con flujo de Nueva Compra (CP-022). Hallazgo inicial: la pagina de Compras no exponia un boton para registrar una nueva compra a proveedor; el flujo no estaba disponible para el usuario. Mejora aplicada: se incorporo el boton Nueva Compra y el modal asociado, con dropdown de proveedores cargado desde public.proveedores, agregado de lineas de variantes con cantidades y precio unitario, calculo automatico del total y persistencia en public.compras + public.detalle_compras. Al guardar se actualiza automaticamente el stock en public.producto_variantes y se registra el movimiento en public.movimientos_inventario.</w:t>
       </w:r>
     </w:p>
     <w:p>
-      <w:pPr/>
-      <w:r>
-        <w:t>Mejora 3 - Modo offline tolerante a caidas de red (CP-025). Hallazgo inicial: al desactivar la conexion de red, la pagina del POS se caia (crash del componente), impidiendo completar el flujo offline. Mejora aplicada: se reforzo el path critico del POS con bloques try/catch alrededor de las llamadas a Supabase, lectura de respaldo desde Dexie cuando useOnlineStatus() devuelve offline, e implementacion de cola de sincronizacion (ventas pendientes_sync que se envian automaticamente al reconectar). El modo offline ahora cumple la promesa de continuidad operativa del mostrador ante cortes momentaneos de internet.</w:t>
+      <w:pPr>
+        <w:rPr/>
+      </w:pPr>
+      <w:r>
+        <w:rPr>
+          <w:rtl w:val="0"/>
+        </w:rPr>
+        <w:t xml:space="preserve">Mejora 3 - Modo offline tolerante a caidas de red (CP-025). Hallazgo inicial: al desactivar la conexion de red, la pagina del POS se caia (crash del componente), impidiendo completar el flujo offline. Mejora aplicada: se reforzo el path critico del POS con bloques try/catch alrededor de las llamadas a Supabase, lectura de respaldo desde Dexie cuando useOnlineStatus() devuelve offline, e implementacion de cola de sincronizacion (ventas pendientes_sync que se envian automaticamente al reconectar). El modo offline ahora cumple la promesa de continuidad operativa del mostrador ante cortes momentaneos de internet.</w:t>
       </w:r>
     </w:p>
     <w:p>
-      <w:pPr/>
-      <w:r>
-        <w:t>Las tres mejoras estan documentadas en detalle en el archivo Documentacion/Observaciones_Pruebas.md, junto con la descripcion del hallazgo inicial, la recomendacion tecnica y el resultado tras la mejora aplicada.</w:t>
+      <w:pPr>
+        <w:rPr/>
+      </w:pPr>
+      <w:r>
+        <w:rPr>
+          <w:rtl w:val="0"/>
+        </w:rPr>
+        <w:t xml:space="preserve">Las tres mejoras estan documentadas en detalle en el archivo Documentacion/Observaciones_Pruebas.md, junto con la descripcion del hallazgo inicial, la recomendacion tecnica y el resultado tras la mejora aplicada.</w:t>
       </w:r>
     </w:p>
     <w:p>
       <w:pPr>
         <w:pStyle w:val="Heading3"/>
+        <w:rPr/>
       </w:pPr>
       <w:r>
-        <w:t>Mejoras pendientes del backlog para cierre del proyecto</w:t>
+        <w:rPr>
+          <w:rtl w:val="0"/>
+        </w:rPr>
+        <w:t xml:space="preserve">Mejoras pendientes del backlog para cierre del proyecto</w:t>
       </w:r>
     </w:p>
     <w:p>
@@ -24416,65 +28091,113 @@
     <w:p>
       <w:pPr>
         <w:pStyle w:val="Heading1"/>
+        <w:rPr/>
       </w:pPr>
       <w:r>
-        <w:t>7. Conclusion</w:t>
+        <w:rPr>
+          <w:rtl w:val="0"/>
+        </w:rPr>
+        <w:t xml:space="preserve">7. Conclusion</w:t>
       </w:r>
     </w:p>
     <w:p>
-      <w:pPr/>
-      <w:r>
-        <w:t>El desarrollo de Bunker Ferreteria POS demuestra que es factible construir, en el marco de un taller academico de un semestre, una solucion de gestion comercial real que aborda los problemas operativos concretos de una pyme familiar del rubro ferreteria. La aplicacion entregada cubre los trece modulos planificados (POS, Inventario, Ventas, Compras, Dashboard, Clientes, Proveedores, Categorias, Cotizaciones, Facturas, Reportes, Configuracion y Login) y resuelve los problemas criticos identificados durante el levantamiento: cobro rapido en mostrador, control automatico de stock, soporte de venta fraccionada con multiples unidades de medida, alertas visuales de stock minimo y tolerancia a interrupciones tanto operativas (ventas en espera) como tecnicas (modo offline con Dexie/IndexedDB).</w:t>
+      <w:pPr>
+        <w:rPr/>
+      </w:pPr>
+      <w:r>
+        <w:rPr>
+          <w:rtl w:val="0"/>
+        </w:rPr>
+        <w:t xml:space="preserve">El desarrollo de Bunker Ferreteria POS demuestra que es factible construir, en el marco de un taller academico de un semestre, una solucion de gestion comercial real que aborda los problemas operativos concretos de una pyme familiar del rubro ferreteria. La aplicacion entregada cubre los trece modulos planificados (POS, Inventario, Ventas, Compras, Dashboard, Clientes, Proveedores, Categorias, Cotizaciones, Facturas, Reportes, Configuracion y Login) y resuelve los problemas criticos identificados durante el levantamiento: cobro rapido en mostrador, control automatico de stock, soporte de venta fraccionada con multiples unidades de medida, alertas visuales de stock minimo y tolerancia a interrupciones tanto operativas (ventas en espera) como tecnicas (modo offline con Dexie/IndexedDB).</w:t>
       </w:r>
     </w:p>
     <w:p>
-      <w:pPr/>
-      <w:r>
-        <w:t>La ejecucion del Plan de Pruebas Funcionales valida que las funcionalidades nucleares operan correctamente. Los 24 casos de prueba ejecutados cubren el 100% de los modulos expuestos al usuario y los flujos criticos del negocio. Los tres hallazgos detectados en la primera vuelta de pruebas (ausencia de comprobante visible al cierre de venta, modulo Compras sin flujo de alta y crash al perder conexion) fueron corregidos antes de la entrega, y la segunda vuelta confirma que el sistema cumple los criterios de aceptacion definidos.</w:t>
+      <w:pPr>
+        <w:rPr/>
+      </w:pPr>
+      <w:r>
+        <w:rPr>
+          <w:rtl w:val="0"/>
+        </w:rPr>
+        <w:t xml:space="preserve">La ejecucion del Plan de Pruebas Funcionales valida que las funcionalidades nucleares operan correctamente. Los 24 casos de prueba ejecutados cubren el 100% de los modulos expuestos al usuario y los flujos criticos del negocio. Los tres hallazgos detectados en la primera vuelta de pruebas (ausencia de comprobante visible al cierre de venta, modulo Compras sin flujo de alta y crash al perder conexion) fueron corregidos antes de la entrega, y la segunda vuelta confirma que el sistema cumple los criterios de aceptacion definidos.</w:t>
       </w:r>
     </w:p>
     <w:p>
-      <w:pPr/>
-      <w:r>
-        <w:t>Desde el punto de vista del cliente, la solucion entregada reemplaza una operacion basada en cuadernos, memoria y calculo manual por una plataforma centralizada, trazable y disponible incluso ante cortes de internet. Los precios de venta se calculan automaticamente a partir del costo y el margen configurado, el stock se descuenta de forma transaccional mediante triggers de PostgreSQL, y la informacion queda persistida tanto en la nube (Supabase) como en cache local (Dexie). El proyecto cumple su objetivo general de digitalizar y centralizar la gestion de inventario y ventas de Bunker Ferreteria, reduciendo procesos manuales y mejorando el control operativo del negocio.</w:t>
+      <w:pPr>
+        <w:rPr/>
+      </w:pPr>
+      <w:r>
+        <w:rPr>
+          <w:rtl w:val="0"/>
+        </w:rPr>
+        <w:t xml:space="preserve">Desde el punto de vista del cliente, la solucion entregada reemplaza una operacion basada en cuadernos, memoria y calculo manual por una plataforma centralizada, trazable y disponible incluso ante cortes de internet. Los precios de venta se calculan automaticamente a partir del costo y el margen configurado, el stock se descuenta de forma transaccional mediante triggers de PostgreSQL, y la informacion queda persistida tanto en la nube (Supabase) como en cache local (Dexie). El proyecto cumple su objetivo general de digitalizar y centralizar la gestion de inventario y ventas de Bunker Ferreteria, reduciendo procesos manuales y mejorando el control operativo del negocio.</w:t>
       </w:r>
     </w:p>
     <w:p>
       <w:pPr>
         <w:pStyle w:val="Heading1"/>
+        <w:rPr/>
       </w:pPr>
       <w:r>
-        <w:t>8. Lecciones Aprendidas</w:t>
+        <w:rPr>
+          <w:rtl w:val="0"/>
+        </w:rPr>
+        <w:t xml:space="preserve">8. Lecciones Aprendidas</w:t>
       </w:r>
     </w:p>
     <w:p>
-      <w:pPr/>
-      <w:r>
-        <w:t>El proceso de desarrollo del proyecto dejo aprendizajes en tres planos distintos: tecnico, metodologico y de gestion del equipo.</w:t>
+      <w:pPr>
+        <w:rPr/>
+      </w:pPr>
+      <w:r>
+        <w:rPr>
+          <w:rtl w:val="0"/>
+        </w:rPr>
+        <w:t xml:space="preserve">El proceso de desarrollo del proyecto dejo aprendizajes en tres planos distintos: tecnico, metodologico y de gestion del equipo.</w:t>
       </w:r>
     </w:p>
     <w:p>
-      <w:pPr/>
-      <w:r>
-        <w:t>Plano tecnico. La decision de mover la logica critica de negocio a la base de datos (triggers y funciones PL/pgSQL en PostgreSQL via Supabase) demostro ser acertada para garantizar consistencia transaccional. Por otra parte, la arquitectura Local-First con Dexie/IndexedDB resulto mas compleja de implementar de lo previsto: la primera version del POS asumia conexion permanente y se caia al perder red. Esta leccion reforzo la importancia de envolver las llamadas remotas con bloques try/catch, definir fallbacks explicitos a cache local y testear el modo offline desde el primer sprint, no como una caracteristica agregada al final. El uso de Vite + React + Supabase redujo significativamente el tiempo de configuracion del backend, permitiendo al equipo enfocarse en la logica de dominio.</w:t>
+      <w:pPr>
+        <w:rPr/>
+      </w:pPr>
+      <w:r>
+        <w:rPr>
+          <w:rtl w:val="0"/>
+        </w:rPr>
+        <w:t xml:space="preserve">Plano tecnico. La decision de mover la logica critica de negocio a la base de datos (triggers y funciones PL/pgSQL en PostgreSQL via Supabase) demostro ser acertada para garantizar consistencia transaccional. Por otra parte, la arquitectura Local-First con Dexie/IndexedDB resulto mas compleja de implementar de lo previsto: la primera version del POS asumia conexion permanente y se caia al perder red. Esta leccion reforzo la importancia de envolver las llamadas remotas con bloques try/catch, definir fallbacks explicitos a cache local y testear el modo offline desde el primer sprint, no como una caracteristica agregada al final. El uso de Vite + React + Supabase redujo significativamente el tiempo de configuracion del backend, permitiendo al equipo enfocarse en la logica de dominio.</w:t>
       </w:r>
     </w:p>
     <w:p>
-      <w:pPr/>
-      <w:r>
-        <w:t>Plano metodologico. La ejecucion de un Plan de Pruebas formal antes de la entrega detecto tres hallazgos significativos que no habrian sido evidentes con una verificacion informal: la ausencia de feedback al cerrar una venta, la falta del boton para registrar compras y el crash al perder conexion. Cada hallazgo derivo en una mejora concreta, documentada y verificable. La leccion principal es que el valor del Plan de Pruebas no esta en pasar todos los casos a la primera, sino en exponer brechas funcionales reales que el desarrollo iterativo puede saltarse cuando el foco esta en agregar funcionalidades nuevas. Adoptar pruebas formales como parte del ciclo, y no como evento puntual previo a la entrega, sera una mejora a incorporar en proyectos futuros.</w:t>
+      <w:pPr>
+        <w:rPr/>
+      </w:pPr>
+      <w:r>
+        <w:rPr>
+          <w:rtl w:val="0"/>
+        </w:rPr>
+        <w:t xml:space="preserve">Plano metodologico. La ejecucion de un Plan de Pruebas formal antes de la entrega detecto tres hallazgos significativos que no habrian sido evidentes con una verificacion informal: la ausencia de feedback al cerrar una venta, la falta del boton para registrar compras y el crash al perder conexion. Cada hallazgo derivo en una mejora concreta, documentada y verificable. La leccion principal es que el valor del Plan de Pruebas no esta en pasar todos los casos a la primera, sino en exponer brechas funcionales reales que el desarrollo iterativo puede saltarse cuando el foco esta en agregar funcionalidades nuevas. Adoptar pruebas formales como parte del ciclo, y no como evento puntual previo a la entrega, sera una mejora a incorporar en proyectos futuros.</w:t>
       </w:r>
     </w:p>
     <w:p>
-      <w:pPr/>
-      <w:r>
-        <w:t>Plano de gestion del equipo. Trabajar en Scrum con tres integrantes obligo a distribuir explicitamente roles complementarios (analisis funcional y DBA, backend / DevOps, frontend / QA) y a comunicarse de forma constante mediante el tablero Jira y el repositorio en GitHub. Los puntos donde el equipo perdio mas tiempo fueron los merges y la sincronizacion entre el repositorio de gestion (documentacion) y el repositorio del producto (codigo fuente), inicialmente vinculados como submodulo de Git. Esta complejidad se resolvio integrando el codigo del producto como copia directa, lo que simplifica la trazabilidad de los evaluadores. Para futuros proyectos del equipo, el aprendizaje es establecer al inicio una estrategia clara de versionado: un solo repositorio cuando el equipo es pequeno y la documentacion evoluciona junto con el codigo, o submodulos cuando los repositorios deben mantenerse independientes por razones organizacionales.</w:t>
+      <w:pPr>
+        <w:rPr/>
+      </w:pPr>
+      <w:r>
+        <w:rPr>
+          <w:rtl w:val="0"/>
+        </w:rPr>
+        <w:t xml:space="preserve">Plano de gestion del equipo. Trabajar en Scrum con tres integrantes obligo a distribuir explicitamente roles complementarios (analisis funcional y DBA, backend / DevOps, frontend / QA) y a comunicarse de forma constante mediante el tablero Jira y el repositorio en GitHub. Los puntos donde el equipo perdio mas tiempo fueron los merges y la sincronizacion entre el repositorio de gestion (documentacion) y el repositorio del producto (codigo fuente), inicialmente vinculados como submodulo de Git. Esta complejidad se resolvio integrando el codigo del producto como copia directa, lo que simplifica la trazabilidad de los evaluadores. Para futuros proyectos del equipo, el aprendizaje es establecer al inicio una estrategia clara de versionado: un solo repositorio cuando el equipo es pequeno y la documentacion evoluciona junto con el codigo, o submodulos cuando los repositorios deben mantenerse independientes por razones organizacionales.</w:t>
       </w:r>
     </w:p>
     <w:p>
-      <w:pPr/>
-      <w:r>
-        <w:t>Finalmente, una leccion transversal: la importancia de validar tempranamente con el cliente real. La reunion de levantamiento permitio identificar requerimientos no obvios (venta fraccionada con multiples unidades de medida, manejo de variantes por producto, tolerancia a interrupciones del cajero) que un equipo de desarrollo trabajando solo sobre supuestos no habria priorizado. Estos detalles, integrados desde el primer sprint, son los que diferencian a Bunker Ferreteria POS de las alternativas genericas de mercado.</w:t>
+      <w:pPr>
+        <w:rPr/>
+      </w:pPr>
+      <w:r>
+        <w:rPr>
+          <w:rtl w:val="0"/>
+        </w:rPr>
+        <w:t xml:space="preserve">Finalmente, una leccion transversal: la importancia de validar tempranamente con el cliente real. La reunion de levantamiento permitio identificar requerimientos no obvios (venta fraccionada con multiples unidades de medida, manejo de variantes por producto, tolerancia a interrupciones del cajero) que un equipo de desarrollo trabajando solo sobre supuestos no habria priorizado. Estos detalles, integrados desde el primer sprint, son los que diferencian a Bunker Ferreteria POS de las alternativas genericas de mercado.</w:t>
       </w:r>
     </w:p>
     <w:p>
@@ -24487,7 +28210,7 @@
         <w:rPr>
           <w:rtl w:val="0"/>
         </w:rPr>
-        <w:t>9. Anexos</w:t>
+        <w:t xml:space="preserve">9. Anexos</w:t>
       </w:r>
     </w:p>
     <w:p>
@@ -24499,7 +28222,7 @@
         <w:rPr>
           <w:rtl w:val="0"/>
         </w:rPr>
-        <w:t>9.1 Enlaces de Referencia del Proyecto</w:t>
+        <w:t xml:space="preserve">9.1 Enlaces de Referencia del Proyecto</w:t>
       </w:r>
     </w:p>
     <w:p>
@@ -24515,7 +28238,7 @@
         </w:rPr>
         <w:t xml:space="preserve">Repositorio de gestión (documentación): </w:t>
       </w:r>
-      <w:hyperlink r:id="rId18">
+      <w:hyperlink r:id="rId19">
         <w:r>
           <w:rPr>
             <w:color w:val="0563c1"/>
@@ -24544,7 +28267,7 @@
         </w:rPr>
         <w:t xml:space="preserve">Repositorio del producto (código fuente): </w:t>
       </w:r>
-      <w:hyperlink r:id="rId19">
+      <w:hyperlink r:id="rId20">
         <w:r>
           <w:rPr>
             <w:color w:val="0563c1"/>
@@ -24573,7 +28296,7 @@
         </w:rPr>
         <w:t xml:space="preserve">Aplicación en producción (Vercel): </w:t>
       </w:r>
-      <w:hyperlink r:id="rId20">
+      <w:hyperlink r:id="rId21">
         <w:r>
           <w:rPr>
             <w:color w:val="0563c1"/>
@@ -24602,7 +28325,7 @@
         </w:rPr>
         <w:t xml:space="preserve">Tablero de gestión Jira (Scrum): </w:t>
       </w:r>
-      <w:hyperlink r:id="rId21">
+      <w:hyperlink r:id="rId22">
         <w:r>
           <w:rPr>
             <w:color w:val="0563c1"/>
@@ -24619,27 +28342,47 @@
       </w:r>
     </w:p>
     <w:p>
-      <w:pPr/>
-      <w:r>
-        <w:t>Plan de Pruebas Funcionales: Documentacion/3.1.2 Plan Pruebas Funcionales - Bunker.docx</w:t>
+      <w:pPr>
+        <w:rPr/>
+      </w:pPr>
+      <w:r>
+        <w:rPr>
+          <w:rtl w:val="0"/>
+        </w:rPr>
+        <w:t xml:space="preserve">Plan de Pruebas Funcionales: Documentacion/3.1.2 Plan Pruebas Funcionales - Bunker.docx</w:t>
       </w:r>
     </w:p>
     <w:p>
-      <w:pPr/>
-      <w:r>
-        <w:t>Planilla de Casos de Prueba: Documentacion/3.1.3 Planilla Casos de Prueba - Bunker.xlsx</w:t>
+      <w:pPr>
+        <w:rPr/>
+      </w:pPr>
+      <w:r>
+        <w:rPr>
+          <w:rtl w:val="0"/>
+        </w:rPr>
+        <w:t xml:space="preserve">Planilla de Casos de Prueba: Documentacion/3.1.3 Planilla Casos de Prueba - Bunker.xlsx</w:t>
       </w:r>
     </w:p>
     <w:p>
-      <w:pPr/>
-      <w:r>
-        <w:t>Observaciones y mejoras aplicadas: Documentacion/Observaciones_Pruebas.md</w:t>
+      <w:pPr>
+        <w:rPr/>
+      </w:pPr>
+      <w:r>
+        <w:rPr>
+          <w:rtl w:val="0"/>
+        </w:rPr>
+        <w:t xml:space="preserve">Observaciones y mejoras aplicadas: Documentacion/Observaciones_Pruebas.md</w:t>
       </w:r>
     </w:p>
     <w:p>
-      <w:pPr/>
-      <w:r>
-        <w:t>Capturas de evidencia: Documentacion/Capturas de pruebas/</w:t>
+      <w:pPr>
+        <w:rPr/>
+      </w:pPr>
+      <w:r>
+        <w:rPr>
+          <w:rtl w:val="0"/>
+        </w:rPr>
+        <w:t xml:space="preserve">Capturas de evidencia: Documentacion/Capturas de pruebas/</w:t>
       </w:r>
     </w:p>
     <w:p>
@@ -24651,7 +28394,7 @@
         <w:rPr>
           <w:rtl w:val="0"/>
         </w:rPr>
-        <w:t>9.2 Integrantes del Equipo</w:t>
+        <w:t xml:space="preserve">9.2 Integrantes del Equipo</w:t>
       </w:r>
     </w:p>
     <w:tbl>
@@ -25114,7 +28857,7 @@
         <w:rPr>
           <w:rtl w:val="0"/>
         </w:rPr>
-        <w:t>9.3 Glosario de Terminos</w:t>
+        <w:t xml:space="preserve">9.3 Glosario de Terminos</w:t>
       </w:r>
     </w:p>
     <w:tbl>
@@ -25710,8 +29453,8 @@
       </w:r>
     </w:p>
     <w:sectPr>
-      <w:headerReference r:id="rId22" w:type="default"/>
-      <w:footerReference r:id="rId23" w:type="default"/>
+      <w:headerReference r:id="rId23" w:type="default"/>
+      <w:footerReference r:id="rId24" w:type="default"/>
       <w:type w:val="nextPage"/>
       <w:pgSz w:h="15840" w:w="12240" w:orient="portrait"/>
       <w:pgMar w:bottom="1440" w:top="1440" w:left="1440" w:right="1440" w:header="708" w:footer="708"/>
@@ -26815,4 +30558,19 @@
   </a:objectDefaults>
   <a:extraClrSchemeLst/>
 </a:theme>
+</file>
+
+<file path=customXML/item1.xml><?xml version="1.0" encoding="utf-8"?>
+<go:gDocsCustomXmlDataStorage xmlns:go="http://customooxmlschemas.google.com/" xmlns:r="http://schemas.openxmlformats.org/officeDocument/2006/relationships" uri="GoogleDocsCustomDataVersion2">
+  <go:docsCustomData xmlns:go="http://customooxmlschemas.google.com/" roundtripDataSignature="AMtx7mj2GE9SCNRvPrp9Z2PEFBZZRl7dTg==">CgMxLjAaJAoBMBIfCh0IB0IZCgVBcmltbxIQQXJpYWwgVW5pY29kZSBNUzgAciExdGFRV1FyMXp6X0t1YmhFYl94NnRmQ0Y1WGpkZmNxdWI=</go:docsCustomData>
+</go:gDocsCustomXmlDataStorage>
+</file>
+
+<file path=customXML/itemProps1.xml><?xml version="1.0" encoding="utf-8"?>
+<ds:datastoreItem xmlns:ds="http://schemas.openxmlformats.org/officeDocument/2006/customXml" ds:itemID="{11111111-1234-1234-1234-123412341234}">
+  <ds:schemaRefs>
+    <ds:schemaRef ds:uri="http://schemas.openxmlformats.org/officeDocument/2006/relationships"/>
+    <ds:schemaRef ds:uri="http://customooxmlschemas.google.com/"/>
+  </ds:schemaRefs>
+</ds:datastoreItem>
 </file>